--- a/Материалы для статей/Статья 2/Мтаериал для статьи 2 и др.docx
+++ b/Материалы для статей/Статья 2/Мтаериал для статьи 2 и др.docx
@@ -13373,6 +13373,212 @@
           <w:rFonts w:eastAsia="Times New Roman"/>
           <w:color w:val="000000"/>
         </w:rPr>
+      </w:pPr>
+      <w:r>
+        <w:rPr>
+          <w:rFonts w:eastAsia="Times New Roman"/>
+          <w:color w:val="000000"/>
+        </w:rPr>
+        <w:t>Для обеспечения сопоставимости результатов обучение проводилось на тех же данных (с исключением отрицательных значений скорости коррозии), с тем же разбиением на обучающую (80%) и тестовую (20%) выборки, а также в двух режимах: на объединённой выборке всех установок и с стратификацией по отдельным установкам.</w:t>
+      </w:r>
+    </w:p>
+    <w:p>
+      <w:pPr>
+        <w:spacing w:before="120"/>
+        <w:rPr>
+          <w:rFonts w:eastAsia="Times New Roman"/>
+          <w:color w:val="000000"/>
+        </w:rPr>
+      </w:pPr>
+    </w:p>
+    <w:p>
+      <w:pPr>
+        <w:spacing w:before="120"/>
+        <w:rPr>
+          <w:rFonts w:ascii="Segoe UI" w:hAnsi="Segoe UI" w:cs="Segoe UI"/>
+          <w:color w:val="D8DEE9"/>
+          <w:sz w:val="20"/>
+          <w:szCs w:val="20"/>
+          <w:shd w:val="clear" w:color="auto" w:fill="0A0A0A"/>
+        </w:rPr>
+      </w:pPr>
+      <w:r>
+        <w:rPr>
+          <w:rFonts w:ascii="Segoe UI" w:hAnsi="Segoe UI" w:cs="Segoe UI"/>
+          <w:color w:val="D8DEE9"/>
+          <w:sz w:val="20"/>
+          <w:szCs w:val="20"/>
+          <w:shd w:val="clear" w:color="auto" w:fill="0A0A0A"/>
+        </w:rPr>
+        <w:t>Существенный разрыв между метриками обучения и теста (R² 0,597 против 0,347) указал на переобучение модели. Анализ важности признаков (</w:t>
+      </w:r>
+      <w:proofErr w:type="spellStart"/>
+      <w:r>
+        <w:rPr>
+          <w:rFonts w:ascii="Segoe UI" w:hAnsi="Segoe UI" w:cs="Segoe UI"/>
+          <w:color w:val="D8DEE9"/>
+          <w:sz w:val="20"/>
+          <w:szCs w:val="20"/>
+          <w:shd w:val="clear" w:color="auto" w:fill="0A0A0A"/>
+        </w:rPr>
+        <w:t>feature</w:t>
+      </w:r>
+      <w:proofErr w:type="spellEnd"/>
+      <w:r>
+        <w:rPr>
+          <w:rFonts w:ascii="Segoe UI" w:hAnsi="Segoe UI" w:cs="Segoe UI"/>
+          <w:color w:val="D8DEE9"/>
+          <w:sz w:val="20"/>
+          <w:szCs w:val="20"/>
+          <w:shd w:val="clear" w:color="auto" w:fill="0A0A0A"/>
+        </w:rPr>
+        <w:t xml:space="preserve"> </w:t>
+      </w:r>
+      <w:proofErr w:type="spellStart"/>
+      <w:r>
+        <w:rPr>
+          <w:rFonts w:ascii="Segoe UI" w:hAnsi="Segoe UI" w:cs="Segoe UI"/>
+          <w:color w:val="D8DEE9"/>
+          <w:sz w:val="20"/>
+          <w:szCs w:val="20"/>
+          <w:shd w:val="clear" w:color="auto" w:fill="0A0A0A"/>
+        </w:rPr>
+        <w:t>importance</w:t>
+      </w:r>
+      <w:proofErr w:type="spellEnd"/>
+      <w:r>
+        <w:rPr>
+          <w:rFonts w:ascii="Segoe UI" w:hAnsi="Segoe UI" w:cs="Segoe UI"/>
+          <w:color w:val="D8DEE9"/>
+          <w:sz w:val="20"/>
+          <w:szCs w:val="20"/>
+          <w:shd w:val="clear" w:color="auto" w:fill="0A0A0A"/>
+        </w:rPr>
+        <w:t>) показал, что основной вклад вносит параметр </w:t>
+      </w:r>
+      <w:proofErr w:type="spellStart"/>
+      <w:r>
+        <w:rPr>
+          <w:rStyle w:val="markdown-inline-code"/>
+          <w:rFonts w:ascii="Consolas" w:hAnsi="Consolas"/>
+          <w:sz w:val="22"/>
+          <w:szCs w:val="22"/>
+        </w:rPr>
+        <w:t>equipment_age_years</w:t>
+      </w:r>
+      <w:proofErr w:type="spellEnd"/>
+      <w:r>
+        <w:rPr>
+          <w:rFonts w:ascii="Segoe UI" w:hAnsi="Segoe UI" w:cs="Segoe UI"/>
+          <w:color w:val="D8DEE9"/>
+          <w:sz w:val="20"/>
+          <w:szCs w:val="20"/>
+          <w:shd w:val="clear" w:color="auto" w:fill="0A0A0A"/>
+        </w:rPr>
+        <w:t> (возраст оборудования, лет), представленный вещественными числами с высокой точностью. Для проверки гипотезы о том, что модель запоминает конкретные значения данного признака вместо обобщённой закономерности, был проведён эксперимент с дискретизацией (</w:t>
+      </w:r>
+      <w:proofErr w:type="spellStart"/>
+      <w:r>
+        <w:rPr>
+          <w:rFonts w:ascii="Segoe UI" w:hAnsi="Segoe UI" w:cs="Segoe UI"/>
+          <w:color w:val="D8DEE9"/>
+          <w:sz w:val="20"/>
+          <w:szCs w:val="20"/>
+          <w:shd w:val="clear" w:color="auto" w:fill="0A0A0A"/>
+        </w:rPr>
+        <w:t>бинированием</w:t>
+      </w:r>
+      <w:proofErr w:type="spellEnd"/>
+      <w:r>
+        <w:rPr>
+          <w:rFonts w:ascii="Segoe UI" w:hAnsi="Segoe UI" w:cs="Segoe UI"/>
+          <w:color w:val="D8DEE9"/>
+          <w:sz w:val="20"/>
+          <w:szCs w:val="20"/>
+          <w:shd w:val="clear" w:color="auto" w:fill="0A0A0A"/>
+        </w:rPr>
+        <w:t>) возраста с шагом 0,5 года.</w:t>
+      </w:r>
+    </w:p>
+    <w:p>
+      <w:pPr>
+        <w:spacing w:before="120"/>
+        <w:rPr>
+          <w:rFonts w:ascii="Segoe UI" w:hAnsi="Segoe UI" w:cs="Segoe UI"/>
+          <w:color w:val="D8DEE9"/>
+          <w:sz w:val="20"/>
+          <w:szCs w:val="20"/>
+          <w:shd w:val="clear" w:color="auto" w:fill="0A0A0A"/>
+        </w:rPr>
+      </w:pPr>
+      <w:r>
+        <w:rPr>
+          <w:rFonts w:ascii="Segoe UI" w:hAnsi="Segoe UI" w:cs="Segoe UI"/>
+          <w:color w:val="D8DEE9"/>
+          <w:sz w:val="20"/>
+          <w:szCs w:val="20"/>
+          <w:shd w:val="clear" w:color="auto" w:fill="0A0A0A"/>
+        </w:rPr>
+        <w:t>При </w:t>
+      </w:r>
+      <w:proofErr w:type="spellStart"/>
+      <w:r>
+        <w:rPr>
+          <w:rFonts w:ascii="Segoe UI" w:hAnsi="Segoe UI" w:cs="Segoe UI"/>
+          <w:color w:val="D8DEE9"/>
+          <w:sz w:val="20"/>
+          <w:szCs w:val="20"/>
+          <w:shd w:val="clear" w:color="auto" w:fill="0A0A0A"/>
+        </w:rPr>
+        <w:t>бинировании</w:t>
+      </w:r>
+      <w:proofErr w:type="spellEnd"/>
+      <w:r>
+        <w:rPr>
+          <w:rFonts w:ascii="Segoe UI" w:hAnsi="Segoe UI" w:cs="Segoe UI"/>
+          <w:color w:val="D8DEE9"/>
+          <w:sz w:val="20"/>
+          <w:szCs w:val="20"/>
+          <w:shd w:val="clear" w:color="auto" w:fill="0A0A0A"/>
+        </w:rPr>
+        <w:t xml:space="preserve"> возраста R² на тесте снизился до значения, статистически неотличимого от нуля (−0,004), что совпадает с результатом модели без признака возраста (R² = 0,002). Это подтверждает, что алгоритм случайного леса использовал высокую кардинальность вещественного признака для построения узких порогов разбиения, фактически запоминая обучающие наблюдения, а не выявляя обобщаемую зависимость скорости коррозии от возраста оборудования.</w:t>
+      </w:r>
+    </w:p>
+    <w:p>
+      <w:pPr>
+        <w:spacing w:before="120"/>
+        <w:rPr>
+          <w:rFonts w:eastAsia="Times New Roman"/>
+          <w:color w:val="000000"/>
+        </w:rPr>
+      </w:pPr>
+      <w:r>
+        <w:rPr>
+          <w:rFonts w:ascii="Segoe UI" w:hAnsi="Segoe UI" w:cs="Segoe UI"/>
+          <w:color w:val="D8DEE9"/>
+          <w:sz w:val="20"/>
+          <w:szCs w:val="20"/>
+          <w:shd w:val="clear" w:color="auto" w:fill="0A0A0A"/>
+        </w:rPr>
+        <w:t>Таким образом, полученное значение R² = 0,347 на тесте является артефактом переобучения на непрерывном признаке, а не свидетельством реальной прогностической способности модели. Данный результат указывает на необходимость критической оценки информативности входных признаков и контроля переобучения при использовании ансамблевых моделей на данных коррозионного мониторинга.</w:t>
+      </w:r>
+    </w:p>
+    <w:p>
+      <w:pPr>
+        <w:spacing w:before="120"/>
+        <w:rPr>
+          <w:rFonts w:eastAsia="Times New Roman"/>
+          <w:color w:val="000000"/>
+        </w:rPr>
+      </w:pPr>
+    </w:p>
+    <w:p>
+      <w:pPr>
+        <w:spacing w:before="120"/>
+        <w:rPr>
+          <w:rFonts w:eastAsia="Times New Roman"/>
+          <w:color w:val="000000"/>
+        </w:rPr>
         <w:sectPr>
           <w:pgSz w:w="11906" w:h="16838"/>
           <w:pgMar w:top="1134" w:right="850" w:bottom="1134" w:left="1701" w:header="708" w:footer="708" w:gutter="0"/>
@@ -13380,13 +13586,6 @@
           <w:docGrid w:linePitch="360"/>
         </w:sectPr>
       </w:pPr>
-      <w:r>
-        <w:rPr>
-          <w:rFonts w:eastAsia="Times New Roman"/>
-          <w:color w:val="000000"/>
-        </w:rPr>
-        <w:t>Для обеспечения сопоставимости результатов обучение проводилось на тех же данных (с исключением отрицательных значений скорости коррозии), с тем же разбиением на обучающую (80%) и тестовую (20%) выборки, а также в двух режимах: на объединённой выборке всех установок и с стратификацией по отдельным установкам.</w:t>
-      </w:r>
     </w:p>
     <w:p>
       <w:pPr>
@@ -29067,6 +29266,11 @@
     <w:basedOn w:val="a0"/>
     <w:rsid w:val="00334804"/>
   </w:style>
+  <w:style w:type="character" w:customStyle="1" w:styleId="markdown-inline-code">
+    <w:name w:val="markdown-inline-code"/>
+    <w:basedOn w:val="a0"/>
+    <w:rsid w:val="00FD2D38"/>
+  </w:style>
 </w:styles>
 </file>
 

--- a/Материалы для статей/Статья 2/Мтаериал для статьи 2 и др.docx
+++ b/Материалы для статей/Статья 2/Мтаериал для статьи 2 и др.docx
@@ -13293,6 +13293,30 @@
         <w:spacing w:before="120"/>
         <w:rPr>
           <w:rFonts w:eastAsia="Times New Roman"/>
+          <w:b/>
+          <w:bCs/>
+          <w:i/>
+          <w:iCs/>
+          <w:color w:val="000000"/>
+        </w:rPr>
+      </w:pPr>
+      <w:r>
+        <w:rPr>
+          <w:rFonts w:eastAsia="Times New Roman"/>
+          <w:b/>
+          <w:bCs/>
+          <w:i/>
+          <w:iCs/>
+          <w:color w:val="000000"/>
+        </w:rPr>
+        <w:t>4.1. Моделирование методом случайного леса</w:t>
+      </w:r>
+    </w:p>
+    <w:p>
+      <w:pPr>
+        <w:spacing w:before="120"/>
+        <w:rPr>
+          <w:rFonts w:eastAsia="Times New Roman"/>
           <w:color w:val="000000"/>
         </w:rPr>
       </w:pPr>
@@ -13347,7 +13371,21 @@
           <w:rFonts w:eastAsia="Times New Roman"/>
           <w:color w:val="000000"/>
         </w:rPr>
-        <w:t xml:space="preserve">) — ансамблевый метод, основанный на построении множества решающих деревьев. В отличие от линейной регрессии, случайный лес способен учитывать нелинейные зависимости и </w:t>
+        <w:t>)</w:t>
+      </w:r>
+      <w:r>
+        <w:rPr>
+          <w:rFonts w:eastAsia="Times New Roman"/>
+          <w:color w:val="000000"/>
+        </w:rPr>
+        <w:t xml:space="preserve"> – </w:t>
+      </w:r>
+      <w:r>
+        <w:rPr>
+          <w:rFonts w:eastAsia="Times New Roman"/>
+          <w:color w:val="000000"/>
+        </w:rPr>
+        <w:t xml:space="preserve">ансамблевый метод, основанный на построении множества решающих деревьев. В отличие от линейной регрессии, случайный лес способен учитывать нелинейные зависимости и </w:t>
       </w:r>
       <w:proofErr w:type="spellStart"/>
       <w:r>
@@ -13379,7 +13417,55 @@
           <w:rFonts w:eastAsia="Times New Roman"/>
           <w:color w:val="000000"/>
         </w:rPr>
-        <w:t>Для обеспечения сопоставимости результатов обучение проводилось на тех же данных (с исключением отрицательных значений скорости коррозии), с тем же разбиением на обучающую (80%) и тестовую (20%) выборки, а также в двух режимах: на объединённой выборке всех установок и с стратификацией по отдельным установкам.</w:t>
+        <w:t xml:space="preserve">Для обеспечения сопоставимости результатов обучение проводилось на тех же данных (с исключением отрицательных значений скорости коррозии), с тем же разбиением на обучающую (80%) и тестовую (20%) выборки, а также в двух режимах: на объединённой выборке всех установок и со стратификацией по отдельным установкам. </w:t>
+      </w:r>
+      <w:proofErr w:type="spellStart"/>
+      <w:r>
+        <w:rPr>
+          <w:rFonts w:eastAsia="Times New Roman"/>
+          <w:color w:val="000000"/>
+        </w:rPr>
+        <w:t>Гиперпараметры</w:t>
+      </w:r>
+      <w:proofErr w:type="spellEnd"/>
+      <w:r>
+        <w:rPr>
+          <w:rFonts w:eastAsia="Times New Roman"/>
+          <w:color w:val="000000"/>
+        </w:rPr>
+        <w:t xml:space="preserve"> модели: число деревьев </w:t>
+      </w:r>
+      <w:proofErr w:type="spellStart"/>
+      <w:r>
+        <w:rPr>
+          <w:rFonts w:eastAsia="Times New Roman"/>
+          <w:color w:val="000000"/>
+        </w:rPr>
+        <w:t>n_estimators</w:t>
+      </w:r>
+      <w:proofErr w:type="spellEnd"/>
+      <w:r>
+        <w:rPr>
+          <w:rFonts w:eastAsia="Times New Roman"/>
+          <w:color w:val="000000"/>
+        </w:rPr>
+        <w:t xml:space="preserve"> = 100, максимальная глубина </w:t>
+      </w:r>
+      <w:proofErr w:type="spellStart"/>
+      <w:r>
+        <w:rPr>
+          <w:rFonts w:eastAsia="Times New Roman"/>
+          <w:color w:val="000000"/>
+        </w:rPr>
+        <w:t>max_depth</w:t>
+      </w:r>
+      <w:proofErr w:type="spellEnd"/>
+      <w:r>
+        <w:rPr>
+          <w:rFonts w:eastAsia="Times New Roman"/>
+          <w:color w:val="000000"/>
+        </w:rPr>
+        <w:t xml:space="preserve"> = 10.</w:t>
       </w:r>
     </w:p>
     <w:p>
@@ -13390,158 +13476,1799 @@
           <w:color w:val="000000"/>
         </w:rPr>
       </w:pPr>
+      <w:r>
+        <w:rPr>
+          <w:rFonts w:eastAsia="Times New Roman"/>
+          <w:color w:val="000000"/>
+        </w:rPr>
+        <w:t>Результаты приведены в Таблице 4.</w:t>
+      </w:r>
     </w:p>
+    <w:tbl>
+      <w:tblPr>
+        <w:tblW w:w="7300" w:type="dxa"/>
+        <w:jc w:val="center"/>
+        <w:tblLook w:val="04A0" w:firstRow="1" w:lastRow="0" w:firstColumn="1" w:lastColumn="0" w:noHBand="0" w:noVBand="1"/>
+      </w:tblPr>
+      <w:tblGrid>
+        <w:gridCol w:w="1540"/>
+        <w:gridCol w:w="1580"/>
+        <w:gridCol w:w="1015"/>
+        <w:gridCol w:w="960"/>
+        <w:gridCol w:w="1120"/>
+        <w:gridCol w:w="1140"/>
+      </w:tblGrid>
+      <w:tr>
+        <w:trPr>
+          <w:trHeight w:val="312"/>
+          <w:jc w:val="center"/>
+        </w:trPr>
+        <w:tc>
+          <w:tcPr>
+            <w:tcW w:w="1540" w:type="dxa"/>
+            <w:tcBorders>
+              <w:top w:val="single" w:sz="12" w:space="0" w:color="auto"/>
+              <w:left w:val="single" w:sz="12" w:space="0" w:color="auto"/>
+              <w:bottom w:val="single" w:sz="12" w:space="0" w:color="auto"/>
+              <w:right w:val="single" w:sz="12" w:space="0" w:color="auto"/>
+            </w:tcBorders>
+            <w:shd w:val="clear" w:color="auto" w:fill="auto"/>
+            <w:noWrap/>
+            <w:vAlign w:val="bottom"/>
+            <w:hideMark/>
+          </w:tcPr>
+          <w:p>
+            <w:pPr>
+              <w:rPr>
+                <w:rFonts w:ascii="Calibri" w:eastAsia="Times New Roman" w:hAnsi="Calibri" w:cs="Calibri"/>
+                <w:sz w:val="22"/>
+                <w:szCs w:val="22"/>
+              </w:rPr>
+            </w:pPr>
+            <w:r>
+              <w:rPr>
+                <w:rFonts w:ascii="Calibri" w:eastAsia="Times New Roman" w:hAnsi="Calibri" w:cs="Calibri"/>
+                <w:sz w:val="22"/>
+                <w:szCs w:val="22"/>
+              </w:rPr>
+              <w:t>Установка</w:t>
+            </w:r>
+          </w:p>
+        </w:tc>
+        <w:tc>
+          <w:tcPr>
+            <w:tcW w:w="1580" w:type="dxa"/>
+            <w:tcBorders>
+              <w:top w:val="single" w:sz="12" w:space="0" w:color="auto"/>
+              <w:left w:val="nil"/>
+              <w:bottom w:val="single" w:sz="12" w:space="0" w:color="auto"/>
+              <w:right w:val="single" w:sz="12" w:space="0" w:color="auto"/>
+            </w:tcBorders>
+            <w:shd w:val="clear" w:color="auto" w:fill="auto"/>
+            <w:noWrap/>
+            <w:vAlign w:val="bottom"/>
+            <w:hideMark/>
+          </w:tcPr>
+          <w:p>
+            <w:pPr>
+              <w:rPr>
+                <w:rFonts w:ascii="Calibri" w:eastAsia="Times New Roman" w:hAnsi="Calibri" w:cs="Calibri"/>
+                <w:sz w:val="22"/>
+                <w:szCs w:val="22"/>
+              </w:rPr>
+            </w:pPr>
+            <w:r>
+              <w:rPr>
+                <w:rFonts w:ascii="Calibri" w:eastAsia="Times New Roman" w:hAnsi="Calibri" w:cs="Calibri"/>
+                <w:sz w:val="22"/>
+                <w:szCs w:val="22"/>
+              </w:rPr>
+              <w:t>Кол-во строк</w:t>
+            </w:r>
+          </w:p>
+        </w:tc>
+        <w:tc>
+          <w:tcPr>
+            <w:tcW w:w="960" w:type="dxa"/>
+            <w:tcBorders>
+              <w:top w:val="single" w:sz="12" w:space="0" w:color="auto"/>
+              <w:left w:val="nil"/>
+              <w:bottom w:val="single" w:sz="12" w:space="0" w:color="auto"/>
+              <w:right w:val="single" w:sz="12" w:space="0" w:color="auto"/>
+            </w:tcBorders>
+            <w:shd w:val="clear" w:color="auto" w:fill="auto"/>
+            <w:noWrap/>
+            <w:vAlign w:val="bottom"/>
+            <w:hideMark/>
+          </w:tcPr>
+          <w:p>
+            <w:pPr>
+              <w:rPr>
+                <w:rFonts w:ascii="Calibri" w:eastAsia="Times New Roman" w:hAnsi="Calibri" w:cs="Calibri"/>
+                <w:sz w:val="22"/>
+                <w:szCs w:val="22"/>
+              </w:rPr>
+            </w:pPr>
+            <w:r>
+              <w:rPr>
+                <w:rFonts w:ascii="Calibri" w:eastAsia="Times New Roman" w:hAnsi="Calibri" w:cs="Calibri"/>
+                <w:sz w:val="22"/>
+                <w:szCs w:val="22"/>
+              </w:rPr>
+              <w:t>R² (</w:t>
+            </w:r>
+            <w:proofErr w:type="spellStart"/>
+            <w:r>
+              <w:rPr>
+                <w:rFonts w:ascii="Calibri" w:eastAsia="Times New Roman" w:hAnsi="Calibri" w:cs="Calibri"/>
+                <w:sz w:val="22"/>
+                <w:szCs w:val="22"/>
+              </w:rPr>
+              <w:t>train</w:t>
+            </w:r>
+            <w:proofErr w:type="spellEnd"/>
+            <w:r>
+              <w:rPr>
+                <w:rFonts w:ascii="Calibri" w:eastAsia="Times New Roman" w:hAnsi="Calibri" w:cs="Calibri"/>
+                <w:sz w:val="22"/>
+                <w:szCs w:val="22"/>
+              </w:rPr>
+              <w:t>)</w:t>
+            </w:r>
+          </w:p>
+        </w:tc>
+        <w:tc>
+          <w:tcPr>
+            <w:tcW w:w="960" w:type="dxa"/>
+            <w:tcBorders>
+              <w:top w:val="single" w:sz="12" w:space="0" w:color="auto"/>
+              <w:left w:val="nil"/>
+              <w:bottom w:val="single" w:sz="12" w:space="0" w:color="auto"/>
+              <w:right w:val="single" w:sz="12" w:space="0" w:color="auto"/>
+            </w:tcBorders>
+            <w:shd w:val="clear" w:color="auto" w:fill="auto"/>
+            <w:noWrap/>
+            <w:vAlign w:val="bottom"/>
+            <w:hideMark/>
+          </w:tcPr>
+          <w:p>
+            <w:pPr>
+              <w:rPr>
+                <w:rFonts w:ascii="Calibri" w:eastAsia="Times New Roman" w:hAnsi="Calibri" w:cs="Calibri"/>
+                <w:sz w:val="22"/>
+                <w:szCs w:val="22"/>
+              </w:rPr>
+            </w:pPr>
+            <w:r>
+              <w:rPr>
+                <w:rFonts w:ascii="Calibri" w:eastAsia="Times New Roman" w:hAnsi="Calibri" w:cs="Calibri"/>
+                <w:sz w:val="22"/>
+                <w:szCs w:val="22"/>
+              </w:rPr>
+              <w:t>R² (</w:t>
+            </w:r>
+            <w:proofErr w:type="spellStart"/>
+            <w:r>
+              <w:rPr>
+                <w:rFonts w:ascii="Calibri" w:eastAsia="Times New Roman" w:hAnsi="Calibri" w:cs="Calibri"/>
+                <w:sz w:val="22"/>
+                <w:szCs w:val="22"/>
+              </w:rPr>
+              <w:t>test</w:t>
+            </w:r>
+            <w:proofErr w:type="spellEnd"/>
+            <w:r>
+              <w:rPr>
+                <w:rFonts w:ascii="Calibri" w:eastAsia="Times New Roman" w:hAnsi="Calibri" w:cs="Calibri"/>
+                <w:sz w:val="22"/>
+                <w:szCs w:val="22"/>
+              </w:rPr>
+              <w:t>)</w:t>
+            </w:r>
+          </w:p>
+        </w:tc>
+        <w:tc>
+          <w:tcPr>
+            <w:tcW w:w="1120" w:type="dxa"/>
+            <w:tcBorders>
+              <w:top w:val="single" w:sz="12" w:space="0" w:color="auto"/>
+              <w:left w:val="nil"/>
+              <w:bottom w:val="single" w:sz="12" w:space="0" w:color="auto"/>
+              <w:right w:val="single" w:sz="12" w:space="0" w:color="auto"/>
+            </w:tcBorders>
+            <w:shd w:val="clear" w:color="auto" w:fill="auto"/>
+            <w:noWrap/>
+            <w:vAlign w:val="bottom"/>
+            <w:hideMark/>
+          </w:tcPr>
+          <w:p>
+            <w:pPr>
+              <w:rPr>
+                <w:rFonts w:ascii="Calibri" w:eastAsia="Times New Roman" w:hAnsi="Calibri" w:cs="Calibri"/>
+                <w:sz w:val="22"/>
+                <w:szCs w:val="22"/>
+              </w:rPr>
+            </w:pPr>
+            <w:r>
+              <w:rPr>
+                <w:rFonts w:ascii="Calibri" w:eastAsia="Times New Roman" w:hAnsi="Calibri" w:cs="Calibri"/>
+                <w:sz w:val="22"/>
+                <w:szCs w:val="22"/>
+              </w:rPr>
+              <w:t>MAE (</w:t>
+            </w:r>
+            <w:proofErr w:type="spellStart"/>
+            <w:r>
+              <w:rPr>
+                <w:rFonts w:ascii="Calibri" w:eastAsia="Times New Roman" w:hAnsi="Calibri" w:cs="Calibri"/>
+                <w:sz w:val="22"/>
+                <w:szCs w:val="22"/>
+              </w:rPr>
+              <w:t>test</w:t>
+            </w:r>
+            <w:proofErr w:type="spellEnd"/>
+            <w:r>
+              <w:rPr>
+                <w:rFonts w:ascii="Calibri" w:eastAsia="Times New Roman" w:hAnsi="Calibri" w:cs="Calibri"/>
+                <w:sz w:val="22"/>
+                <w:szCs w:val="22"/>
+              </w:rPr>
+              <w:t>)</w:t>
+            </w:r>
+          </w:p>
+        </w:tc>
+        <w:tc>
+          <w:tcPr>
+            <w:tcW w:w="1140" w:type="dxa"/>
+            <w:tcBorders>
+              <w:top w:val="single" w:sz="12" w:space="0" w:color="auto"/>
+              <w:left w:val="nil"/>
+              <w:bottom w:val="single" w:sz="12" w:space="0" w:color="auto"/>
+              <w:right w:val="single" w:sz="12" w:space="0" w:color="auto"/>
+            </w:tcBorders>
+            <w:shd w:val="clear" w:color="auto" w:fill="auto"/>
+            <w:noWrap/>
+            <w:vAlign w:val="bottom"/>
+            <w:hideMark/>
+          </w:tcPr>
+          <w:p>
+            <w:pPr>
+              <w:rPr>
+                <w:rFonts w:ascii="Calibri" w:eastAsia="Times New Roman" w:hAnsi="Calibri" w:cs="Calibri"/>
+                <w:sz w:val="22"/>
+                <w:szCs w:val="22"/>
+              </w:rPr>
+            </w:pPr>
+            <w:r>
+              <w:rPr>
+                <w:rFonts w:ascii="Calibri" w:eastAsia="Times New Roman" w:hAnsi="Calibri" w:cs="Calibri"/>
+                <w:sz w:val="22"/>
+                <w:szCs w:val="22"/>
+              </w:rPr>
+              <w:t>RMSE (</w:t>
+            </w:r>
+            <w:proofErr w:type="spellStart"/>
+            <w:r>
+              <w:rPr>
+                <w:rFonts w:ascii="Calibri" w:eastAsia="Times New Roman" w:hAnsi="Calibri" w:cs="Calibri"/>
+                <w:sz w:val="22"/>
+                <w:szCs w:val="22"/>
+              </w:rPr>
+              <w:t>test</w:t>
+            </w:r>
+            <w:proofErr w:type="spellEnd"/>
+            <w:r>
+              <w:rPr>
+                <w:rFonts w:ascii="Calibri" w:eastAsia="Times New Roman" w:hAnsi="Calibri" w:cs="Calibri"/>
+                <w:sz w:val="22"/>
+                <w:szCs w:val="22"/>
+              </w:rPr>
+              <w:t>)</w:t>
+            </w:r>
+          </w:p>
+        </w:tc>
+      </w:tr>
+      <w:tr>
+        <w:trPr>
+          <w:trHeight w:val="312"/>
+          <w:jc w:val="center"/>
+        </w:trPr>
+        <w:tc>
+          <w:tcPr>
+            <w:tcW w:w="1540" w:type="dxa"/>
+            <w:tcBorders>
+              <w:top w:val="nil"/>
+              <w:left w:val="single" w:sz="12" w:space="0" w:color="auto"/>
+              <w:bottom w:val="single" w:sz="12" w:space="0" w:color="auto"/>
+              <w:right w:val="single" w:sz="12" w:space="0" w:color="auto"/>
+            </w:tcBorders>
+            <w:shd w:val="clear" w:color="auto" w:fill="auto"/>
+            <w:noWrap/>
+            <w:vAlign w:val="bottom"/>
+            <w:hideMark/>
+          </w:tcPr>
+          <w:p>
+            <w:pPr>
+              <w:rPr>
+                <w:rFonts w:ascii="Calibri" w:eastAsia="Times New Roman" w:hAnsi="Calibri" w:cs="Calibri"/>
+                <w:sz w:val="22"/>
+                <w:szCs w:val="22"/>
+              </w:rPr>
+            </w:pPr>
+            <w:r>
+              <w:rPr>
+                <w:rFonts w:ascii="Calibri" w:eastAsia="Times New Roman" w:hAnsi="Calibri" w:cs="Calibri"/>
+                <w:sz w:val="22"/>
+                <w:szCs w:val="22"/>
+              </w:rPr>
+              <w:t>Все установки</w:t>
+            </w:r>
+          </w:p>
+        </w:tc>
+        <w:tc>
+          <w:tcPr>
+            <w:tcW w:w="1580" w:type="dxa"/>
+            <w:tcBorders>
+              <w:top w:val="nil"/>
+              <w:left w:val="nil"/>
+              <w:bottom w:val="single" w:sz="12" w:space="0" w:color="auto"/>
+              <w:right w:val="single" w:sz="12" w:space="0" w:color="auto"/>
+            </w:tcBorders>
+            <w:shd w:val="clear" w:color="auto" w:fill="auto"/>
+            <w:noWrap/>
+            <w:vAlign w:val="bottom"/>
+            <w:hideMark/>
+          </w:tcPr>
+          <w:p>
+            <w:pPr>
+              <w:jc w:val="right"/>
+              <w:rPr>
+                <w:rFonts w:ascii="Calibri" w:eastAsia="Times New Roman" w:hAnsi="Calibri" w:cs="Calibri"/>
+                <w:sz w:val="22"/>
+                <w:szCs w:val="22"/>
+              </w:rPr>
+            </w:pPr>
+            <w:r>
+              <w:rPr>
+                <w:rFonts w:ascii="Calibri" w:eastAsia="Times New Roman" w:hAnsi="Calibri" w:cs="Calibri"/>
+                <w:sz w:val="22"/>
+                <w:szCs w:val="22"/>
+              </w:rPr>
+              <w:t>36</w:t>
+            </w:r>
+            <w:r>
+              <w:rPr>
+                <w:rFonts w:ascii="Calibri" w:eastAsia="Times New Roman" w:hAnsi="Calibri" w:cs="Calibri"/>
+                <w:sz w:val="22"/>
+                <w:szCs w:val="22"/>
+              </w:rPr>
+              <w:t xml:space="preserve"> </w:t>
+            </w:r>
+            <w:r>
+              <w:rPr>
+                <w:rFonts w:ascii="Calibri" w:eastAsia="Times New Roman" w:hAnsi="Calibri" w:cs="Calibri"/>
+                <w:sz w:val="22"/>
+                <w:szCs w:val="22"/>
+              </w:rPr>
+              <w:t>093</w:t>
+            </w:r>
+          </w:p>
+        </w:tc>
+        <w:tc>
+          <w:tcPr>
+            <w:tcW w:w="960" w:type="dxa"/>
+            <w:tcBorders>
+              <w:top w:val="single" w:sz="12" w:space="0" w:color="auto"/>
+              <w:left w:val="single" w:sz="12" w:space="0" w:color="auto"/>
+              <w:bottom w:val="single" w:sz="12" w:space="0" w:color="auto"/>
+              <w:right w:val="single" w:sz="12" w:space="0" w:color="auto"/>
+            </w:tcBorders>
+            <w:shd w:val="clear" w:color="000000" w:fill="8EAFD9"/>
+            <w:noWrap/>
+            <w:vAlign w:val="bottom"/>
+            <w:hideMark/>
+          </w:tcPr>
+          <w:p>
+            <w:pPr>
+              <w:jc w:val="right"/>
+              <w:rPr>
+                <w:rFonts w:ascii="Calibri" w:eastAsia="Times New Roman" w:hAnsi="Calibri" w:cs="Calibri"/>
+                <w:sz w:val="22"/>
+                <w:szCs w:val="22"/>
+              </w:rPr>
+            </w:pPr>
+            <w:r>
+              <w:rPr>
+                <w:rFonts w:ascii="Calibri" w:eastAsia="Times New Roman" w:hAnsi="Calibri" w:cs="Calibri"/>
+                <w:sz w:val="22"/>
+                <w:szCs w:val="22"/>
+              </w:rPr>
+              <w:t>0,633</w:t>
+            </w:r>
+          </w:p>
+        </w:tc>
+        <w:tc>
+          <w:tcPr>
+            <w:tcW w:w="960" w:type="dxa"/>
+            <w:tcBorders>
+              <w:top w:val="single" w:sz="12" w:space="0" w:color="auto"/>
+              <w:left w:val="single" w:sz="12" w:space="0" w:color="auto"/>
+              <w:bottom w:val="single" w:sz="12" w:space="0" w:color="auto"/>
+              <w:right w:val="single" w:sz="12" w:space="0" w:color="auto"/>
+            </w:tcBorders>
+            <w:shd w:val="clear" w:color="000000" w:fill="A3BDE0"/>
+            <w:noWrap/>
+            <w:vAlign w:val="bottom"/>
+            <w:hideMark/>
+          </w:tcPr>
+          <w:p>
+            <w:pPr>
+              <w:jc w:val="right"/>
+              <w:rPr>
+                <w:rFonts w:ascii="Calibri" w:eastAsia="Times New Roman" w:hAnsi="Calibri" w:cs="Calibri"/>
+                <w:sz w:val="22"/>
+                <w:szCs w:val="22"/>
+              </w:rPr>
+            </w:pPr>
+            <w:r>
+              <w:rPr>
+                <w:rFonts w:ascii="Calibri" w:eastAsia="Times New Roman" w:hAnsi="Calibri" w:cs="Calibri"/>
+                <w:sz w:val="22"/>
+                <w:szCs w:val="22"/>
+              </w:rPr>
+              <w:t>0,389</w:t>
+            </w:r>
+          </w:p>
+        </w:tc>
+        <w:tc>
+          <w:tcPr>
+            <w:tcW w:w="1120" w:type="dxa"/>
+            <w:tcBorders>
+              <w:top w:val="single" w:sz="12" w:space="0" w:color="auto"/>
+              <w:left w:val="single" w:sz="12" w:space="0" w:color="auto"/>
+              <w:bottom w:val="single" w:sz="12" w:space="0" w:color="auto"/>
+              <w:right w:val="single" w:sz="12" w:space="0" w:color="auto"/>
+            </w:tcBorders>
+            <w:shd w:val="clear" w:color="000000" w:fill="FCFCFF"/>
+            <w:noWrap/>
+            <w:vAlign w:val="bottom"/>
+            <w:hideMark/>
+          </w:tcPr>
+          <w:p>
+            <w:pPr>
+              <w:jc w:val="right"/>
+              <w:rPr>
+                <w:rFonts w:ascii="Calibri" w:eastAsia="Times New Roman" w:hAnsi="Calibri" w:cs="Calibri"/>
+                <w:sz w:val="22"/>
+                <w:szCs w:val="22"/>
+              </w:rPr>
+            </w:pPr>
+            <w:r>
+              <w:rPr>
+                <w:rFonts w:ascii="Calibri" w:eastAsia="Times New Roman" w:hAnsi="Calibri" w:cs="Calibri"/>
+                <w:sz w:val="22"/>
+                <w:szCs w:val="22"/>
+              </w:rPr>
+              <w:t>0,102</w:t>
+            </w:r>
+          </w:p>
+        </w:tc>
+        <w:tc>
+          <w:tcPr>
+            <w:tcW w:w="1140" w:type="dxa"/>
+            <w:tcBorders>
+              <w:top w:val="nil"/>
+              <w:left w:val="nil"/>
+              <w:bottom w:val="single" w:sz="12" w:space="0" w:color="auto"/>
+              <w:right w:val="single" w:sz="12" w:space="0" w:color="auto"/>
+            </w:tcBorders>
+            <w:shd w:val="clear" w:color="auto" w:fill="auto"/>
+            <w:noWrap/>
+            <w:vAlign w:val="bottom"/>
+            <w:hideMark/>
+          </w:tcPr>
+          <w:p>
+            <w:pPr>
+              <w:jc w:val="right"/>
+              <w:rPr>
+                <w:rFonts w:ascii="Calibri" w:eastAsia="Times New Roman" w:hAnsi="Calibri" w:cs="Calibri"/>
+                <w:sz w:val="22"/>
+                <w:szCs w:val="22"/>
+              </w:rPr>
+            </w:pPr>
+            <w:r>
+              <w:rPr>
+                <w:rFonts w:ascii="Calibri" w:eastAsia="Times New Roman" w:hAnsi="Calibri" w:cs="Calibri"/>
+                <w:sz w:val="22"/>
+                <w:szCs w:val="22"/>
+              </w:rPr>
+              <w:t>0,491</w:t>
+            </w:r>
+          </w:p>
+        </w:tc>
+      </w:tr>
+      <w:tr>
+        <w:trPr>
+          <w:trHeight w:val="312"/>
+          <w:jc w:val="center"/>
+        </w:trPr>
+        <w:tc>
+          <w:tcPr>
+            <w:tcW w:w="1540" w:type="dxa"/>
+            <w:tcBorders>
+              <w:top w:val="nil"/>
+              <w:left w:val="single" w:sz="12" w:space="0" w:color="auto"/>
+              <w:bottom w:val="single" w:sz="12" w:space="0" w:color="auto"/>
+              <w:right w:val="single" w:sz="12" w:space="0" w:color="auto"/>
+            </w:tcBorders>
+            <w:shd w:val="clear" w:color="auto" w:fill="auto"/>
+            <w:noWrap/>
+            <w:vAlign w:val="bottom"/>
+            <w:hideMark/>
+          </w:tcPr>
+          <w:p>
+            <w:pPr>
+              <w:rPr>
+                <w:rFonts w:ascii="Calibri" w:eastAsia="Times New Roman" w:hAnsi="Calibri" w:cs="Calibri"/>
+                <w:sz w:val="22"/>
+                <w:szCs w:val="22"/>
+              </w:rPr>
+            </w:pPr>
+            <w:r>
+              <w:rPr>
+                <w:rFonts w:ascii="Calibri" w:eastAsia="Times New Roman" w:hAnsi="Calibri" w:cs="Calibri"/>
+                <w:sz w:val="22"/>
+                <w:szCs w:val="22"/>
+              </w:rPr>
+              <w:t>4 (КК-2)</w:t>
+            </w:r>
+          </w:p>
+        </w:tc>
+        <w:tc>
+          <w:tcPr>
+            <w:tcW w:w="1580" w:type="dxa"/>
+            <w:tcBorders>
+              <w:top w:val="nil"/>
+              <w:left w:val="nil"/>
+              <w:bottom w:val="single" w:sz="12" w:space="0" w:color="auto"/>
+              <w:right w:val="single" w:sz="12" w:space="0" w:color="auto"/>
+            </w:tcBorders>
+            <w:shd w:val="clear" w:color="auto" w:fill="auto"/>
+            <w:noWrap/>
+            <w:vAlign w:val="bottom"/>
+            <w:hideMark/>
+          </w:tcPr>
+          <w:p>
+            <w:pPr>
+              <w:jc w:val="right"/>
+              <w:rPr>
+                <w:rFonts w:ascii="Calibri" w:eastAsia="Times New Roman" w:hAnsi="Calibri" w:cs="Calibri"/>
+                <w:sz w:val="22"/>
+                <w:szCs w:val="22"/>
+              </w:rPr>
+            </w:pPr>
+            <w:r>
+              <w:rPr>
+                <w:rFonts w:ascii="Calibri" w:eastAsia="Times New Roman" w:hAnsi="Calibri" w:cs="Calibri"/>
+                <w:sz w:val="22"/>
+                <w:szCs w:val="22"/>
+              </w:rPr>
+              <w:t>6951</w:t>
+            </w:r>
+          </w:p>
+        </w:tc>
+        <w:tc>
+          <w:tcPr>
+            <w:tcW w:w="960" w:type="dxa"/>
+            <w:tcBorders>
+              <w:top w:val="single" w:sz="12" w:space="0" w:color="auto"/>
+              <w:left w:val="single" w:sz="12" w:space="0" w:color="auto"/>
+              <w:bottom w:val="single" w:sz="12" w:space="0" w:color="auto"/>
+              <w:right w:val="single" w:sz="12" w:space="0" w:color="auto"/>
+            </w:tcBorders>
+            <w:shd w:val="clear" w:color="000000" w:fill="759DD0"/>
+            <w:noWrap/>
+            <w:vAlign w:val="bottom"/>
+            <w:hideMark/>
+          </w:tcPr>
+          <w:p>
+            <w:pPr>
+              <w:jc w:val="right"/>
+              <w:rPr>
+                <w:rFonts w:ascii="Calibri" w:eastAsia="Times New Roman" w:hAnsi="Calibri" w:cs="Calibri"/>
+                <w:sz w:val="22"/>
+                <w:szCs w:val="22"/>
+              </w:rPr>
+            </w:pPr>
+            <w:r>
+              <w:rPr>
+                <w:rFonts w:ascii="Calibri" w:eastAsia="Times New Roman" w:hAnsi="Calibri" w:cs="Calibri"/>
+                <w:sz w:val="22"/>
+                <w:szCs w:val="22"/>
+              </w:rPr>
+              <w:t>0,66</w:t>
+            </w:r>
+          </w:p>
+        </w:tc>
+        <w:tc>
+          <w:tcPr>
+            <w:tcW w:w="960" w:type="dxa"/>
+            <w:tcBorders>
+              <w:top w:val="single" w:sz="12" w:space="0" w:color="auto"/>
+              <w:left w:val="single" w:sz="12" w:space="0" w:color="auto"/>
+              <w:bottom w:val="single" w:sz="12" w:space="0" w:color="auto"/>
+              <w:right w:val="single" w:sz="12" w:space="0" w:color="auto"/>
+            </w:tcBorders>
+            <w:shd w:val="clear" w:color="000000" w:fill="5A8AC6"/>
+            <w:noWrap/>
+            <w:vAlign w:val="bottom"/>
+            <w:hideMark/>
+          </w:tcPr>
+          <w:p>
+            <w:pPr>
+              <w:jc w:val="right"/>
+              <w:rPr>
+                <w:rFonts w:ascii="Calibri" w:eastAsia="Times New Roman" w:hAnsi="Calibri" w:cs="Calibri"/>
+                <w:sz w:val="22"/>
+                <w:szCs w:val="22"/>
+              </w:rPr>
+            </w:pPr>
+            <w:r>
+              <w:rPr>
+                <w:rFonts w:ascii="Calibri" w:eastAsia="Times New Roman" w:hAnsi="Calibri" w:cs="Calibri"/>
+                <w:sz w:val="22"/>
+                <w:szCs w:val="22"/>
+              </w:rPr>
+              <w:t>0,492</w:t>
+            </w:r>
+          </w:p>
+        </w:tc>
+        <w:tc>
+          <w:tcPr>
+            <w:tcW w:w="1120" w:type="dxa"/>
+            <w:tcBorders>
+              <w:top w:val="single" w:sz="12" w:space="0" w:color="auto"/>
+              <w:left w:val="single" w:sz="12" w:space="0" w:color="auto"/>
+              <w:bottom w:val="single" w:sz="12" w:space="0" w:color="auto"/>
+              <w:right w:val="single" w:sz="12" w:space="0" w:color="auto"/>
+            </w:tcBorders>
+            <w:shd w:val="clear" w:color="000000" w:fill="9FBBDE"/>
+            <w:noWrap/>
+            <w:vAlign w:val="bottom"/>
+            <w:hideMark/>
+          </w:tcPr>
+          <w:p>
+            <w:pPr>
+              <w:jc w:val="right"/>
+              <w:rPr>
+                <w:rFonts w:ascii="Calibri" w:eastAsia="Times New Roman" w:hAnsi="Calibri" w:cs="Calibri"/>
+                <w:sz w:val="22"/>
+                <w:szCs w:val="22"/>
+              </w:rPr>
+            </w:pPr>
+            <w:r>
+              <w:rPr>
+                <w:rFonts w:ascii="Calibri" w:eastAsia="Times New Roman" w:hAnsi="Calibri" w:cs="Calibri"/>
+                <w:sz w:val="22"/>
+                <w:szCs w:val="22"/>
+              </w:rPr>
+              <w:t>0,069</w:t>
+            </w:r>
+          </w:p>
+        </w:tc>
+        <w:tc>
+          <w:tcPr>
+            <w:tcW w:w="1140" w:type="dxa"/>
+            <w:tcBorders>
+              <w:top w:val="nil"/>
+              <w:left w:val="nil"/>
+              <w:bottom w:val="single" w:sz="12" w:space="0" w:color="auto"/>
+              <w:right w:val="single" w:sz="12" w:space="0" w:color="auto"/>
+            </w:tcBorders>
+            <w:shd w:val="clear" w:color="auto" w:fill="auto"/>
+            <w:noWrap/>
+            <w:vAlign w:val="bottom"/>
+            <w:hideMark/>
+          </w:tcPr>
+          <w:p>
+            <w:pPr>
+              <w:jc w:val="right"/>
+              <w:rPr>
+                <w:rFonts w:ascii="Calibri" w:eastAsia="Times New Roman" w:hAnsi="Calibri" w:cs="Calibri"/>
+                <w:sz w:val="22"/>
+                <w:szCs w:val="22"/>
+              </w:rPr>
+            </w:pPr>
+            <w:r>
+              <w:rPr>
+                <w:rFonts w:ascii="Calibri" w:eastAsia="Times New Roman" w:hAnsi="Calibri" w:cs="Calibri"/>
+                <w:sz w:val="22"/>
+                <w:szCs w:val="22"/>
+              </w:rPr>
+              <w:t>0,134</w:t>
+            </w:r>
+          </w:p>
+        </w:tc>
+      </w:tr>
+      <w:tr>
+        <w:trPr>
+          <w:trHeight w:val="312"/>
+          <w:jc w:val="center"/>
+        </w:trPr>
+        <w:tc>
+          <w:tcPr>
+            <w:tcW w:w="1540" w:type="dxa"/>
+            <w:tcBorders>
+              <w:top w:val="nil"/>
+              <w:left w:val="single" w:sz="12" w:space="0" w:color="auto"/>
+              <w:bottom w:val="single" w:sz="12" w:space="0" w:color="auto"/>
+              <w:right w:val="single" w:sz="12" w:space="0" w:color="auto"/>
+            </w:tcBorders>
+            <w:shd w:val="clear" w:color="auto" w:fill="auto"/>
+            <w:noWrap/>
+            <w:vAlign w:val="bottom"/>
+            <w:hideMark/>
+          </w:tcPr>
+          <w:p>
+            <w:pPr>
+              <w:rPr>
+                <w:rFonts w:ascii="Calibri" w:eastAsia="Times New Roman" w:hAnsi="Calibri" w:cs="Calibri"/>
+                <w:sz w:val="22"/>
+                <w:szCs w:val="22"/>
+              </w:rPr>
+            </w:pPr>
+            <w:r>
+              <w:rPr>
+                <w:rFonts w:ascii="Calibri" w:eastAsia="Times New Roman" w:hAnsi="Calibri" w:cs="Calibri"/>
+                <w:sz w:val="22"/>
+                <w:szCs w:val="22"/>
+              </w:rPr>
+              <w:t>51 (КК)</w:t>
+            </w:r>
+          </w:p>
+        </w:tc>
+        <w:tc>
+          <w:tcPr>
+            <w:tcW w:w="1580" w:type="dxa"/>
+            <w:tcBorders>
+              <w:top w:val="nil"/>
+              <w:left w:val="nil"/>
+              <w:bottom w:val="single" w:sz="12" w:space="0" w:color="auto"/>
+              <w:right w:val="single" w:sz="12" w:space="0" w:color="auto"/>
+            </w:tcBorders>
+            <w:shd w:val="clear" w:color="auto" w:fill="auto"/>
+            <w:noWrap/>
+            <w:vAlign w:val="bottom"/>
+            <w:hideMark/>
+          </w:tcPr>
+          <w:p>
+            <w:pPr>
+              <w:jc w:val="right"/>
+              <w:rPr>
+                <w:rFonts w:ascii="Calibri" w:eastAsia="Times New Roman" w:hAnsi="Calibri" w:cs="Calibri"/>
+                <w:sz w:val="22"/>
+                <w:szCs w:val="22"/>
+              </w:rPr>
+            </w:pPr>
+            <w:r>
+              <w:rPr>
+                <w:rFonts w:ascii="Calibri" w:eastAsia="Times New Roman" w:hAnsi="Calibri" w:cs="Calibri"/>
+                <w:sz w:val="22"/>
+                <w:szCs w:val="22"/>
+              </w:rPr>
+              <w:t>7529</w:t>
+            </w:r>
+          </w:p>
+        </w:tc>
+        <w:tc>
+          <w:tcPr>
+            <w:tcW w:w="960" w:type="dxa"/>
+            <w:tcBorders>
+              <w:top w:val="single" w:sz="12" w:space="0" w:color="auto"/>
+              <w:left w:val="single" w:sz="12" w:space="0" w:color="auto"/>
+              <w:bottom w:val="single" w:sz="12" w:space="0" w:color="auto"/>
+              <w:right w:val="single" w:sz="12" w:space="0" w:color="auto"/>
+            </w:tcBorders>
+            <w:shd w:val="clear" w:color="000000" w:fill="FCFCFF"/>
+            <w:noWrap/>
+            <w:vAlign w:val="bottom"/>
+            <w:hideMark/>
+          </w:tcPr>
+          <w:p>
+            <w:pPr>
+              <w:jc w:val="right"/>
+              <w:rPr>
+                <w:rFonts w:ascii="Calibri" w:eastAsia="Times New Roman" w:hAnsi="Calibri" w:cs="Calibri"/>
+                <w:sz w:val="22"/>
+                <w:szCs w:val="22"/>
+              </w:rPr>
+            </w:pPr>
+            <w:r>
+              <w:rPr>
+                <w:rFonts w:ascii="Calibri" w:eastAsia="Times New Roman" w:hAnsi="Calibri" w:cs="Calibri"/>
+                <w:sz w:val="22"/>
+                <w:szCs w:val="22"/>
+              </w:rPr>
+              <w:t>0,514</w:t>
+            </w:r>
+          </w:p>
+        </w:tc>
+        <w:tc>
+          <w:tcPr>
+            <w:tcW w:w="960" w:type="dxa"/>
+            <w:tcBorders>
+              <w:top w:val="single" w:sz="12" w:space="0" w:color="auto"/>
+              <w:left w:val="single" w:sz="12" w:space="0" w:color="auto"/>
+              <w:bottom w:val="single" w:sz="12" w:space="0" w:color="auto"/>
+              <w:right w:val="single" w:sz="12" w:space="0" w:color="auto"/>
+            </w:tcBorders>
+            <w:shd w:val="clear" w:color="000000" w:fill="C4D5EC"/>
+            <w:noWrap/>
+            <w:vAlign w:val="bottom"/>
+            <w:hideMark/>
+          </w:tcPr>
+          <w:p>
+            <w:pPr>
+              <w:jc w:val="right"/>
+              <w:rPr>
+                <w:rFonts w:ascii="Calibri" w:eastAsia="Times New Roman" w:hAnsi="Calibri" w:cs="Calibri"/>
+                <w:sz w:val="22"/>
+                <w:szCs w:val="22"/>
+              </w:rPr>
+            </w:pPr>
+            <w:r>
+              <w:rPr>
+                <w:rFonts w:ascii="Calibri" w:eastAsia="Times New Roman" w:hAnsi="Calibri" w:cs="Calibri"/>
+                <w:sz w:val="22"/>
+                <w:szCs w:val="22"/>
+              </w:rPr>
+              <w:t>0,341</w:t>
+            </w:r>
+          </w:p>
+        </w:tc>
+        <w:tc>
+          <w:tcPr>
+            <w:tcW w:w="1120" w:type="dxa"/>
+            <w:tcBorders>
+              <w:top w:val="single" w:sz="12" w:space="0" w:color="auto"/>
+              <w:left w:val="single" w:sz="12" w:space="0" w:color="auto"/>
+              <w:bottom w:val="single" w:sz="12" w:space="0" w:color="auto"/>
+              <w:right w:val="single" w:sz="12" w:space="0" w:color="auto"/>
+            </w:tcBorders>
+            <w:shd w:val="clear" w:color="000000" w:fill="5A8AC6"/>
+            <w:noWrap/>
+            <w:vAlign w:val="bottom"/>
+            <w:hideMark/>
+          </w:tcPr>
+          <w:p>
+            <w:pPr>
+              <w:jc w:val="right"/>
+              <w:rPr>
+                <w:rFonts w:ascii="Calibri" w:eastAsia="Times New Roman" w:hAnsi="Calibri" w:cs="Calibri"/>
+                <w:sz w:val="22"/>
+                <w:szCs w:val="22"/>
+              </w:rPr>
+            </w:pPr>
+            <w:r>
+              <w:rPr>
+                <w:rFonts w:ascii="Calibri" w:eastAsia="Times New Roman" w:hAnsi="Calibri" w:cs="Calibri"/>
+                <w:sz w:val="22"/>
+                <w:szCs w:val="22"/>
+              </w:rPr>
+              <w:t>0,044</w:t>
+            </w:r>
+          </w:p>
+        </w:tc>
+        <w:tc>
+          <w:tcPr>
+            <w:tcW w:w="1140" w:type="dxa"/>
+            <w:tcBorders>
+              <w:top w:val="nil"/>
+              <w:left w:val="nil"/>
+              <w:bottom w:val="single" w:sz="12" w:space="0" w:color="auto"/>
+              <w:right w:val="single" w:sz="12" w:space="0" w:color="auto"/>
+            </w:tcBorders>
+            <w:shd w:val="clear" w:color="auto" w:fill="auto"/>
+            <w:noWrap/>
+            <w:vAlign w:val="bottom"/>
+            <w:hideMark/>
+          </w:tcPr>
+          <w:p>
+            <w:pPr>
+              <w:jc w:val="right"/>
+              <w:rPr>
+                <w:rFonts w:ascii="Calibri" w:eastAsia="Times New Roman" w:hAnsi="Calibri" w:cs="Calibri"/>
+                <w:sz w:val="22"/>
+                <w:szCs w:val="22"/>
+              </w:rPr>
+            </w:pPr>
+            <w:r>
+              <w:rPr>
+                <w:rFonts w:ascii="Calibri" w:eastAsia="Times New Roman" w:hAnsi="Calibri" w:cs="Calibri"/>
+                <w:sz w:val="22"/>
+                <w:szCs w:val="22"/>
+              </w:rPr>
+              <w:t>0,088</w:t>
+            </w:r>
+          </w:p>
+        </w:tc>
+      </w:tr>
+      <w:tr>
+        <w:trPr>
+          <w:trHeight w:val="312"/>
+          <w:jc w:val="center"/>
+        </w:trPr>
+        <w:tc>
+          <w:tcPr>
+            <w:tcW w:w="1540" w:type="dxa"/>
+            <w:tcBorders>
+              <w:top w:val="nil"/>
+              <w:left w:val="single" w:sz="12" w:space="0" w:color="auto"/>
+              <w:bottom w:val="single" w:sz="12" w:space="0" w:color="auto"/>
+              <w:right w:val="single" w:sz="12" w:space="0" w:color="auto"/>
+            </w:tcBorders>
+            <w:shd w:val="clear" w:color="auto" w:fill="auto"/>
+            <w:noWrap/>
+            <w:vAlign w:val="bottom"/>
+            <w:hideMark/>
+          </w:tcPr>
+          <w:p>
+            <w:pPr>
+              <w:rPr>
+                <w:rFonts w:ascii="Calibri" w:eastAsia="Times New Roman" w:hAnsi="Calibri" w:cs="Calibri"/>
+                <w:sz w:val="22"/>
+                <w:szCs w:val="22"/>
+              </w:rPr>
+            </w:pPr>
+            <w:r>
+              <w:rPr>
+                <w:rFonts w:ascii="Calibri" w:eastAsia="Times New Roman" w:hAnsi="Calibri" w:cs="Calibri"/>
+                <w:sz w:val="22"/>
+                <w:szCs w:val="22"/>
+              </w:rPr>
+              <w:t>54 (АВТ-6)</w:t>
+            </w:r>
+          </w:p>
+        </w:tc>
+        <w:tc>
+          <w:tcPr>
+            <w:tcW w:w="1580" w:type="dxa"/>
+            <w:tcBorders>
+              <w:top w:val="nil"/>
+              <w:left w:val="nil"/>
+              <w:bottom w:val="single" w:sz="12" w:space="0" w:color="auto"/>
+              <w:right w:val="single" w:sz="12" w:space="0" w:color="auto"/>
+            </w:tcBorders>
+            <w:shd w:val="clear" w:color="auto" w:fill="auto"/>
+            <w:noWrap/>
+            <w:vAlign w:val="bottom"/>
+            <w:hideMark/>
+          </w:tcPr>
+          <w:p>
+            <w:pPr>
+              <w:jc w:val="right"/>
+              <w:rPr>
+                <w:rFonts w:ascii="Calibri" w:eastAsia="Times New Roman" w:hAnsi="Calibri" w:cs="Calibri"/>
+                <w:sz w:val="22"/>
+                <w:szCs w:val="22"/>
+              </w:rPr>
+            </w:pPr>
+            <w:r>
+              <w:rPr>
+                <w:rFonts w:ascii="Calibri" w:eastAsia="Times New Roman" w:hAnsi="Calibri" w:cs="Calibri"/>
+                <w:sz w:val="22"/>
+                <w:szCs w:val="22"/>
+              </w:rPr>
+              <w:t>9929</w:t>
+            </w:r>
+          </w:p>
+        </w:tc>
+        <w:tc>
+          <w:tcPr>
+            <w:tcW w:w="960" w:type="dxa"/>
+            <w:tcBorders>
+              <w:top w:val="single" w:sz="12" w:space="0" w:color="auto"/>
+              <w:left w:val="single" w:sz="12" w:space="0" w:color="auto"/>
+              <w:bottom w:val="single" w:sz="12" w:space="0" w:color="auto"/>
+              <w:right w:val="single" w:sz="12" w:space="0" w:color="auto"/>
+            </w:tcBorders>
+            <w:shd w:val="clear" w:color="000000" w:fill="5A8AC6"/>
+            <w:noWrap/>
+            <w:vAlign w:val="bottom"/>
+            <w:hideMark/>
+          </w:tcPr>
+          <w:p>
+            <w:pPr>
+              <w:jc w:val="right"/>
+              <w:rPr>
+                <w:rFonts w:ascii="Calibri" w:eastAsia="Times New Roman" w:hAnsi="Calibri" w:cs="Calibri"/>
+                <w:sz w:val="22"/>
+                <w:szCs w:val="22"/>
+              </w:rPr>
+            </w:pPr>
+            <w:r>
+              <w:rPr>
+                <w:rFonts w:ascii="Calibri" w:eastAsia="Times New Roman" w:hAnsi="Calibri" w:cs="Calibri"/>
+                <w:sz w:val="22"/>
+                <w:szCs w:val="22"/>
+              </w:rPr>
+              <w:t>0,688</w:t>
+            </w:r>
+          </w:p>
+        </w:tc>
+        <w:tc>
+          <w:tcPr>
+            <w:tcW w:w="960" w:type="dxa"/>
+            <w:tcBorders>
+              <w:top w:val="single" w:sz="12" w:space="0" w:color="auto"/>
+              <w:left w:val="single" w:sz="12" w:space="0" w:color="auto"/>
+              <w:bottom w:val="single" w:sz="12" w:space="0" w:color="auto"/>
+              <w:right w:val="single" w:sz="12" w:space="0" w:color="auto"/>
+            </w:tcBorders>
+            <w:shd w:val="clear" w:color="000000" w:fill="FACED0"/>
+            <w:noWrap/>
+            <w:vAlign w:val="bottom"/>
+            <w:hideMark/>
+          </w:tcPr>
+          <w:p>
+            <w:pPr>
+              <w:jc w:val="right"/>
+              <w:rPr>
+                <w:rFonts w:ascii="Calibri" w:eastAsia="Times New Roman" w:hAnsi="Calibri" w:cs="Calibri"/>
+                <w:sz w:val="22"/>
+                <w:szCs w:val="22"/>
+              </w:rPr>
+            </w:pPr>
+            <w:r>
+              <w:rPr>
+                <w:rFonts w:ascii="Calibri" w:eastAsia="Times New Roman" w:hAnsi="Calibri" w:cs="Calibri"/>
+                <w:sz w:val="22"/>
+                <w:szCs w:val="22"/>
+              </w:rPr>
+              <w:t>0,181</w:t>
+            </w:r>
+          </w:p>
+        </w:tc>
+        <w:tc>
+          <w:tcPr>
+            <w:tcW w:w="1120" w:type="dxa"/>
+            <w:tcBorders>
+              <w:top w:val="single" w:sz="12" w:space="0" w:color="auto"/>
+              <w:left w:val="single" w:sz="12" w:space="0" w:color="auto"/>
+              <w:bottom w:val="single" w:sz="12" w:space="0" w:color="auto"/>
+              <w:right w:val="single" w:sz="12" w:space="0" w:color="auto"/>
+            </w:tcBorders>
+            <w:shd w:val="clear" w:color="000000" w:fill="FCE3E5"/>
+            <w:noWrap/>
+            <w:vAlign w:val="bottom"/>
+            <w:hideMark/>
+          </w:tcPr>
+          <w:p>
+            <w:pPr>
+              <w:jc w:val="right"/>
+              <w:rPr>
+                <w:rFonts w:ascii="Calibri" w:eastAsia="Times New Roman" w:hAnsi="Calibri" w:cs="Calibri"/>
+                <w:sz w:val="22"/>
+                <w:szCs w:val="22"/>
+              </w:rPr>
+            </w:pPr>
+            <w:r>
+              <w:rPr>
+                <w:rFonts w:ascii="Calibri" w:eastAsia="Times New Roman" w:hAnsi="Calibri" w:cs="Calibri"/>
+                <w:sz w:val="22"/>
+                <w:szCs w:val="22"/>
+              </w:rPr>
+              <w:t>0,118</w:t>
+            </w:r>
+          </w:p>
+        </w:tc>
+        <w:tc>
+          <w:tcPr>
+            <w:tcW w:w="1140" w:type="dxa"/>
+            <w:tcBorders>
+              <w:top w:val="nil"/>
+              <w:left w:val="nil"/>
+              <w:bottom w:val="single" w:sz="12" w:space="0" w:color="auto"/>
+              <w:right w:val="single" w:sz="12" w:space="0" w:color="auto"/>
+            </w:tcBorders>
+            <w:shd w:val="clear" w:color="auto" w:fill="auto"/>
+            <w:noWrap/>
+            <w:vAlign w:val="bottom"/>
+            <w:hideMark/>
+          </w:tcPr>
+          <w:p>
+            <w:pPr>
+              <w:jc w:val="right"/>
+              <w:rPr>
+                <w:rFonts w:ascii="Calibri" w:eastAsia="Times New Roman" w:hAnsi="Calibri" w:cs="Calibri"/>
+                <w:sz w:val="22"/>
+                <w:szCs w:val="22"/>
+              </w:rPr>
+            </w:pPr>
+            <w:r>
+              <w:rPr>
+                <w:rFonts w:ascii="Calibri" w:eastAsia="Times New Roman" w:hAnsi="Calibri" w:cs="Calibri"/>
+                <w:sz w:val="22"/>
+                <w:szCs w:val="22"/>
+              </w:rPr>
+              <w:t>0,375</w:t>
+            </w:r>
+          </w:p>
+        </w:tc>
+      </w:tr>
+      <w:tr>
+        <w:trPr>
+          <w:trHeight w:val="312"/>
+          <w:jc w:val="center"/>
+        </w:trPr>
+        <w:tc>
+          <w:tcPr>
+            <w:tcW w:w="1540" w:type="dxa"/>
+            <w:tcBorders>
+              <w:top w:val="nil"/>
+              <w:left w:val="single" w:sz="12" w:space="0" w:color="auto"/>
+              <w:bottom w:val="single" w:sz="12" w:space="0" w:color="auto"/>
+              <w:right w:val="single" w:sz="12" w:space="0" w:color="auto"/>
+            </w:tcBorders>
+            <w:shd w:val="clear" w:color="auto" w:fill="auto"/>
+            <w:noWrap/>
+            <w:vAlign w:val="bottom"/>
+            <w:hideMark/>
+          </w:tcPr>
+          <w:p>
+            <w:pPr>
+              <w:rPr>
+                <w:rFonts w:ascii="Calibri" w:eastAsia="Times New Roman" w:hAnsi="Calibri" w:cs="Calibri"/>
+                <w:sz w:val="22"/>
+                <w:szCs w:val="22"/>
+              </w:rPr>
+            </w:pPr>
+            <w:r>
+              <w:rPr>
+                <w:rFonts w:ascii="Calibri" w:eastAsia="Times New Roman" w:hAnsi="Calibri" w:cs="Calibri"/>
+                <w:sz w:val="22"/>
+                <w:szCs w:val="22"/>
+              </w:rPr>
+              <w:t>80 (АВТ-5)</w:t>
+            </w:r>
+          </w:p>
+        </w:tc>
+        <w:tc>
+          <w:tcPr>
+            <w:tcW w:w="1580" w:type="dxa"/>
+            <w:tcBorders>
+              <w:top w:val="nil"/>
+              <w:left w:val="nil"/>
+              <w:bottom w:val="single" w:sz="12" w:space="0" w:color="auto"/>
+              <w:right w:val="single" w:sz="12" w:space="0" w:color="auto"/>
+            </w:tcBorders>
+            <w:shd w:val="clear" w:color="auto" w:fill="auto"/>
+            <w:noWrap/>
+            <w:vAlign w:val="bottom"/>
+            <w:hideMark/>
+          </w:tcPr>
+          <w:p>
+            <w:pPr>
+              <w:jc w:val="right"/>
+              <w:rPr>
+                <w:rFonts w:ascii="Calibri" w:eastAsia="Times New Roman" w:hAnsi="Calibri" w:cs="Calibri"/>
+                <w:sz w:val="22"/>
+                <w:szCs w:val="22"/>
+              </w:rPr>
+            </w:pPr>
+            <w:r>
+              <w:rPr>
+                <w:rFonts w:ascii="Calibri" w:eastAsia="Times New Roman" w:hAnsi="Calibri" w:cs="Calibri"/>
+                <w:sz w:val="22"/>
+                <w:szCs w:val="22"/>
+              </w:rPr>
+              <w:t>4004</w:t>
+            </w:r>
+          </w:p>
+        </w:tc>
+        <w:tc>
+          <w:tcPr>
+            <w:tcW w:w="960" w:type="dxa"/>
+            <w:tcBorders>
+              <w:top w:val="single" w:sz="12" w:space="0" w:color="auto"/>
+              <w:left w:val="single" w:sz="12" w:space="0" w:color="auto"/>
+              <w:bottom w:val="single" w:sz="12" w:space="0" w:color="auto"/>
+              <w:right w:val="single" w:sz="12" w:space="0" w:color="auto"/>
+            </w:tcBorders>
+            <w:shd w:val="clear" w:color="000000" w:fill="F86F71"/>
+            <w:noWrap/>
+            <w:vAlign w:val="bottom"/>
+            <w:hideMark/>
+          </w:tcPr>
+          <w:p>
+            <w:pPr>
+              <w:jc w:val="right"/>
+              <w:rPr>
+                <w:rFonts w:ascii="Calibri" w:eastAsia="Times New Roman" w:hAnsi="Calibri" w:cs="Calibri"/>
+                <w:sz w:val="22"/>
+                <w:szCs w:val="22"/>
+              </w:rPr>
+            </w:pPr>
+            <w:r>
+              <w:rPr>
+                <w:rFonts w:ascii="Calibri" w:eastAsia="Times New Roman" w:hAnsi="Calibri" w:cs="Calibri"/>
+                <w:sz w:val="22"/>
+                <w:szCs w:val="22"/>
+              </w:rPr>
+              <w:t>0,029</w:t>
+            </w:r>
+          </w:p>
+        </w:tc>
+        <w:tc>
+          <w:tcPr>
+            <w:tcW w:w="960" w:type="dxa"/>
+            <w:tcBorders>
+              <w:top w:val="single" w:sz="12" w:space="0" w:color="auto"/>
+              <w:left w:val="single" w:sz="12" w:space="0" w:color="auto"/>
+              <w:bottom w:val="single" w:sz="12" w:space="0" w:color="auto"/>
+              <w:right w:val="single" w:sz="12" w:space="0" w:color="auto"/>
+            </w:tcBorders>
+            <w:shd w:val="clear" w:color="000000" w:fill="F87577"/>
+            <w:noWrap/>
+            <w:vAlign w:val="bottom"/>
+            <w:hideMark/>
+          </w:tcPr>
+          <w:p>
+            <w:pPr>
+              <w:jc w:val="right"/>
+              <w:rPr>
+                <w:rFonts w:ascii="Calibri" w:eastAsia="Times New Roman" w:hAnsi="Calibri" w:cs="Calibri"/>
+                <w:sz w:val="22"/>
+                <w:szCs w:val="22"/>
+              </w:rPr>
+            </w:pPr>
+            <w:r>
+              <w:rPr>
+                <w:rFonts w:ascii="Calibri" w:eastAsia="Times New Roman" w:hAnsi="Calibri" w:cs="Calibri"/>
+                <w:sz w:val="22"/>
+                <w:szCs w:val="22"/>
+              </w:rPr>
+              <w:t>0,025</w:t>
+            </w:r>
+          </w:p>
+        </w:tc>
+        <w:tc>
+          <w:tcPr>
+            <w:tcW w:w="1120" w:type="dxa"/>
+            <w:tcBorders>
+              <w:top w:val="single" w:sz="12" w:space="0" w:color="auto"/>
+              <w:left w:val="single" w:sz="12" w:space="0" w:color="auto"/>
+              <w:bottom w:val="single" w:sz="12" w:space="0" w:color="auto"/>
+              <w:right w:val="single" w:sz="12" w:space="0" w:color="auto"/>
+            </w:tcBorders>
+            <w:shd w:val="clear" w:color="000000" w:fill="FCE3E5"/>
+            <w:noWrap/>
+            <w:vAlign w:val="bottom"/>
+            <w:hideMark/>
+          </w:tcPr>
+          <w:p>
+            <w:pPr>
+              <w:jc w:val="right"/>
+              <w:rPr>
+                <w:rFonts w:ascii="Calibri" w:eastAsia="Times New Roman" w:hAnsi="Calibri" w:cs="Calibri"/>
+                <w:sz w:val="22"/>
+                <w:szCs w:val="22"/>
+              </w:rPr>
+            </w:pPr>
+            <w:r>
+              <w:rPr>
+                <w:rFonts w:ascii="Calibri" w:eastAsia="Times New Roman" w:hAnsi="Calibri" w:cs="Calibri"/>
+                <w:sz w:val="22"/>
+                <w:szCs w:val="22"/>
+              </w:rPr>
+              <w:t>0,118</w:t>
+            </w:r>
+          </w:p>
+        </w:tc>
+        <w:tc>
+          <w:tcPr>
+            <w:tcW w:w="1140" w:type="dxa"/>
+            <w:tcBorders>
+              <w:top w:val="nil"/>
+              <w:left w:val="nil"/>
+              <w:bottom w:val="single" w:sz="12" w:space="0" w:color="auto"/>
+              <w:right w:val="single" w:sz="12" w:space="0" w:color="auto"/>
+            </w:tcBorders>
+            <w:shd w:val="clear" w:color="auto" w:fill="auto"/>
+            <w:noWrap/>
+            <w:vAlign w:val="bottom"/>
+            <w:hideMark/>
+          </w:tcPr>
+          <w:p>
+            <w:pPr>
+              <w:jc w:val="right"/>
+              <w:rPr>
+                <w:rFonts w:ascii="Calibri" w:eastAsia="Times New Roman" w:hAnsi="Calibri" w:cs="Calibri"/>
+                <w:sz w:val="22"/>
+                <w:szCs w:val="22"/>
+              </w:rPr>
+            </w:pPr>
+            <w:r>
+              <w:rPr>
+                <w:rFonts w:ascii="Calibri" w:eastAsia="Times New Roman" w:hAnsi="Calibri" w:cs="Calibri"/>
+                <w:sz w:val="22"/>
+                <w:szCs w:val="22"/>
+              </w:rPr>
+              <w:t>0,289</w:t>
+            </w:r>
+          </w:p>
+        </w:tc>
+      </w:tr>
+      <w:tr>
+        <w:trPr>
+          <w:trHeight w:val="312"/>
+          <w:jc w:val="center"/>
+        </w:trPr>
+        <w:tc>
+          <w:tcPr>
+            <w:tcW w:w="1540" w:type="dxa"/>
+            <w:tcBorders>
+              <w:top w:val="nil"/>
+              <w:left w:val="single" w:sz="12" w:space="0" w:color="auto"/>
+              <w:bottom w:val="single" w:sz="12" w:space="0" w:color="auto"/>
+              <w:right w:val="single" w:sz="12" w:space="0" w:color="auto"/>
+            </w:tcBorders>
+            <w:shd w:val="clear" w:color="auto" w:fill="auto"/>
+            <w:noWrap/>
+            <w:vAlign w:val="bottom"/>
+            <w:hideMark/>
+          </w:tcPr>
+          <w:p>
+            <w:pPr>
+              <w:rPr>
+                <w:rFonts w:ascii="Calibri" w:eastAsia="Times New Roman" w:hAnsi="Calibri" w:cs="Calibri"/>
+                <w:sz w:val="22"/>
+                <w:szCs w:val="22"/>
+              </w:rPr>
+            </w:pPr>
+            <w:r>
+              <w:rPr>
+                <w:rFonts w:ascii="Calibri" w:eastAsia="Times New Roman" w:hAnsi="Calibri" w:cs="Calibri"/>
+                <w:sz w:val="22"/>
+                <w:szCs w:val="22"/>
+              </w:rPr>
+              <w:t>68 (АВТ-2)</w:t>
+            </w:r>
+          </w:p>
+        </w:tc>
+        <w:tc>
+          <w:tcPr>
+            <w:tcW w:w="1580" w:type="dxa"/>
+            <w:tcBorders>
+              <w:top w:val="nil"/>
+              <w:left w:val="nil"/>
+              <w:bottom w:val="single" w:sz="12" w:space="0" w:color="auto"/>
+              <w:right w:val="single" w:sz="12" w:space="0" w:color="auto"/>
+            </w:tcBorders>
+            <w:shd w:val="clear" w:color="auto" w:fill="auto"/>
+            <w:noWrap/>
+            <w:vAlign w:val="bottom"/>
+            <w:hideMark/>
+          </w:tcPr>
+          <w:p>
+            <w:pPr>
+              <w:jc w:val="right"/>
+              <w:rPr>
+                <w:rFonts w:ascii="Calibri" w:eastAsia="Times New Roman" w:hAnsi="Calibri" w:cs="Calibri"/>
+                <w:sz w:val="22"/>
+                <w:szCs w:val="22"/>
+              </w:rPr>
+            </w:pPr>
+            <w:r>
+              <w:rPr>
+                <w:rFonts w:ascii="Calibri" w:eastAsia="Times New Roman" w:hAnsi="Calibri" w:cs="Calibri"/>
+                <w:sz w:val="22"/>
+                <w:szCs w:val="22"/>
+              </w:rPr>
+              <w:t>3772</w:t>
+            </w:r>
+          </w:p>
+        </w:tc>
+        <w:tc>
+          <w:tcPr>
+            <w:tcW w:w="960" w:type="dxa"/>
+            <w:tcBorders>
+              <w:top w:val="single" w:sz="12" w:space="0" w:color="auto"/>
+              <w:left w:val="single" w:sz="12" w:space="0" w:color="auto"/>
+              <w:bottom w:val="single" w:sz="12" w:space="0" w:color="auto"/>
+              <w:right w:val="single" w:sz="12" w:space="0" w:color="auto"/>
+            </w:tcBorders>
+            <w:shd w:val="clear" w:color="000000" w:fill="F86B6D"/>
+            <w:noWrap/>
+            <w:vAlign w:val="bottom"/>
+            <w:hideMark/>
+          </w:tcPr>
+          <w:p>
+            <w:pPr>
+              <w:jc w:val="right"/>
+              <w:rPr>
+                <w:rFonts w:ascii="Calibri" w:eastAsia="Times New Roman" w:hAnsi="Calibri" w:cs="Calibri"/>
+                <w:sz w:val="22"/>
+                <w:szCs w:val="22"/>
+              </w:rPr>
+            </w:pPr>
+            <w:r>
+              <w:rPr>
+                <w:rFonts w:ascii="Calibri" w:eastAsia="Times New Roman" w:hAnsi="Calibri" w:cs="Calibri"/>
+                <w:sz w:val="22"/>
+                <w:szCs w:val="22"/>
+              </w:rPr>
+              <w:t>0,012</w:t>
+            </w:r>
+          </w:p>
+        </w:tc>
+        <w:tc>
+          <w:tcPr>
+            <w:tcW w:w="960" w:type="dxa"/>
+            <w:tcBorders>
+              <w:top w:val="nil"/>
+              <w:left w:val="nil"/>
+              <w:bottom w:val="single" w:sz="12" w:space="0" w:color="auto"/>
+              <w:right w:val="single" w:sz="12" w:space="0" w:color="auto"/>
+            </w:tcBorders>
+            <w:shd w:val="clear" w:color="auto" w:fill="auto"/>
+            <w:noWrap/>
+            <w:vAlign w:val="bottom"/>
+            <w:hideMark/>
+          </w:tcPr>
+          <w:p>
+            <w:pPr>
+              <w:rPr>
+                <w:rFonts w:ascii="Calibri" w:eastAsia="Times New Roman" w:hAnsi="Calibri" w:cs="Calibri"/>
+                <w:sz w:val="22"/>
+                <w:szCs w:val="22"/>
+              </w:rPr>
+            </w:pPr>
+            <w:r>
+              <w:rPr>
+                <w:rFonts w:ascii="Calibri" w:eastAsia="Times New Roman" w:hAnsi="Calibri" w:cs="Calibri"/>
+                <w:sz w:val="22"/>
+                <w:szCs w:val="22"/>
+              </w:rPr>
+              <w:t>−0,001</w:t>
+            </w:r>
+          </w:p>
+        </w:tc>
+        <w:tc>
+          <w:tcPr>
+            <w:tcW w:w="1120" w:type="dxa"/>
+            <w:tcBorders>
+              <w:top w:val="single" w:sz="12" w:space="0" w:color="auto"/>
+              <w:left w:val="single" w:sz="12" w:space="0" w:color="auto"/>
+              <w:bottom w:val="single" w:sz="12" w:space="0" w:color="auto"/>
+              <w:right w:val="single" w:sz="12" w:space="0" w:color="auto"/>
+            </w:tcBorders>
+            <w:shd w:val="clear" w:color="000000" w:fill="7EA3D2"/>
+            <w:noWrap/>
+            <w:vAlign w:val="bottom"/>
+            <w:hideMark/>
+          </w:tcPr>
+          <w:p>
+            <w:pPr>
+              <w:jc w:val="right"/>
+              <w:rPr>
+                <w:rFonts w:ascii="Calibri" w:eastAsia="Times New Roman" w:hAnsi="Calibri" w:cs="Calibri"/>
+                <w:sz w:val="22"/>
+                <w:szCs w:val="22"/>
+              </w:rPr>
+            </w:pPr>
+            <w:r>
+              <w:rPr>
+                <w:rFonts w:ascii="Calibri" w:eastAsia="Times New Roman" w:hAnsi="Calibri" w:cs="Calibri"/>
+                <w:sz w:val="22"/>
+                <w:szCs w:val="22"/>
+              </w:rPr>
+              <w:t>0,057</w:t>
+            </w:r>
+          </w:p>
+        </w:tc>
+        <w:tc>
+          <w:tcPr>
+            <w:tcW w:w="1140" w:type="dxa"/>
+            <w:tcBorders>
+              <w:top w:val="nil"/>
+              <w:left w:val="nil"/>
+              <w:bottom w:val="single" w:sz="12" w:space="0" w:color="auto"/>
+              <w:right w:val="single" w:sz="12" w:space="0" w:color="auto"/>
+            </w:tcBorders>
+            <w:shd w:val="clear" w:color="auto" w:fill="auto"/>
+            <w:noWrap/>
+            <w:vAlign w:val="bottom"/>
+            <w:hideMark/>
+          </w:tcPr>
+          <w:p>
+            <w:pPr>
+              <w:jc w:val="right"/>
+              <w:rPr>
+                <w:rFonts w:ascii="Calibri" w:eastAsia="Times New Roman" w:hAnsi="Calibri" w:cs="Calibri"/>
+                <w:sz w:val="22"/>
+                <w:szCs w:val="22"/>
+              </w:rPr>
+            </w:pPr>
+            <w:r>
+              <w:rPr>
+                <w:rFonts w:ascii="Calibri" w:eastAsia="Times New Roman" w:hAnsi="Calibri" w:cs="Calibri"/>
+                <w:sz w:val="22"/>
+                <w:szCs w:val="22"/>
+              </w:rPr>
+              <w:t>0,126</w:t>
+            </w:r>
+          </w:p>
+        </w:tc>
+      </w:tr>
+      <w:tr>
+        <w:trPr>
+          <w:trHeight w:val="312"/>
+          <w:jc w:val="center"/>
+        </w:trPr>
+        <w:tc>
+          <w:tcPr>
+            <w:tcW w:w="1540" w:type="dxa"/>
+            <w:tcBorders>
+              <w:top w:val="nil"/>
+              <w:left w:val="single" w:sz="12" w:space="0" w:color="auto"/>
+              <w:bottom w:val="single" w:sz="12" w:space="0" w:color="auto"/>
+              <w:right w:val="single" w:sz="12" w:space="0" w:color="auto"/>
+            </w:tcBorders>
+            <w:shd w:val="clear" w:color="auto" w:fill="auto"/>
+            <w:noWrap/>
+            <w:vAlign w:val="bottom"/>
+            <w:hideMark/>
+          </w:tcPr>
+          <w:p>
+            <w:pPr>
+              <w:rPr>
+                <w:rFonts w:ascii="Calibri" w:eastAsia="Times New Roman" w:hAnsi="Calibri" w:cs="Calibri"/>
+                <w:sz w:val="22"/>
+                <w:szCs w:val="22"/>
+              </w:rPr>
+            </w:pPr>
+            <w:r>
+              <w:rPr>
+                <w:rFonts w:ascii="Calibri" w:eastAsia="Times New Roman" w:hAnsi="Calibri" w:cs="Calibri"/>
+                <w:sz w:val="22"/>
+                <w:szCs w:val="22"/>
+              </w:rPr>
+              <w:t>53 (АВТ-1)</w:t>
+            </w:r>
+          </w:p>
+        </w:tc>
+        <w:tc>
+          <w:tcPr>
+            <w:tcW w:w="1580" w:type="dxa"/>
+            <w:tcBorders>
+              <w:top w:val="nil"/>
+              <w:left w:val="nil"/>
+              <w:bottom w:val="single" w:sz="12" w:space="0" w:color="auto"/>
+              <w:right w:val="single" w:sz="12" w:space="0" w:color="auto"/>
+            </w:tcBorders>
+            <w:shd w:val="clear" w:color="auto" w:fill="auto"/>
+            <w:noWrap/>
+            <w:vAlign w:val="bottom"/>
+            <w:hideMark/>
+          </w:tcPr>
+          <w:p>
+            <w:pPr>
+              <w:jc w:val="right"/>
+              <w:rPr>
+                <w:rFonts w:ascii="Calibri" w:eastAsia="Times New Roman" w:hAnsi="Calibri" w:cs="Calibri"/>
+                <w:sz w:val="22"/>
+                <w:szCs w:val="22"/>
+              </w:rPr>
+            </w:pPr>
+            <w:r>
+              <w:rPr>
+                <w:rFonts w:ascii="Calibri" w:eastAsia="Times New Roman" w:hAnsi="Calibri" w:cs="Calibri"/>
+                <w:sz w:val="22"/>
+                <w:szCs w:val="22"/>
+              </w:rPr>
+              <w:t>3908</w:t>
+            </w:r>
+          </w:p>
+        </w:tc>
+        <w:tc>
+          <w:tcPr>
+            <w:tcW w:w="960" w:type="dxa"/>
+            <w:tcBorders>
+              <w:top w:val="single" w:sz="12" w:space="0" w:color="auto"/>
+              <w:left w:val="single" w:sz="12" w:space="0" w:color="auto"/>
+              <w:bottom w:val="single" w:sz="12" w:space="0" w:color="auto"/>
+              <w:right w:val="single" w:sz="12" w:space="0" w:color="auto"/>
+            </w:tcBorders>
+            <w:shd w:val="clear" w:color="000000" w:fill="F8696B"/>
+            <w:noWrap/>
+            <w:vAlign w:val="bottom"/>
+            <w:hideMark/>
+          </w:tcPr>
+          <w:p>
+            <w:pPr>
+              <w:jc w:val="right"/>
+              <w:rPr>
+                <w:rFonts w:ascii="Calibri" w:eastAsia="Times New Roman" w:hAnsi="Calibri" w:cs="Calibri"/>
+                <w:sz w:val="22"/>
+                <w:szCs w:val="22"/>
+              </w:rPr>
+            </w:pPr>
+            <w:r>
+              <w:rPr>
+                <w:rFonts w:ascii="Calibri" w:eastAsia="Times New Roman" w:hAnsi="Calibri" w:cs="Calibri"/>
+                <w:sz w:val="22"/>
+                <w:szCs w:val="22"/>
+              </w:rPr>
+              <w:t>0,005</w:t>
+            </w:r>
+          </w:p>
+        </w:tc>
+        <w:tc>
+          <w:tcPr>
+            <w:tcW w:w="960" w:type="dxa"/>
+            <w:tcBorders>
+              <w:top w:val="single" w:sz="12" w:space="0" w:color="auto"/>
+              <w:left w:val="single" w:sz="12" w:space="0" w:color="auto"/>
+              <w:bottom w:val="single" w:sz="12" w:space="0" w:color="auto"/>
+              <w:right w:val="single" w:sz="12" w:space="0" w:color="auto"/>
+            </w:tcBorders>
+            <w:shd w:val="clear" w:color="000000" w:fill="F8696B"/>
+            <w:noWrap/>
+            <w:vAlign w:val="bottom"/>
+            <w:hideMark/>
+          </w:tcPr>
+          <w:p>
+            <w:pPr>
+              <w:jc w:val="right"/>
+              <w:rPr>
+                <w:rFonts w:ascii="Calibri" w:eastAsia="Times New Roman" w:hAnsi="Calibri" w:cs="Calibri"/>
+                <w:sz w:val="22"/>
+                <w:szCs w:val="22"/>
+              </w:rPr>
+            </w:pPr>
+            <w:r>
+              <w:rPr>
+                <w:rFonts w:ascii="Calibri" w:eastAsia="Times New Roman" w:hAnsi="Calibri" w:cs="Calibri"/>
+                <w:sz w:val="22"/>
+                <w:szCs w:val="22"/>
+              </w:rPr>
+              <w:t>0,004</w:t>
+            </w:r>
+          </w:p>
+        </w:tc>
+        <w:tc>
+          <w:tcPr>
+            <w:tcW w:w="1120" w:type="dxa"/>
+            <w:tcBorders>
+              <w:top w:val="single" w:sz="12" w:space="0" w:color="auto"/>
+              <w:left w:val="single" w:sz="12" w:space="0" w:color="auto"/>
+              <w:bottom w:val="single" w:sz="12" w:space="0" w:color="auto"/>
+              <w:right w:val="single" w:sz="12" w:space="0" w:color="auto"/>
+            </w:tcBorders>
+            <w:shd w:val="clear" w:color="000000" w:fill="F8696B"/>
+            <w:noWrap/>
+            <w:vAlign w:val="bottom"/>
+            <w:hideMark/>
+          </w:tcPr>
+          <w:p>
+            <w:pPr>
+              <w:jc w:val="right"/>
+              <w:rPr>
+                <w:rFonts w:ascii="Calibri" w:eastAsia="Times New Roman" w:hAnsi="Calibri" w:cs="Calibri"/>
+                <w:sz w:val="22"/>
+                <w:szCs w:val="22"/>
+              </w:rPr>
+            </w:pPr>
+            <w:r>
+              <w:rPr>
+                <w:rFonts w:ascii="Calibri" w:eastAsia="Times New Roman" w:hAnsi="Calibri" w:cs="Calibri"/>
+                <w:sz w:val="22"/>
+                <w:szCs w:val="22"/>
+              </w:rPr>
+              <w:t>0,193</w:t>
+            </w:r>
+          </w:p>
+        </w:tc>
+        <w:tc>
+          <w:tcPr>
+            <w:tcW w:w="1140" w:type="dxa"/>
+            <w:tcBorders>
+              <w:top w:val="nil"/>
+              <w:left w:val="nil"/>
+              <w:bottom w:val="single" w:sz="12" w:space="0" w:color="auto"/>
+              <w:right w:val="single" w:sz="12" w:space="0" w:color="auto"/>
+            </w:tcBorders>
+            <w:shd w:val="clear" w:color="auto" w:fill="auto"/>
+            <w:noWrap/>
+            <w:vAlign w:val="bottom"/>
+            <w:hideMark/>
+          </w:tcPr>
+          <w:p>
+            <w:pPr>
+              <w:jc w:val="right"/>
+              <w:rPr>
+                <w:rFonts w:ascii="Calibri" w:eastAsia="Times New Roman" w:hAnsi="Calibri" w:cs="Calibri"/>
+                <w:sz w:val="22"/>
+                <w:szCs w:val="22"/>
+              </w:rPr>
+            </w:pPr>
+            <w:r>
+              <w:rPr>
+                <w:rFonts w:ascii="Calibri" w:eastAsia="Times New Roman" w:hAnsi="Calibri" w:cs="Calibri"/>
+                <w:sz w:val="22"/>
+                <w:szCs w:val="22"/>
+              </w:rPr>
+              <w:t>1,134</w:t>
+            </w:r>
+          </w:p>
+        </w:tc>
+      </w:tr>
+    </w:tbl>
     <w:p>
       <w:pPr>
         <w:spacing w:before="120"/>
-        <w:rPr>
-          <w:rFonts w:ascii="Segoe UI" w:hAnsi="Segoe UI" w:cs="Segoe UI"/>
-          <w:color w:val="D8DEE9"/>
-          <w:sz w:val="20"/>
-          <w:szCs w:val="20"/>
-          <w:shd w:val="clear" w:color="auto" w:fill="0A0A0A"/>
+        <w:jc w:val="center"/>
+        <w:rPr>
+          <w:rFonts w:eastAsia="Times New Roman"/>
+          <w:i/>
+          <w:iCs/>
+          <w:color w:val="000000"/>
         </w:rPr>
       </w:pPr>
       <w:r>
         <w:rPr>
-          <w:rFonts w:ascii="Segoe UI" w:hAnsi="Segoe UI" w:cs="Segoe UI"/>
-          <w:color w:val="D8DEE9"/>
-          <w:sz w:val="20"/>
-          <w:szCs w:val="20"/>
-          <w:shd w:val="clear" w:color="auto" w:fill="0A0A0A"/>
-        </w:rPr>
-        <w:t>Существенный разрыв между метриками обучения и теста (R² 0,597 против 0,347) указал на переобучение модели. Анализ важности признаков (</w:t>
-      </w:r>
-      <w:proofErr w:type="spellStart"/>
-      <w:r>
-        <w:rPr>
-          <w:rFonts w:ascii="Segoe UI" w:hAnsi="Segoe UI" w:cs="Segoe UI"/>
-          <w:color w:val="D8DEE9"/>
-          <w:sz w:val="20"/>
-          <w:szCs w:val="20"/>
-          <w:shd w:val="clear" w:color="auto" w:fill="0A0A0A"/>
-        </w:rPr>
-        <w:t>feature</w:t>
-      </w:r>
-      <w:proofErr w:type="spellEnd"/>
-      <w:r>
-        <w:rPr>
-          <w:rFonts w:ascii="Segoe UI" w:hAnsi="Segoe UI" w:cs="Segoe UI"/>
-          <w:color w:val="D8DEE9"/>
-          <w:sz w:val="20"/>
-          <w:szCs w:val="20"/>
-          <w:shd w:val="clear" w:color="auto" w:fill="0A0A0A"/>
-        </w:rPr>
-        <w:t xml:space="preserve"> </w:t>
-      </w:r>
-      <w:proofErr w:type="spellStart"/>
-      <w:r>
-        <w:rPr>
-          <w:rFonts w:ascii="Segoe UI" w:hAnsi="Segoe UI" w:cs="Segoe UI"/>
-          <w:color w:val="D8DEE9"/>
-          <w:sz w:val="20"/>
-          <w:szCs w:val="20"/>
-          <w:shd w:val="clear" w:color="auto" w:fill="0A0A0A"/>
-        </w:rPr>
-        <w:t>importance</w:t>
-      </w:r>
-      <w:proofErr w:type="spellEnd"/>
-      <w:r>
-        <w:rPr>
-          <w:rFonts w:ascii="Segoe UI" w:hAnsi="Segoe UI" w:cs="Segoe UI"/>
-          <w:color w:val="D8DEE9"/>
-          <w:sz w:val="20"/>
-          <w:szCs w:val="20"/>
-          <w:shd w:val="clear" w:color="auto" w:fill="0A0A0A"/>
-        </w:rPr>
-        <w:t>) показал, что основной вклад вносит параметр </w:t>
-      </w:r>
-      <w:proofErr w:type="spellStart"/>
-      <w:r>
-        <w:rPr>
-          <w:rStyle w:val="markdown-inline-code"/>
-          <w:rFonts w:ascii="Consolas" w:hAnsi="Consolas"/>
-          <w:sz w:val="22"/>
-          <w:szCs w:val="22"/>
-        </w:rPr>
-        <w:t>equipment_age_years</w:t>
-      </w:r>
-      <w:proofErr w:type="spellEnd"/>
-      <w:r>
-        <w:rPr>
-          <w:rFonts w:ascii="Segoe UI" w:hAnsi="Segoe UI" w:cs="Segoe UI"/>
-          <w:color w:val="D8DEE9"/>
-          <w:sz w:val="20"/>
-          <w:szCs w:val="20"/>
-          <w:shd w:val="clear" w:color="auto" w:fill="0A0A0A"/>
-        </w:rPr>
-        <w:t> (возраст оборудования, лет), представленный вещественными числами с высокой точностью. Для проверки гипотезы о том, что модель запоминает конкретные значения данного признака вместо обобщённой закономерности, был проведён эксперимент с дискретизацией (</w:t>
-      </w:r>
-      <w:proofErr w:type="spellStart"/>
-      <w:r>
-        <w:rPr>
-          <w:rFonts w:ascii="Segoe UI" w:hAnsi="Segoe UI" w:cs="Segoe UI"/>
-          <w:color w:val="D8DEE9"/>
-          <w:sz w:val="20"/>
-          <w:szCs w:val="20"/>
-          <w:shd w:val="clear" w:color="auto" w:fill="0A0A0A"/>
-        </w:rPr>
-        <w:t>бинированием</w:t>
-      </w:r>
-      <w:proofErr w:type="spellEnd"/>
-      <w:r>
-        <w:rPr>
-          <w:rFonts w:ascii="Segoe UI" w:hAnsi="Segoe UI" w:cs="Segoe UI"/>
-          <w:color w:val="D8DEE9"/>
-          <w:sz w:val="20"/>
-          <w:szCs w:val="20"/>
-          <w:shd w:val="clear" w:color="auto" w:fill="0A0A0A"/>
-        </w:rPr>
-        <w:t>) возраста с шагом 0,5 года.</w:t>
+          <w:rFonts w:eastAsia="Times New Roman"/>
+          <w:i/>
+          <w:iCs/>
+          <w:color w:val="000000"/>
+        </w:rPr>
+        <w:t>Таблица 4 — Метрики случайного леса с исключением отрицательных значений: общая модель и стратификация по установкам</w:t>
       </w:r>
     </w:p>
     <w:p>
       <w:pPr>
         <w:spacing w:before="120"/>
         <w:rPr>
-          <w:rFonts w:ascii="Segoe UI" w:hAnsi="Segoe UI" w:cs="Segoe UI"/>
-          <w:color w:val="D8DEE9"/>
-          <w:sz w:val="20"/>
-          <w:szCs w:val="20"/>
-          <w:shd w:val="clear" w:color="auto" w:fill="0A0A0A"/>
+          <w:rFonts w:eastAsia="Times New Roman"/>
+          <w:i/>
+          <w:iCs/>
+          <w:color w:val="000000"/>
         </w:rPr>
       </w:pPr>
       <w:r>
         <w:rPr>
-          <w:rFonts w:ascii="Segoe UI" w:hAnsi="Segoe UI" w:cs="Segoe UI"/>
-          <w:color w:val="D8DEE9"/>
-          <w:sz w:val="20"/>
-          <w:szCs w:val="20"/>
-          <w:shd w:val="clear" w:color="auto" w:fill="0A0A0A"/>
-        </w:rPr>
-        <w:t>При </w:t>
+          <w:rFonts w:eastAsia="Times New Roman"/>
+          <w:color w:val="000000"/>
+        </w:rPr>
+        <w:t xml:space="preserve">Случайный лес продемонстрировал существенное улучшение по сравнению с линейной регрессией. </w:t>
       </w:r>
-      <w:proofErr w:type="spellStart"/>
       <w:r>
         <w:rPr>
-          <w:rFonts w:ascii="Segoe UI" w:hAnsi="Segoe UI" w:cs="Segoe UI"/>
-          <w:color w:val="D8DEE9"/>
-          <w:sz w:val="20"/>
-          <w:szCs w:val="20"/>
-          <w:shd w:val="clear" w:color="auto" w:fill="0A0A0A"/>
-        </w:rPr>
-        <w:t>бинировании</w:t>
+          <w:rFonts w:eastAsia="Times New Roman"/>
+          <w:b/>
+          <w:bCs/>
+          <w:i/>
+          <w:iCs/>
+          <w:color w:val="000000"/>
+        </w:rPr>
+        <w:t>На объединённой выборке R² на тестовой выборке вырос с 0.023 (линейная регрессия) до 0.389 — более чем в 15 раз.</w:t>
       </w:r>
-      <w:proofErr w:type="spellEnd"/>
       <w:r>
         <w:rPr>
-          <w:rFonts w:ascii="Segoe UI" w:hAnsi="Segoe UI" w:cs="Segoe UI"/>
-          <w:color w:val="D8DEE9"/>
-          <w:sz w:val="20"/>
-          <w:szCs w:val="20"/>
-          <w:shd w:val="clear" w:color="auto" w:fill="0A0A0A"/>
-        </w:rPr>
-        <w:t xml:space="preserve"> возраста R² на тесте снизился до значения, статистически неотличимого от нуля (−0,004), что совпадает с результатом модели без признака возраста (R² = 0,002). Это подтверждает, что алгоритм случайного леса использовал высокую кардинальность вещественного признака для построения узких порогов разбиения, фактически запоминая обучающие наблюдения, а не выявляя обобщаемую зависимость скорости коррозии от возраста оборудования.</w:t>
+          <w:rFonts w:eastAsia="Times New Roman"/>
+          <w:color w:val="000000"/>
+        </w:rPr>
+        <w:t xml:space="preserve"> </w:t>
+      </w:r>
+      <w:r>
+        <w:rPr>
+          <w:rFonts w:eastAsia="Times New Roman"/>
+          <w:i/>
+          <w:iCs/>
+          <w:color w:val="000000"/>
+        </w:rPr>
+        <w:t>На установках 4 (КК-2) и 51 (КК) R² составил 0.492 и 0.341 соответственно, что в 3.8 и 2.1 раза превышает результаты линейной модели (0.130 и 0.161).</w:t>
       </w:r>
     </w:p>
     <w:p>
@@ -13554,20 +15281,130 @@
       </w:pPr>
       <w:r>
         <w:rPr>
-          <w:rFonts w:ascii="Segoe UI" w:hAnsi="Segoe UI" w:cs="Segoe UI"/>
-          <w:color w:val="D8DEE9"/>
-          <w:sz w:val="20"/>
-          <w:szCs w:val="20"/>
-          <w:shd w:val="clear" w:color="auto" w:fill="0A0A0A"/>
-        </w:rPr>
-        <w:t>Таким образом, полученное значение R² = 0,347 на тесте является артефактом переобучения на непрерывном признаке, а не свидетельством реальной прогностической способности модели. Данный результат указывает на необходимость критической оценки информативности входных признаков и контроля переобучения при использовании ансамблевых моделей на данных коррозионного мониторинга.</w:t>
+          <w:rFonts w:eastAsia="Times New Roman"/>
+          <w:color w:val="000000"/>
+        </w:rPr>
+        <w:t>Вместе с тем результаты выявили несколько важных закономерностей:</w:t>
+      </w:r>
+    </w:p>
+    <w:p>
+      <w:pPr>
+        <w:pStyle w:val="a6"/>
+        <w:numPr>
+          <w:ilvl w:val="0"/>
+          <w:numId w:val="24"/>
+        </w:numPr>
+        <w:spacing w:before="120"/>
+        <w:rPr>
+          <w:rFonts w:eastAsia="Times New Roman"/>
+          <w:color w:val="000000"/>
+        </w:rPr>
+      </w:pPr>
+      <w:r>
+        <w:rPr>
+          <w:rFonts w:eastAsia="Times New Roman"/>
+          <w:b/>
+          <w:bCs/>
+          <w:color w:val="000000"/>
+        </w:rPr>
+        <w:t>Установки типа АВТ по-прежнему не поддаются прогнозированию.</w:t>
+      </w:r>
+      <w:r>
+        <w:rPr>
+          <w:rFonts w:eastAsia="Times New Roman"/>
+          <w:color w:val="000000"/>
+        </w:rPr>
+        <w:t xml:space="preserve"> Установки 80 (АВТ-5), 68 (АВТ-2) и 53 (АВТ-1) показали R² ≈ 0 или ниже, аналогично линейной регрессии. Нелинейная модель не улучшила ситуацию, что указывает на отсутствие информативных признаков для данных установок в текущем наборе данных.</w:t>
+      </w:r>
+    </w:p>
+    <w:p>
+      <w:pPr>
+        <w:pStyle w:val="a6"/>
+        <w:numPr>
+          <w:ilvl w:val="0"/>
+          <w:numId w:val="24"/>
+        </w:numPr>
+        <w:spacing w:before="120"/>
+        <w:rPr>
+          <w:rFonts w:eastAsia="Times New Roman"/>
+          <w:color w:val="000000"/>
+        </w:rPr>
+      </w:pPr>
+      <w:r>
+        <w:rPr>
+          <w:rFonts w:eastAsia="Times New Roman"/>
+          <w:b/>
+          <w:bCs/>
+          <w:color w:val="000000"/>
+        </w:rPr>
+        <w:t>Установка 54 (АВТ-6) демонстрирует признаки переобучения:</w:t>
+      </w:r>
+      <w:r>
+        <w:rPr>
+          <w:rFonts w:eastAsia="Times New Roman"/>
+          <w:color w:val="000000"/>
+        </w:rPr>
+        <w:t xml:space="preserve"> R² на обучении составил 0.688, тогда как на тесте — лишь 0.181. Такой разрыв свидетельствует о том, что модель «запоминает» обучающие данные, но не выявляет обобщаемые закономерности.</w:t>
+      </w:r>
+    </w:p>
+    <w:p>
+      <w:pPr>
+        <w:pStyle w:val="a6"/>
+        <w:numPr>
+          <w:ilvl w:val="0"/>
+          <w:numId w:val="24"/>
+        </w:numPr>
+        <w:spacing w:before="120"/>
+        <w:rPr>
+          <w:rFonts w:eastAsia="Times New Roman"/>
+          <w:color w:val="000000"/>
+        </w:rPr>
+      </w:pPr>
+      <w:r>
+        <w:rPr>
+          <w:rFonts w:eastAsia="Times New Roman"/>
+          <w:b/>
+          <w:bCs/>
+          <w:color w:val="000000"/>
+        </w:rPr>
+        <w:t xml:space="preserve">Признак </w:t>
+      </w:r>
+      <w:proofErr w:type="spellStart"/>
+      <w:r>
+        <w:rPr>
+          <w:rFonts w:eastAsia="Times New Roman"/>
+          <w:b/>
+          <w:bCs/>
+          <w:color w:val="000000"/>
+        </w:rPr>
+        <w:t>equipment_age_years</w:t>
+      </w:r>
+      <w:proofErr w:type="spellEnd"/>
+      <w:r>
+        <w:rPr>
+          <w:rFonts w:eastAsia="Times New Roman"/>
+          <w:b/>
+          <w:bCs/>
+          <w:color w:val="000000"/>
+        </w:rPr>
+        <w:t xml:space="preserve"> оказывает доминирующее влияние на метрики</w:t>
+      </w:r>
+      <w:r>
+        <w:rPr>
+          <w:rFonts w:eastAsia="Times New Roman"/>
+          <w:color w:val="000000"/>
+        </w:rPr>
+        <w:t>: его добавление увеличивает R² на тесте с 0.010 до 0.343 (рост в 34 раза). Данное наблюдение требует отдельного анализа, представленного в п. 4.2.</w:t>
       </w:r>
     </w:p>
     <w:p>
       <w:pPr>
         <w:spacing w:before="120"/>
-        <w:rPr>
-          <w:rFonts w:eastAsia="Times New Roman"/>
+        <w:jc w:val="center"/>
+        <w:rPr>
+          <w:rFonts w:eastAsia="Times New Roman"/>
+          <w:i/>
+          <w:iCs/>
           <w:color w:val="000000"/>
         </w:rPr>
       </w:pPr>
@@ -13577,6 +15414,3305 @@
         <w:spacing w:before="120"/>
         <w:rPr>
           <w:rFonts w:eastAsia="Times New Roman"/>
+          <w:b/>
+          <w:bCs/>
+          <w:i/>
+          <w:iCs/>
+          <w:color w:val="000000"/>
+        </w:rPr>
+      </w:pPr>
+      <w:r>
+        <w:rPr>
+          <w:rFonts w:eastAsia="Times New Roman"/>
+          <w:b/>
+          <w:bCs/>
+          <w:i/>
+          <w:iCs/>
+          <w:color w:val="000000"/>
+        </w:rPr>
+        <w:lastRenderedPageBreak/>
+        <w:t xml:space="preserve">4.2. Анализ роли признака </w:t>
+      </w:r>
+      <w:proofErr w:type="spellStart"/>
+      <w:r>
+        <w:rPr>
+          <w:rFonts w:eastAsia="Times New Roman"/>
+          <w:b/>
+          <w:bCs/>
+          <w:i/>
+          <w:iCs/>
+          <w:color w:val="000000"/>
+        </w:rPr>
+        <w:t>equipment_age_years</w:t>
+      </w:r>
+      <w:proofErr w:type="spellEnd"/>
+    </w:p>
+    <w:p>
+      <w:pPr>
+        <w:spacing w:before="120"/>
+        <w:rPr>
+          <w:rFonts w:eastAsia="Times New Roman"/>
+          <w:color w:val="000000"/>
+        </w:rPr>
+      </w:pPr>
+      <w:r>
+        <w:rPr>
+          <w:rFonts w:eastAsia="Times New Roman"/>
+          <w:color w:val="000000"/>
+        </w:rPr>
+        <w:t xml:space="preserve">Анализ </w:t>
+      </w:r>
+      <w:proofErr w:type="spellStart"/>
+      <w:r>
+        <w:rPr>
+          <w:rFonts w:eastAsia="Times New Roman"/>
+          <w:color w:val="000000"/>
+        </w:rPr>
+        <w:t>forward</w:t>
+      </w:r>
+      <w:proofErr w:type="spellEnd"/>
+      <w:r>
+        <w:rPr>
+          <w:rFonts w:eastAsia="Times New Roman"/>
+          <w:color w:val="000000"/>
+        </w:rPr>
+        <w:t xml:space="preserve"> </w:t>
+      </w:r>
+      <w:proofErr w:type="spellStart"/>
+      <w:r>
+        <w:rPr>
+          <w:rFonts w:eastAsia="Times New Roman"/>
+          <w:color w:val="000000"/>
+        </w:rPr>
+        <w:t>selection</w:t>
+      </w:r>
+      <w:proofErr w:type="spellEnd"/>
+      <w:r>
+        <w:rPr>
+          <w:rFonts w:eastAsia="Times New Roman"/>
+          <w:color w:val="000000"/>
+        </w:rPr>
+        <w:t xml:space="preserve"> (п. 4.1) показал, что </w:t>
+      </w:r>
+      <w:proofErr w:type="spellStart"/>
+      <w:r>
+        <w:rPr>
+          <w:rFonts w:eastAsia="Times New Roman"/>
+          <w:color w:val="000000"/>
+        </w:rPr>
+        <w:t>equipment_age_years</w:t>
+      </w:r>
+      <w:proofErr w:type="spellEnd"/>
+      <w:r>
+        <w:rPr>
+          <w:rFonts w:eastAsia="Times New Roman"/>
+          <w:color w:val="000000"/>
+        </w:rPr>
+        <w:t xml:space="preserve"> оказывает доминирующее влияние на качество модели. Возникает вопрос: отражает ли данный признак реальную физическую зависимость (длительность эксплуатации влияет на коррозию) или выступает косвенным идентификатором конкретного оборудования, позволяя модели «запоминать» средние скорости коррозии отдельных трубопроводов?</w:t>
+      </w:r>
+    </w:p>
+    <w:p>
+      <w:pPr>
+        <w:spacing w:before="120"/>
+        <w:rPr>
+          <w:rFonts w:eastAsia="Times New Roman"/>
+          <w:color w:val="000000"/>
+        </w:rPr>
+      </w:pPr>
+      <w:r>
+        <w:rPr>
+          <w:rFonts w:eastAsia="Times New Roman"/>
+          <w:color w:val="000000"/>
+        </w:rPr>
+        <w:t xml:space="preserve">Для проверки был проведён эксперимент: </w:t>
+      </w:r>
+      <w:proofErr w:type="spellStart"/>
+      <w:r>
+        <w:rPr>
+          <w:rFonts w:eastAsia="Times New Roman"/>
+          <w:color w:val="000000"/>
+        </w:rPr>
+        <w:t>equipment_age_years</w:t>
+      </w:r>
+      <w:proofErr w:type="spellEnd"/>
+      <w:r>
+        <w:rPr>
+          <w:rFonts w:eastAsia="Times New Roman"/>
+          <w:color w:val="000000"/>
+        </w:rPr>
+        <w:t xml:space="preserve"> (547 уникальных значений) был дискретизирован с шагом 0.5 года (41 уникальное значение), что устраняет возможность однозначной идентификации оборудования, но сохраняет информацию о возрастной категории. Для установки 4 (КК-2), показавшей лучшие результаты в п. 4.1, модель была обучена полностью без </w:t>
+      </w:r>
+      <w:proofErr w:type="spellStart"/>
+      <w:r>
+        <w:rPr>
+          <w:rFonts w:eastAsia="Times New Roman"/>
+          <w:color w:val="000000"/>
+        </w:rPr>
+        <w:t>equipment_age_years</w:t>
+      </w:r>
+      <w:proofErr w:type="spellEnd"/>
+      <w:r>
+        <w:rPr>
+          <w:rFonts w:eastAsia="Times New Roman"/>
+          <w:color w:val="000000"/>
+        </w:rPr>
+        <w:t>. Результаты сравнения приведены в Таблице 5.</w:t>
+      </w:r>
+    </w:p>
+    <w:tbl>
+      <w:tblPr>
+        <w:tblW w:w="8480" w:type="dxa"/>
+        <w:jc w:val="center"/>
+        <w:tblLook w:val="04A0" w:firstRow="1" w:lastRow="0" w:firstColumn="1" w:lastColumn="0" w:noHBand="0" w:noVBand="1"/>
+      </w:tblPr>
+      <w:tblGrid>
+        <w:gridCol w:w="1640"/>
+        <w:gridCol w:w="1300"/>
+        <w:gridCol w:w="1620"/>
+        <w:gridCol w:w="960"/>
+        <w:gridCol w:w="1780"/>
+        <w:gridCol w:w="1180"/>
+      </w:tblGrid>
+      <w:tr>
+        <w:trPr>
+          <w:trHeight w:val="312"/>
+          <w:jc w:val="center"/>
+        </w:trPr>
+        <w:tc>
+          <w:tcPr>
+            <w:tcW w:w="1640" w:type="dxa"/>
+            <w:tcBorders>
+              <w:top w:val="single" w:sz="12" w:space="0" w:color="auto"/>
+              <w:left w:val="single" w:sz="12" w:space="0" w:color="auto"/>
+              <w:bottom w:val="single" w:sz="12" w:space="0" w:color="auto"/>
+              <w:right w:val="single" w:sz="12" w:space="0" w:color="auto"/>
+            </w:tcBorders>
+            <w:shd w:val="clear" w:color="auto" w:fill="auto"/>
+            <w:noWrap/>
+            <w:vAlign w:val="center"/>
+            <w:hideMark/>
+          </w:tcPr>
+          <w:p>
+            <w:pPr>
+              <w:rPr>
+                <w:rFonts w:ascii="Segoe UI" w:eastAsia="Times New Roman" w:hAnsi="Segoe UI" w:cs="Segoe UI"/>
+                <w:sz w:val="16"/>
+                <w:szCs w:val="16"/>
+              </w:rPr>
+            </w:pPr>
+            <w:r>
+              <w:rPr>
+                <w:rFonts w:ascii="Segoe UI" w:eastAsia="Times New Roman" w:hAnsi="Segoe UI" w:cs="Segoe UI"/>
+                <w:sz w:val="16"/>
+                <w:szCs w:val="16"/>
+              </w:rPr>
+              <w:t>Установка</w:t>
+            </w:r>
+          </w:p>
+        </w:tc>
+        <w:tc>
+          <w:tcPr>
+            <w:tcW w:w="1300" w:type="dxa"/>
+            <w:tcBorders>
+              <w:top w:val="single" w:sz="12" w:space="0" w:color="auto"/>
+              <w:left w:val="nil"/>
+              <w:bottom w:val="single" w:sz="12" w:space="0" w:color="auto"/>
+              <w:right w:val="single" w:sz="12" w:space="0" w:color="auto"/>
+            </w:tcBorders>
+            <w:shd w:val="clear" w:color="auto" w:fill="auto"/>
+            <w:noWrap/>
+            <w:vAlign w:val="center"/>
+            <w:hideMark/>
+          </w:tcPr>
+          <w:p>
+            <w:pPr>
+              <w:rPr>
+                <w:rFonts w:ascii="Segoe UI" w:eastAsia="Times New Roman" w:hAnsi="Segoe UI" w:cs="Segoe UI"/>
+                <w:sz w:val="16"/>
+                <w:szCs w:val="16"/>
+              </w:rPr>
+            </w:pPr>
+            <w:r>
+              <w:rPr>
+                <w:rFonts w:ascii="Segoe UI" w:eastAsia="Times New Roman" w:hAnsi="Segoe UI" w:cs="Segoe UI"/>
+                <w:sz w:val="16"/>
+                <w:szCs w:val="16"/>
+              </w:rPr>
+              <w:t>R² (</w:t>
+            </w:r>
+            <w:proofErr w:type="spellStart"/>
+            <w:r>
+              <w:rPr>
+                <w:rFonts w:ascii="Segoe UI" w:eastAsia="Times New Roman" w:hAnsi="Segoe UI" w:cs="Segoe UI"/>
+                <w:sz w:val="16"/>
+                <w:szCs w:val="16"/>
+              </w:rPr>
+              <w:t>test</w:t>
+            </w:r>
+            <w:proofErr w:type="spellEnd"/>
+            <w:r>
+              <w:rPr>
+                <w:rFonts w:ascii="Segoe UI" w:eastAsia="Times New Roman" w:hAnsi="Segoe UI" w:cs="Segoe UI"/>
+                <w:sz w:val="16"/>
+                <w:szCs w:val="16"/>
+              </w:rPr>
+              <w:t xml:space="preserve">) с </w:t>
+            </w:r>
+            <w:proofErr w:type="spellStart"/>
+            <w:r>
+              <w:rPr>
+                <w:rFonts w:ascii="Segoe UI" w:eastAsia="Times New Roman" w:hAnsi="Segoe UI" w:cs="Segoe UI"/>
+                <w:sz w:val="16"/>
+                <w:szCs w:val="16"/>
+              </w:rPr>
+              <w:t>age</w:t>
+            </w:r>
+            <w:proofErr w:type="spellEnd"/>
+          </w:p>
+        </w:tc>
+        <w:tc>
+          <w:tcPr>
+            <w:tcW w:w="1620" w:type="dxa"/>
+            <w:tcBorders>
+              <w:top w:val="single" w:sz="12" w:space="0" w:color="auto"/>
+              <w:left w:val="nil"/>
+              <w:bottom w:val="single" w:sz="12" w:space="0" w:color="auto"/>
+              <w:right w:val="single" w:sz="12" w:space="0" w:color="auto"/>
+            </w:tcBorders>
+            <w:shd w:val="clear" w:color="auto" w:fill="auto"/>
+            <w:noWrap/>
+            <w:vAlign w:val="center"/>
+            <w:hideMark/>
+          </w:tcPr>
+          <w:p>
+            <w:pPr>
+              <w:rPr>
+                <w:rFonts w:ascii="Segoe UI" w:eastAsia="Times New Roman" w:hAnsi="Segoe UI" w:cs="Segoe UI"/>
+                <w:sz w:val="16"/>
+                <w:szCs w:val="16"/>
+              </w:rPr>
+            </w:pPr>
+            <w:r>
+              <w:rPr>
+                <w:rFonts w:ascii="Segoe UI" w:eastAsia="Times New Roman" w:hAnsi="Segoe UI" w:cs="Segoe UI"/>
+                <w:sz w:val="16"/>
+                <w:szCs w:val="16"/>
+              </w:rPr>
+              <w:t>MAE (</w:t>
+            </w:r>
+            <w:proofErr w:type="spellStart"/>
+            <w:r>
+              <w:rPr>
+                <w:rFonts w:ascii="Segoe UI" w:eastAsia="Times New Roman" w:hAnsi="Segoe UI" w:cs="Segoe UI"/>
+                <w:sz w:val="16"/>
+                <w:szCs w:val="16"/>
+              </w:rPr>
+              <w:t>test</w:t>
+            </w:r>
+            <w:proofErr w:type="spellEnd"/>
+            <w:r>
+              <w:rPr>
+                <w:rFonts w:ascii="Segoe UI" w:eastAsia="Times New Roman" w:hAnsi="Segoe UI" w:cs="Segoe UI"/>
+                <w:sz w:val="16"/>
+                <w:szCs w:val="16"/>
+              </w:rPr>
+              <w:t>) с </w:t>
+            </w:r>
+            <w:proofErr w:type="spellStart"/>
+            <w:r>
+              <w:rPr>
+                <w:rFonts w:ascii="Segoe UI" w:eastAsia="Times New Roman" w:hAnsi="Segoe UI" w:cs="Segoe UI"/>
+                <w:sz w:val="16"/>
+                <w:szCs w:val="16"/>
+              </w:rPr>
+              <w:t>age</w:t>
+            </w:r>
+            <w:proofErr w:type="spellEnd"/>
+          </w:p>
+        </w:tc>
+        <w:tc>
+          <w:tcPr>
+            <w:tcW w:w="960" w:type="dxa"/>
+            <w:tcBorders>
+              <w:top w:val="single" w:sz="12" w:space="0" w:color="auto"/>
+              <w:left w:val="nil"/>
+              <w:bottom w:val="single" w:sz="12" w:space="0" w:color="auto"/>
+              <w:right w:val="single" w:sz="12" w:space="0" w:color="auto"/>
+            </w:tcBorders>
+            <w:shd w:val="clear" w:color="auto" w:fill="auto"/>
+            <w:noWrap/>
+            <w:vAlign w:val="center"/>
+            <w:hideMark/>
+          </w:tcPr>
+          <w:p>
+            <w:pPr>
+              <w:rPr>
+                <w:rFonts w:ascii="Segoe UI" w:eastAsia="Times New Roman" w:hAnsi="Segoe UI" w:cs="Segoe UI"/>
+                <w:sz w:val="16"/>
+                <w:szCs w:val="16"/>
+              </w:rPr>
+            </w:pPr>
+            <w:r>
+              <w:rPr>
+                <w:rFonts w:ascii="Segoe UI" w:eastAsia="Times New Roman" w:hAnsi="Segoe UI" w:cs="Segoe UI"/>
+                <w:sz w:val="16"/>
+                <w:szCs w:val="16"/>
+              </w:rPr>
+              <w:t>R² (</w:t>
+            </w:r>
+            <w:proofErr w:type="spellStart"/>
+            <w:r>
+              <w:rPr>
+                <w:rFonts w:ascii="Segoe UI" w:eastAsia="Times New Roman" w:hAnsi="Segoe UI" w:cs="Segoe UI"/>
+                <w:sz w:val="16"/>
+                <w:szCs w:val="16"/>
+              </w:rPr>
+              <w:t>test</w:t>
+            </w:r>
+            <w:proofErr w:type="spellEnd"/>
+            <w:r>
+              <w:rPr>
+                <w:rFonts w:ascii="Segoe UI" w:eastAsia="Times New Roman" w:hAnsi="Segoe UI" w:cs="Segoe UI"/>
+                <w:sz w:val="16"/>
+                <w:szCs w:val="16"/>
+              </w:rPr>
+              <w:t>) без </w:t>
+            </w:r>
+            <w:proofErr w:type="spellStart"/>
+            <w:r>
+              <w:rPr>
+                <w:rFonts w:ascii="Segoe UI" w:eastAsia="Times New Roman" w:hAnsi="Segoe UI" w:cs="Segoe UI"/>
+                <w:sz w:val="16"/>
+                <w:szCs w:val="16"/>
+              </w:rPr>
+              <w:t>age</w:t>
+            </w:r>
+            <w:proofErr w:type="spellEnd"/>
+          </w:p>
+        </w:tc>
+        <w:tc>
+          <w:tcPr>
+            <w:tcW w:w="1780" w:type="dxa"/>
+            <w:tcBorders>
+              <w:top w:val="single" w:sz="12" w:space="0" w:color="auto"/>
+              <w:left w:val="nil"/>
+              <w:bottom w:val="single" w:sz="12" w:space="0" w:color="auto"/>
+              <w:right w:val="single" w:sz="12" w:space="0" w:color="auto"/>
+            </w:tcBorders>
+            <w:shd w:val="clear" w:color="auto" w:fill="auto"/>
+            <w:noWrap/>
+            <w:vAlign w:val="center"/>
+            <w:hideMark/>
+          </w:tcPr>
+          <w:p>
+            <w:pPr>
+              <w:rPr>
+                <w:rFonts w:ascii="Segoe UI" w:eastAsia="Times New Roman" w:hAnsi="Segoe UI" w:cs="Segoe UI"/>
+                <w:sz w:val="16"/>
+                <w:szCs w:val="16"/>
+              </w:rPr>
+            </w:pPr>
+            <w:r>
+              <w:rPr>
+                <w:rFonts w:ascii="Segoe UI" w:eastAsia="Times New Roman" w:hAnsi="Segoe UI" w:cs="Segoe UI"/>
+                <w:sz w:val="16"/>
+                <w:szCs w:val="16"/>
+              </w:rPr>
+              <w:t>MAE (</w:t>
+            </w:r>
+            <w:proofErr w:type="spellStart"/>
+            <w:r>
+              <w:rPr>
+                <w:rFonts w:ascii="Segoe UI" w:eastAsia="Times New Roman" w:hAnsi="Segoe UI" w:cs="Segoe UI"/>
+                <w:sz w:val="16"/>
+                <w:szCs w:val="16"/>
+              </w:rPr>
+              <w:t>test</w:t>
+            </w:r>
+            <w:proofErr w:type="spellEnd"/>
+            <w:r>
+              <w:rPr>
+                <w:rFonts w:ascii="Segoe UI" w:eastAsia="Times New Roman" w:hAnsi="Segoe UI" w:cs="Segoe UI"/>
+                <w:sz w:val="16"/>
+                <w:szCs w:val="16"/>
+              </w:rPr>
+              <w:t>) без </w:t>
+            </w:r>
+            <w:proofErr w:type="spellStart"/>
+            <w:r>
+              <w:rPr>
+                <w:rFonts w:ascii="Segoe UI" w:eastAsia="Times New Roman" w:hAnsi="Segoe UI" w:cs="Segoe UI"/>
+                <w:sz w:val="16"/>
+                <w:szCs w:val="16"/>
+              </w:rPr>
+              <w:t>age</w:t>
+            </w:r>
+            <w:proofErr w:type="spellEnd"/>
+          </w:p>
+        </w:tc>
+        <w:tc>
+          <w:tcPr>
+            <w:tcW w:w="1180" w:type="dxa"/>
+            <w:tcBorders>
+              <w:top w:val="single" w:sz="12" w:space="0" w:color="auto"/>
+              <w:left w:val="nil"/>
+              <w:bottom w:val="single" w:sz="12" w:space="0" w:color="auto"/>
+              <w:right w:val="single" w:sz="12" w:space="0" w:color="auto"/>
+            </w:tcBorders>
+            <w:shd w:val="clear" w:color="auto" w:fill="auto"/>
+            <w:noWrap/>
+            <w:vAlign w:val="center"/>
+            <w:hideMark/>
+          </w:tcPr>
+          <w:p>
+            <w:pPr>
+              <w:rPr>
+                <w:rFonts w:ascii="Segoe UI" w:eastAsia="Times New Roman" w:hAnsi="Segoe UI" w:cs="Segoe UI"/>
+                <w:sz w:val="16"/>
+                <w:szCs w:val="16"/>
+              </w:rPr>
+            </w:pPr>
+            <w:r>
+              <w:rPr>
+                <w:rFonts w:ascii="Segoe UI" w:eastAsia="Times New Roman" w:hAnsi="Segoe UI" w:cs="Segoe UI"/>
+                <w:sz w:val="16"/>
+                <w:szCs w:val="16"/>
+              </w:rPr>
+              <w:t>Изменение R²</w:t>
+            </w:r>
+          </w:p>
+        </w:tc>
+      </w:tr>
+      <w:tr>
+        <w:trPr>
+          <w:trHeight w:val="312"/>
+          <w:jc w:val="center"/>
+        </w:trPr>
+        <w:tc>
+          <w:tcPr>
+            <w:tcW w:w="1640" w:type="dxa"/>
+            <w:tcBorders>
+              <w:top w:val="nil"/>
+              <w:left w:val="single" w:sz="12" w:space="0" w:color="auto"/>
+              <w:bottom w:val="single" w:sz="12" w:space="0" w:color="auto"/>
+              <w:right w:val="single" w:sz="12" w:space="0" w:color="auto"/>
+            </w:tcBorders>
+            <w:shd w:val="clear" w:color="auto" w:fill="auto"/>
+            <w:noWrap/>
+            <w:vAlign w:val="center"/>
+            <w:hideMark/>
+          </w:tcPr>
+          <w:p>
+            <w:pPr>
+              <w:rPr>
+                <w:rFonts w:ascii="Segoe UI" w:eastAsia="Times New Roman" w:hAnsi="Segoe UI" w:cs="Segoe UI"/>
+                <w:sz w:val="16"/>
+                <w:szCs w:val="16"/>
+              </w:rPr>
+            </w:pPr>
+            <w:r>
+              <w:rPr>
+                <w:rFonts w:ascii="Segoe UI" w:eastAsia="Times New Roman" w:hAnsi="Segoe UI" w:cs="Segoe UI"/>
+                <w:sz w:val="16"/>
+                <w:szCs w:val="16"/>
+              </w:rPr>
+              <w:t>Все установки</w:t>
+            </w:r>
+          </w:p>
+        </w:tc>
+        <w:tc>
+          <w:tcPr>
+            <w:tcW w:w="1300" w:type="dxa"/>
+            <w:tcBorders>
+              <w:top w:val="single" w:sz="12" w:space="0" w:color="auto"/>
+              <w:left w:val="single" w:sz="12" w:space="0" w:color="auto"/>
+              <w:bottom w:val="single" w:sz="12" w:space="0" w:color="auto"/>
+              <w:right w:val="single" w:sz="12" w:space="0" w:color="auto"/>
+            </w:tcBorders>
+            <w:shd w:val="clear" w:color="000000" w:fill="A3BDE0"/>
+            <w:noWrap/>
+            <w:vAlign w:val="center"/>
+            <w:hideMark/>
+          </w:tcPr>
+          <w:p>
+            <w:pPr>
+              <w:rPr>
+                <w:rFonts w:ascii="Segoe UI" w:eastAsia="Times New Roman" w:hAnsi="Segoe UI" w:cs="Segoe UI"/>
+                <w:sz w:val="16"/>
+                <w:szCs w:val="16"/>
+              </w:rPr>
+            </w:pPr>
+            <w:r>
+              <w:rPr>
+                <w:rFonts w:ascii="Segoe UI" w:eastAsia="Times New Roman" w:hAnsi="Segoe UI" w:cs="Segoe UI"/>
+                <w:sz w:val="16"/>
+                <w:szCs w:val="16"/>
+              </w:rPr>
+              <w:t>0,389</w:t>
+            </w:r>
+          </w:p>
+        </w:tc>
+        <w:tc>
+          <w:tcPr>
+            <w:tcW w:w="1620" w:type="dxa"/>
+            <w:tcBorders>
+              <w:top w:val="single" w:sz="12" w:space="0" w:color="auto"/>
+              <w:left w:val="single" w:sz="12" w:space="0" w:color="auto"/>
+              <w:bottom w:val="single" w:sz="12" w:space="0" w:color="auto"/>
+              <w:right w:val="single" w:sz="12" w:space="0" w:color="auto"/>
+            </w:tcBorders>
+            <w:shd w:val="clear" w:color="000000" w:fill="FCFCFF"/>
+            <w:noWrap/>
+            <w:vAlign w:val="center"/>
+            <w:hideMark/>
+          </w:tcPr>
+          <w:p>
+            <w:pPr>
+              <w:rPr>
+                <w:rFonts w:ascii="Segoe UI" w:eastAsia="Times New Roman" w:hAnsi="Segoe UI" w:cs="Segoe UI"/>
+                <w:sz w:val="16"/>
+                <w:szCs w:val="16"/>
+              </w:rPr>
+            </w:pPr>
+            <w:r>
+              <w:rPr>
+                <w:rFonts w:ascii="Segoe UI" w:eastAsia="Times New Roman" w:hAnsi="Segoe UI" w:cs="Segoe UI"/>
+                <w:sz w:val="16"/>
+                <w:szCs w:val="16"/>
+              </w:rPr>
+              <w:t>0,102</w:t>
+            </w:r>
+          </w:p>
+        </w:tc>
+        <w:tc>
+          <w:tcPr>
+            <w:tcW w:w="960" w:type="dxa"/>
+            <w:tcBorders>
+              <w:top w:val="single" w:sz="12" w:space="0" w:color="auto"/>
+              <w:left w:val="single" w:sz="12" w:space="0" w:color="auto"/>
+              <w:bottom w:val="single" w:sz="12" w:space="0" w:color="auto"/>
+              <w:right w:val="single" w:sz="12" w:space="0" w:color="auto"/>
+            </w:tcBorders>
+            <w:shd w:val="clear" w:color="000000" w:fill="FAC7C9"/>
+            <w:noWrap/>
+            <w:vAlign w:val="center"/>
+            <w:hideMark/>
+          </w:tcPr>
+          <w:p>
+            <w:pPr>
+              <w:rPr>
+                <w:rFonts w:ascii="Segoe UI" w:eastAsia="Times New Roman" w:hAnsi="Segoe UI" w:cs="Segoe UI"/>
+                <w:sz w:val="16"/>
+                <w:szCs w:val="16"/>
+              </w:rPr>
+            </w:pPr>
+            <w:r>
+              <w:rPr>
+                <w:rFonts w:ascii="Segoe UI" w:eastAsia="Times New Roman" w:hAnsi="Segoe UI" w:cs="Segoe UI"/>
+                <w:sz w:val="16"/>
+                <w:szCs w:val="16"/>
+              </w:rPr>
+              <w:t>0,02</w:t>
+            </w:r>
+          </w:p>
+        </w:tc>
+        <w:tc>
+          <w:tcPr>
+            <w:tcW w:w="1780" w:type="dxa"/>
+            <w:tcBorders>
+              <w:top w:val="single" w:sz="12" w:space="0" w:color="auto"/>
+              <w:left w:val="single" w:sz="12" w:space="0" w:color="auto"/>
+              <w:bottom w:val="single" w:sz="12" w:space="0" w:color="auto"/>
+              <w:right w:val="single" w:sz="12" w:space="0" w:color="auto"/>
+            </w:tcBorders>
+            <w:shd w:val="clear" w:color="000000" w:fill="FCFCFF"/>
+            <w:noWrap/>
+            <w:vAlign w:val="center"/>
+            <w:hideMark/>
+          </w:tcPr>
+          <w:p>
+            <w:pPr>
+              <w:rPr>
+                <w:rFonts w:ascii="Segoe UI" w:eastAsia="Times New Roman" w:hAnsi="Segoe UI" w:cs="Segoe UI"/>
+                <w:sz w:val="16"/>
+                <w:szCs w:val="16"/>
+              </w:rPr>
+            </w:pPr>
+            <w:r>
+              <w:rPr>
+                <w:rFonts w:ascii="Segoe UI" w:eastAsia="Times New Roman" w:hAnsi="Segoe UI" w:cs="Segoe UI"/>
+                <w:sz w:val="16"/>
+                <w:szCs w:val="16"/>
+              </w:rPr>
+              <w:t>0,105</w:t>
+            </w:r>
+          </w:p>
+        </w:tc>
+        <w:tc>
+          <w:tcPr>
+            <w:tcW w:w="1180" w:type="dxa"/>
+            <w:tcBorders>
+              <w:top w:val="nil"/>
+              <w:left w:val="nil"/>
+              <w:bottom w:val="single" w:sz="12" w:space="0" w:color="auto"/>
+              <w:right w:val="single" w:sz="12" w:space="0" w:color="auto"/>
+            </w:tcBorders>
+            <w:shd w:val="clear" w:color="auto" w:fill="auto"/>
+            <w:noWrap/>
+            <w:vAlign w:val="center"/>
+            <w:hideMark/>
+          </w:tcPr>
+          <w:p>
+            <w:pPr>
+              <w:rPr>
+                <w:rFonts w:ascii="Segoe UI" w:eastAsia="Times New Roman" w:hAnsi="Segoe UI" w:cs="Segoe UI"/>
+                <w:sz w:val="16"/>
+                <w:szCs w:val="16"/>
+              </w:rPr>
+            </w:pPr>
+            <w:r>
+              <w:rPr>
+                <w:rFonts w:ascii="Segoe UI" w:eastAsia="Times New Roman" w:hAnsi="Segoe UI" w:cs="Segoe UI"/>
+                <w:sz w:val="16"/>
+                <w:szCs w:val="16"/>
+              </w:rPr>
+              <w:t>−95%</w:t>
+            </w:r>
+          </w:p>
+        </w:tc>
+      </w:tr>
+      <w:tr>
+        <w:trPr>
+          <w:trHeight w:val="312"/>
+          <w:jc w:val="center"/>
+        </w:trPr>
+        <w:tc>
+          <w:tcPr>
+            <w:tcW w:w="1640" w:type="dxa"/>
+            <w:tcBorders>
+              <w:top w:val="nil"/>
+              <w:left w:val="single" w:sz="12" w:space="0" w:color="auto"/>
+              <w:bottom w:val="single" w:sz="12" w:space="0" w:color="auto"/>
+              <w:right w:val="single" w:sz="12" w:space="0" w:color="auto"/>
+            </w:tcBorders>
+            <w:shd w:val="clear" w:color="auto" w:fill="auto"/>
+            <w:noWrap/>
+            <w:vAlign w:val="center"/>
+            <w:hideMark/>
+          </w:tcPr>
+          <w:p>
+            <w:pPr>
+              <w:rPr>
+                <w:rFonts w:ascii="Segoe UI" w:eastAsia="Times New Roman" w:hAnsi="Segoe UI" w:cs="Segoe UI"/>
+                <w:sz w:val="16"/>
+                <w:szCs w:val="16"/>
+              </w:rPr>
+            </w:pPr>
+            <w:r>
+              <w:rPr>
+                <w:rFonts w:ascii="Segoe UI" w:eastAsia="Times New Roman" w:hAnsi="Segoe UI" w:cs="Segoe UI"/>
+                <w:sz w:val="16"/>
+                <w:szCs w:val="16"/>
+              </w:rPr>
+              <w:t>4 (КК-2)</w:t>
+            </w:r>
+          </w:p>
+        </w:tc>
+        <w:tc>
+          <w:tcPr>
+            <w:tcW w:w="1300" w:type="dxa"/>
+            <w:tcBorders>
+              <w:top w:val="single" w:sz="12" w:space="0" w:color="auto"/>
+              <w:left w:val="single" w:sz="12" w:space="0" w:color="auto"/>
+              <w:bottom w:val="single" w:sz="12" w:space="0" w:color="auto"/>
+              <w:right w:val="single" w:sz="12" w:space="0" w:color="auto"/>
+            </w:tcBorders>
+            <w:shd w:val="clear" w:color="000000" w:fill="5A8AC6"/>
+            <w:noWrap/>
+            <w:vAlign w:val="center"/>
+            <w:hideMark/>
+          </w:tcPr>
+          <w:p>
+            <w:pPr>
+              <w:rPr>
+                <w:rFonts w:ascii="Segoe UI" w:eastAsia="Times New Roman" w:hAnsi="Segoe UI" w:cs="Segoe UI"/>
+                <w:sz w:val="16"/>
+                <w:szCs w:val="16"/>
+              </w:rPr>
+            </w:pPr>
+            <w:r>
+              <w:rPr>
+                <w:rFonts w:ascii="Segoe UI" w:eastAsia="Times New Roman" w:hAnsi="Segoe UI" w:cs="Segoe UI"/>
+                <w:sz w:val="16"/>
+                <w:szCs w:val="16"/>
+              </w:rPr>
+              <w:t>0,492</w:t>
+            </w:r>
+          </w:p>
+        </w:tc>
+        <w:tc>
+          <w:tcPr>
+            <w:tcW w:w="1620" w:type="dxa"/>
+            <w:tcBorders>
+              <w:top w:val="single" w:sz="12" w:space="0" w:color="auto"/>
+              <w:left w:val="single" w:sz="12" w:space="0" w:color="auto"/>
+              <w:bottom w:val="single" w:sz="12" w:space="0" w:color="auto"/>
+              <w:right w:val="single" w:sz="12" w:space="0" w:color="auto"/>
+            </w:tcBorders>
+            <w:shd w:val="clear" w:color="000000" w:fill="9FBBDE"/>
+            <w:noWrap/>
+            <w:vAlign w:val="center"/>
+            <w:hideMark/>
+          </w:tcPr>
+          <w:p>
+            <w:pPr>
+              <w:rPr>
+                <w:rFonts w:ascii="Segoe UI" w:eastAsia="Times New Roman" w:hAnsi="Segoe UI" w:cs="Segoe UI"/>
+                <w:sz w:val="16"/>
+                <w:szCs w:val="16"/>
+              </w:rPr>
+            </w:pPr>
+            <w:r>
+              <w:rPr>
+                <w:rFonts w:ascii="Segoe UI" w:eastAsia="Times New Roman" w:hAnsi="Segoe UI" w:cs="Segoe UI"/>
+                <w:sz w:val="16"/>
+                <w:szCs w:val="16"/>
+              </w:rPr>
+              <w:t>0,069</w:t>
+            </w:r>
+          </w:p>
+        </w:tc>
+        <w:tc>
+          <w:tcPr>
+            <w:tcW w:w="960" w:type="dxa"/>
+            <w:tcBorders>
+              <w:top w:val="single" w:sz="12" w:space="0" w:color="auto"/>
+              <w:left w:val="single" w:sz="12" w:space="0" w:color="auto"/>
+              <w:bottom w:val="single" w:sz="12" w:space="0" w:color="auto"/>
+              <w:right w:val="single" w:sz="12" w:space="0" w:color="auto"/>
+            </w:tcBorders>
+            <w:shd w:val="clear" w:color="000000" w:fill="5A8AC6"/>
+            <w:noWrap/>
+            <w:vAlign w:val="center"/>
+            <w:hideMark/>
+          </w:tcPr>
+          <w:p>
+            <w:pPr>
+              <w:rPr>
+                <w:rFonts w:ascii="Segoe UI" w:eastAsia="Times New Roman" w:hAnsi="Segoe UI" w:cs="Segoe UI"/>
+                <w:sz w:val="16"/>
+                <w:szCs w:val="16"/>
+              </w:rPr>
+            </w:pPr>
+            <w:r>
+              <w:rPr>
+                <w:rFonts w:ascii="Segoe UI" w:eastAsia="Times New Roman" w:hAnsi="Segoe UI" w:cs="Segoe UI"/>
+                <w:sz w:val="16"/>
+                <w:szCs w:val="16"/>
+              </w:rPr>
+              <w:t>0,482</w:t>
+            </w:r>
+          </w:p>
+        </w:tc>
+        <w:tc>
+          <w:tcPr>
+            <w:tcW w:w="1780" w:type="dxa"/>
+            <w:tcBorders>
+              <w:top w:val="single" w:sz="12" w:space="0" w:color="auto"/>
+              <w:left w:val="single" w:sz="12" w:space="0" w:color="auto"/>
+              <w:bottom w:val="single" w:sz="12" w:space="0" w:color="auto"/>
+              <w:right w:val="single" w:sz="12" w:space="0" w:color="auto"/>
+            </w:tcBorders>
+            <w:shd w:val="clear" w:color="000000" w:fill="89ABD6"/>
+            <w:noWrap/>
+            <w:vAlign w:val="center"/>
+            <w:hideMark/>
+          </w:tcPr>
+          <w:p>
+            <w:pPr>
+              <w:rPr>
+                <w:rFonts w:ascii="Segoe UI" w:eastAsia="Times New Roman" w:hAnsi="Segoe UI" w:cs="Segoe UI"/>
+                <w:sz w:val="16"/>
+                <w:szCs w:val="16"/>
+              </w:rPr>
+            </w:pPr>
+            <w:r>
+              <w:rPr>
+                <w:rFonts w:ascii="Segoe UI" w:eastAsia="Times New Roman" w:hAnsi="Segoe UI" w:cs="Segoe UI"/>
+                <w:sz w:val="16"/>
+                <w:szCs w:val="16"/>
+              </w:rPr>
+              <w:t>0,071</w:t>
+            </w:r>
+          </w:p>
+        </w:tc>
+        <w:tc>
+          <w:tcPr>
+            <w:tcW w:w="1180" w:type="dxa"/>
+            <w:tcBorders>
+              <w:top w:val="nil"/>
+              <w:left w:val="nil"/>
+              <w:bottom w:val="single" w:sz="12" w:space="0" w:color="auto"/>
+              <w:right w:val="single" w:sz="12" w:space="0" w:color="auto"/>
+            </w:tcBorders>
+            <w:shd w:val="clear" w:color="auto" w:fill="auto"/>
+            <w:noWrap/>
+            <w:vAlign w:val="center"/>
+            <w:hideMark/>
+          </w:tcPr>
+          <w:p>
+            <w:pPr>
+              <w:rPr>
+                <w:rFonts w:ascii="Segoe UI" w:eastAsia="Times New Roman" w:hAnsi="Segoe UI" w:cs="Segoe UI"/>
+                <w:sz w:val="16"/>
+                <w:szCs w:val="16"/>
+              </w:rPr>
+            </w:pPr>
+            <w:r>
+              <w:rPr>
+                <w:rFonts w:ascii="Segoe UI" w:eastAsia="Times New Roman" w:hAnsi="Segoe UI" w:cs="Segoe UI"/>
+                <w:sz w:val="16"/>
+                <w:szCs w:val="16"/>
+              </w:rPr>
+              <w:t>−2%</w:t>
+            </w:r>
+          </w:p>
+        </w:tc>
+      </w:tr>
+      <w:tr>
+        <w:trPr>
+          <w:trHeight w:val="312"/>
+          <w:jc w:val="center"/>
+        </w:trPr>
+        <w:tc>
+          <w:tcPr>
+            <w:tcW w:w="1640" w:type="dxa"/>
+            <w:tcBorders>
+              <w:top w:val="nil"/>
+              <w:left w:val="single" w:sz="12" w:space="0" w:color="auto"/>
+              <w:bottom w:val="single" w:sz="12" w:space="0" w:color="auto"/>
+              <w:right w:val="single" w:sz="12" w:space="0" w:color="auto"/>
+            </w:tcBorders>
+            <w:shd w:val="clear" w:color="auto" w:fill="auto"/>
+            <w:noWrap/>
+            <w:vAlign w:val="center"/>
+            <w:hideMark/>
+          </w:tcPr>
+          <w:p>
+            <w:pPr>
+              <w:rPr>
+                <w:rFonts w:ascii="Segoe UI" w:eastAsia="Times New Roman" w:hAnsi="Segoe UI" w:cs="Segoe UI"/>
+                <w:sz w:val="16"/>
+                <w:szCs w:val="16"/>
+              </w:rPr>
+            </w:pPr>
+            <w:r>
+              <w:rPr>
+                <w:rFonts w:ascii="Segoe UI" w:eastAsia="Times New Roman" w:hAnsi="Segoe UI" w:cs="Segoe UI"/>
+                <w:sz w:val="16"/>
+                <w:szCs w:val="16"/>
+              </w:rPr>
+              <w:t>51 (КК)</w:t>
+            </w:r>
+          </w:p>
+        </w:tc>
+        <w:tc>
+          <w:tcPr>
+            <w:tcW w:w="1300" w:type="dxa"/>
+            <w:tcBorders>
+              <w:top w:val="single" w:sz="12" w:space="0" w:color="auto"/>
+              <w:left w:val="single" w:sz="12" w:space="0" w:color="auto"/>
+              <w:bottom w:val="single" w:sz="12" w:space="0" w:color="auto"/>
+              <w:right w:val="single" w:sz="12" w:space="0" w:color="auto"/>
+            </w:tcBorders>
+            <w:shd w:val="clear" w:color="000000" w:fill="C4D5EC"/>
+            <w:noWrap/>
+            <w:vAlign w:val="center"/>
+            <w:hideMark/>
+          </w:tcPr>
+          <w:p>
+            <w:pPr>
+              <w:rPr>
+                <w:rFonts w:ascii="Segoe UI" w:eastAsia="Times New Roman" w:hAnsi="Segoe UI" w:cs="Segoe UI"/>
+                <w:sz w:val="16"/>
+                <w:szCs w:val="16"/>
+              </w:rPr>
+            </w:pPr>
+            <w:r>
+              <w:rPr>
+                <w:rFonts w:ascii="Segoe UI" w:eastAsia="Times New Roman" w:hAnsi="Segoe UI" w:cs="Segoe UI"/>
+                <w:sz w:val="16"/>
+                <w:szCs w:val="16"/>
+              </w:rPr>
+              <w:t>0,341</w:t>
+            </w:r>
+          </w:p>
+        </w:tc>
+        <w:tc>
+          <w:tcPr>
+            <w:tcW w:w="1620" w:type="dxa"/>
+            <w:tcBorders>
+              <w:top w:val="single" w:sz="12" w:space="0" w:color="auto"/>
+              <w:left w:val="single" w:sz="12" w:space="0" w:color="auto"/>
+              <w:bottom w:val="single" w:sz="12" w:space="0" w:color="auto"/>
+              <w:right w:val="single" w:sz="12" w:space="0" w:color="auto"/>
+            </w:tcBorders>
+            <w:shd w:val="clear" w:color="000000" w:fill="5A8AC6"/>
+            <w:noWrap/>
+            <w:vAlign w:val="center"/>
+            <w:hideMark/>
+          </w:tcPr>
+          <w:p>
+            <w:pPr>
+              <w:rPr>
+                <w:rFonts w:ascii="Segoe UI" w:eastAsia="Times New Roman" w:hAnsi="Segoe UI" w:cs="Segoe UI"/>
+                <w:sz w:val="16"/>
+                <w:szCs w:val="16"/>
+              </w:rPr>
+            </w:pPr>
+            <w:r>
+              <w:rPr>
+                <w:rFonts w:ascii="Segoe UI" w:eastAsia="Times New Roman" w:hAnsi="Segoe UI" w:cs="Segoe UI"/>
+                <w:sz w:val="16"/>
+                <w:szCs w:val="16"/>
+              </w:rPr>
+              <w:t>0,044</w:t>
+            </w:r>
+          </w:p>
+        </w:tc>
+        <w:tc>
+          <w:tcPr>
+            <w:tcW w:w="960" w:type="dxa"/>
+            <w:tcBorders>
+              <w:top w:val="single" w:sz="12" w:space="0" w:color="auto"/>
+              <w:left w:val="single" w:sz="12" w:space="0" w:color="auto"/>
+              <w:bottom w:val="single" w:sz="12" w:space="0" w:color="auto"/>
+              <w:right w:val="single" w:sz="12" w:space="0" w:color="auto"/>
+            </w:tcBorders>
+            <w:shd w:val="clear" w:color="000000" w:fill="F9FAFE"/>
+            <w:noWrap/>
+            <w:vAlign w:val="center"/>
+            <w:hideMark/>
+          </w:tcPr>
+          <w:p>
+            <w:pPr>
+              <w:rPr>
+                <w:rFonts w:ascii="Segoe UI" w:eastAsia="Times New Roman" w:hAnsi="Segoe UI" w:cs="Segoe UI"/>
+                <w:sz w:val="16"/>
+                <w:szCs w:val="16"/>
+              </w:rPr>
+            </w:pPr>
+            <w:r>
+              <w:rPr>
+                <w:rFonts w:ascii="Segoe UI" w:eastAsia="Times New Roman" w:hAnsi="Segoe UI" w:cs="Segoe UI"/>
+                <w:sz w:val="16"/>
+                <w:szCs w:val="16"/>
+              </w:rPr>
+              <w:t>0,04</w:t>
+            </w:r>
+          </w:p>
+        </w:tc>
+        <w:tc>
+          <w:tcPr>
+            <w:tcW w:w="1780" w:type="dxa"/>
+            <w:tcBorders>
+              <w:top w:val="single" w:sz="12" w:space="0" w:color="auto"/>
+              <w:left w:val="single" w:sz="12" w:space="0" w:color="auto"/>
+              <w:bottom w:val="single" w:sz="12" w:space="0" w:color="auto"/>
+              <w:right w:val="single" w:sz="12" w:space="0" w:color="auto"/>
+            </w:tcBorders>
+            <w:shd w:val="clear" w:color="000000" w:fill="5A8AC6"/>
+            <w:noWrap/>
+            <w:vAlign w:val="center"/>
+            <w:hideMark/>
+          </w:tcPr>
+          <w:p>
+            <w:pPr>
+              <w:rPr>
+                <w:rFonts w:ascii="Segoe UI" w:eastAsia="Times New Roman" w:hAnsi="Segoe UI" w:cs="Segoe UI"/>
+                <w:sz w:val="16"/>
+                <w:szCs w:val="16"/>
+              </w:rPr>
+            </w:pPr>
+            <w:r>
+              <w:rPr>
+                <w:rFonts w:ascii="Segoe UI" w:eastAsia="Times New Roman" w:hAnsi="Segoe UI" w:cs="Segoe UI"/>
+                <w:sz w:val="16"/>
+                <w:szCs w:val="16"/>
+              </w:rPr>
+              <w:t>0,057</w:t>
+            </w:r>
+          </w:p>
+        </w:tc>
+        <w:tc>
+          <w:tcPr>
+            <w:tcW w:w="1180" w:type="dxa"/>
+            <w:tcBorders>
+              <w:top w:val="nil"/>
+              <w:left w:val="nil"/>
+              <w:bottom w:val="single" w:sz="12" w:space="0" w:color="auto"/>
+              <w:right w:val="single" w:sz="12" w:space="0" w:color="auto"/>
+            </w:tcBorders>
+            <w:shd w:val="clear" w:color="auto" w:fill="auto"/>
+            <w:noWrap/>
+            <w:vAlign w:val="center"/>
+            <w:hideMark/>
+          </w:tcPr>
+          <w:p>
+            <w:pPr>
+              <w:rPr>
+                <w:rFonts w:ascii="Segoe UI" w:eastAsia="Times New Roman" w:hAnsi="Segoe UI" w:cs="Segoe UI"/>
+                <w:sz w:val="16"/>
+                <w:szCs w:val="16"/>
+              </w:rPr>
+            </w:pPr>
+            <w:r>
+              <w:rPr>
+                <w:rFonts w:ascii="Segoe UI" w:eastAsia="Times New Roman" w:hAnsi="Segoe UI" w:cs="Segoe UI"/>
+                <w:sz w:val="16"/>
+                <w:szCs w:val="16"/>
+              </w:rPr>
+              <w:t>−88%</w:t>
+            </w:r>
+          </w:p>
+        </w:tc>
+      </w:tr>
+      <w:tr>
+        <w:trPr>
+          <w:trHeight w:val="312"/>
+          <w:jc w:val="center"/>
+        </w:trPr>
+        <w:tc>
+          <w:tcPr>
+            <w:tcW w:w="1640" w:type="dxa"/>
+            <w:tcBorders>
+              <w:top w:val="nil"/>
+              <w:left w:val="single" w:sz="12" w:space="0" w:color="auto"/>
+              <w:bottom w:val="single" w:sz="12" w:space="0" w:color="auto"/>
+              <w:right w:val="single" w:sz="12" w:space="0" w:color="auto"/>
+            </w:tcBorders>
+            <w:shd w:val="clear" w:color="auto" w:fill="auto"/>
+            <w:noWrap/>
+            <w:vAlign w:val="center"/>
+            <w:hideMark/>
+          </w:tcPr>
+          <w:p>
+            <w:pPr>
+              <w:rPr>
+                <w:rFonts w:ascii="Segoe UI" w:eastAsia="Times New Roman" w:hAnsi="Segoe UI" w:cs="Segoe UI"/>
+                <w:sz w:val="16"/>
+                <w:szCs w:val="16"/>
+              </w:rPr>
+            </w:pPr>
+            <w:r>
+              <w:rPr>
+                <w:rFonts w:ascii="Segoe UI" w:eastAsia="Times New Roman" w:hAnsi="Segoe UI" w:cs="Segoe UI"/>
+                <w:sz w:val="16"/>
+                <w:szCs w:val="16"/>
+              </w:rPr>
+              <w:t>54 (АВТ-6)</w:t>
+            </w:r>
+          </w:p>
+        </w:tc>
+        <w:tc>
+          <w:tcPr>
+            <w:tcW w:w="1300" w:type="dxa"/>
+            <w:tcBorders>
+              <w:top w:val="single" w:sz="12" w:space="0" w:color="auto"/>
+              <w:left w:val="single" w:sz="12" w:space="0" w:color="auto"/>
+              <w:bottom w:val="single" w:sz="12" w:space="0" w:color="auto"/>
+              <w:right w:val="single" w:sz="12" w:space="0" w:color="auto"/>
+            </w:tcBorders>
+            <w:shd w:val="clear" w:color="000000" w:fill="FACED0"/>
+            <w:noWrap/>
+            <w:vAlign w:val="center"/>
+            <w:hideMark/>
+          </w:tcPr>
+          <w:p>
+            <w:pPr>
+              <w:rPr>
+                <w:rFonts w:ascii="Segoe UI" w:eastAsia="Times New Roman" w:hAnsi="Segoe UI" w:cs="Segoe UI"/>
+                <w:sz w:val="16"/>
+                <w:szCs w:val="16"/>
+              </w:rPr>
+            </w:pPr>
+            <w:r>
+              <w:rPr>
+                <w:rFonts w:ascii="Segoe UI" w:eastAsia="Times New Roman" w:hAnsi="Segoe UI" w:cs="Segoe UI"/>
+                <w:sz w:val="16"/>
+                <w:szCs w:val="16"/>
+              </w:rPr>
+              <w:t>0,181</w:t>
+            </w:r>
+          </w:p>
+        </w:tc>
+        <w:tc>
+          <w:tcPr>
+            <w:tcW w:w="1620" w:type="dxa"/>
+            <w:tcBorders>
+              <w:top w:val="single" w:sz="12" w:space="0" w:color="auto"/>
+              <w:left w:val="single" w:sz="12" w:space="0" w:color="auto"/>
+              <w:bottom w:val="single" w:sz="12" w:space="0" w:color="auto"/>
+              <w:right w:val="single" w:sz="12" w:space="0" w:color="auto"/>
+            </w:tcBorders>
+            <w:shd w:val="clear" w:color="000000" w:fill="FCE3E5"/>
+            <w:noWrap/>
+            <w:vAlign w:val="center"/>
+            <w:hideMark/>
+          </w:tcPr>
+          <w:p>
+            <w:pPr>
+              <w:rPr>
+                <w:rFonts w:ascii="Segoe UI" w:eastAsia="Times New Roman" w:hAnsi="Segoe UI" w:cs="Segoe UI"/>
+                <w:sz w:val="16"/>
+                <w:szCs w:val="16"/>
+              </w:rPr>
+            </w:pPr>
+            <w:r>
+              <w:rPr>
+                <w:rFonts w:ascii="Segoe UI" w:eastAsia="Times New Roman" w:hAnsi="Segoe UI" w:cs="Segoe UI"/>
+                <w:sz w:val="16"/>
+                <w:szCs w:val="16"/>
+              </w:rPr>
+              <w:t>0,118</w:t>
+            </w:r>
+          </w:p>
+        </w:tc>
+        <w:tc>
+          <w:tcPr>
+            <w:tcW w:w="960" w:type="dxa"/>
+            <w:tcBorders>
+              <w:top w:val="single" w:sz="12" w:space="0" w:color="auto"/>
+              <w:left w:val="single" w:sz="12" w:space="0" w:color="auto"/>
+              <w:bottom w:val="single" w:sz="12" w:space="0" w:color="auto"/>
+              <w:right w:val="single" w:sz="12" w:space="0" w:color="auto"/>
+            </w:tcBorders>
+            <w:shd w:val="clear" w:color="000000" w:fill="FBFBFF"/>
+            <w:noWrap/>
+            <w:vAlign w:val="center"/>
+            <w:hideMark/>
+          </w:tcPr>
+          <w:p>
+            <w:pPr>
+              <w:rPr>
+                <w:rFonts w:ascii="Segoe UI" w:eastAsia="Times New Roman" w:hAnsi="Segoe UI" w:cs="Segoe UI"/>
+                <w:sz w:val="16"/>
+                <w:szCs w:val="16"/>
+              </w:rPr>
+            </w:pPr>
+            <w:r>
+              <w:rPr>
+                <w:rFonts w:ascii="Segoe UI" w:eastAsia="Times New Roman" w:hAnsi="Segoe UI" w:cs="Segoe UI"/>
+                <w:sz w:val="16"/>
+                <w:szCs w:val="16"/>
+              </w:rPr>
+              <w:t>0,033</w:t>
+            </w:r>
+          </w:p>
+        </w:tc>
+        <w:tc>
+          <w:tcPr>
+            <w:tcW w:w="1780" w:type="dxa"/>
+            <w:tcBorders>
+              <w:top w:val="single" w:sz="12" w:space="0" w:color="auto"/>
+              <w:left w:val="single" w:sz="12" w:space="0" w:color="auto"/>
+              <w:bottom w:val="single" w:sz="12" w:space="0" w:color="auto"/>
+              <w:right w:val="single" w:sz="12" w:space="0" w:color="auto"/>
+            </w:tcBorders>
+            <w:shd w:val="clear" w:color="000000" w:fill="FBD1D4"/>
+            <w:noWrap/>
+            <w:vAlign w:val="center"/>
+            <w:hideMark/>
+          </w:tcPr>
+          <w:p>
+            <w:pPr>
+              <w:rPr>
+                <w:rFonts w:ascii="Segoe UI" w:eastAsia="Times New Roman" w:hAnsi="Segoe UI" w:cs="Segoe UI"/>
+                <w:sz w:val="16"/>
+                <w:szCs w:val="16"/>
+              </w:rPr>
+            </w:pPr>
+            <w:r>
+              <w:rPr>
+                <w:rFonts w:ascii="Segoe UI" w:eastAsia="Times New Roman" w:hAnsi="Segoe UI" w:cs="Segoe UI"/>
+                <w:sz w:val="16"/>
+                <w:szCs w:val="16"/>
+              </w:rPr>
+              <w:t>0,131</w:t>
+            </w:r>
+          </w:p>
+        </w:tc>
+        <w:tc>
+          <w:tcPr>
+            <w:tcW w:w="1180" w:type="dxa"/>
+            <w:tcBorders>
+              <w:top w:val="nil"/>
+              <w:left w:val="nil"/>
+              <w:bottom w:val="single" w:sz="12" w:space="0" w:color="auto"/>
+              <w:right w:val="single" w:sz="12" w:space="0" w:color="auto"/>
+            </w:tcBorders>
+            <w:shd w:val="clear" w:color="auto" w:fill="auto"/>
+            <w:noWrap/>
+            <w:vAlign w:val="center"/>
+            <w:hideMark/>
+          </w:tcPr>
+          <w:p>
+            <w:pPr>
+              <w:rPr>
+                <w:rFonts w:ascii="Segoe UI" w:eastAsia="Times New Roman" w:hAnsi="Segoe UI" w:cs="Segoe UI"/>
+                <w:sz w:val="16"/>
+                <w:szCs w:val="16"/>
+              </w:rPr>
+            </w:pPr>
+            <w:r>
+              <w:rPr>
+                <w:rFonts w:ascii="Segoe UI" w:eastAsia="Times New Roman" w:hAnsi="Segoe UI" w:cs="Segoe UI"/>
+                <w:sz w:val="16"/>
+                <w:szCs w:val="16"/>
+              </w:rPr>
+              <w:t>−82%</w:t>
+            </w:r>
+          </w:p>
+        </w:tc>
+      </w:tr>
+      <w:tr>
+        <w:trPr>
+          <w:trHeight w:val="312"/>
+          <w:jc w:val="center"/>
+        </w:trPr>
+        <w:tc>
+          <w:tcPr>
+            <w:tcW w:w="1640" w:type="dxa"/>
+            <w:tcBorders>
+              <w:top w:val="nil"/>
+              <w:left w:val="single" w:sz="12" w:space="0" w:color="auto"/>
+              <w:bottom w:val="single" w:sz="12" w:space="0" w:color="auto"/>
+              <w:right w:val="single" w:sz="12" w:space="0" w:color="auto"/>
+            </w:tcBorders>
+            <w:shd w:val="clear" w:color="auto" w:fill="auto"/>
+            <w:noWrap/>
+            <w:vAlign w:val="center"/>
+            <w:hideMark/>
+          </w:tcPr>
+          <w:p>
+            <w:pPr>
+              <w:rPr>
+                <w:rFonts w:ascii="Segoe UI" w:eastAsia="Times New Roman" w:hAnsi="Segoe UI" w:cs="Segoe UI"/>
+                <w:sz w:val="16"/>
+                <w:szCs w:val="16"/>
+              </w:rPr>
+            </w:pPr>
+            <w:r>
+              <w:rPr>
+                <w:rFonts w:ascii="Segoe UI" w:eastAsia="Times New Roman" w:hAnsi="Segoe UI" w:cs="Segoe UI"/>
+                <w:sz w:val="16"/>
+                <w:szCs w:val="16"/>
+              </w:rPr>
+              <w:t>80 (АВТ-5)</w:t>
+            </w:r>
+          </w:p>
+        </w:tc>
+        <w:tc>
+          <w:tcPr>
+            <w:tcW w:w="1300" w:type="dxa"/>
+            <w:tcBorders>
+              <w:top w:val="single" w:sz="12" w:space="0" w:color="auto"/>
+              <w:left w:val="single" w:sz="12" w:space="0" w:color="auto"/>
+              <w:bottom w:val="single" w:sz="12" w:space="0" w:color="auto"/>
+              <w:right w:val="single" w:sz="12" w:space="0" w:color="auto"/>
+            </w:tcBorders>
+            <w:shd w:val="clear" w:color="000000" w:fill="F87577"/>
+            <w:noWrap/>
+            <w:vAlign w:val="center"/>
+            <w:hideMark/>
+          </w:tcPr>
+          <w:p>
+            <w:pPr>
+              <w:rPr>
+                <w:rFonts w:ascii="Segoe UI" w:eastAsia="Times New Roman" w:hAnsi="Segoe UI" w:cs="Segoe UI"/>
+                <w:sz w:val="16"/>
+                <w:szCs w:val="16"/>
+              </w:rPr>
+            </w:pPr>
+            <w:r>
+              <w:rPr>
+                <w:rFonts w:ascii="Segoe UI" w:eastAsia="Times New Roman" w:hAnsi="Segoe UI" w:cs="Segoe UI"/>
+                <w:sz w:val="16"/>
+                <w:szCs w:val="16"/>
+              </w:rPr>
+              <w:t>0,025</w:t>
+            </w:r>
+          </w:p>
+        </w:tc>
+        <w:tc>
+          <w:tcPr>
+            <w:tcW w:w="1620" w:type="dxa"/>
+            <w:tcBorders>
+              <w:top w:val="single" w:sz="12" w:space="0" w:color="auto"/>
+              <w:left w:val="single" w:sz="12" w:space="0" w:color="auto"/>
+              <w:bottom w:val="single" w:sz="12" w:space="0" w:color="auto"/>
+              <w:right w:val="single" w:sz="12" w:space="0" w:color="auto"/>
+            </w:tcBorders>
+            <w:shd w:val="clear" w:color="000000" w:fill="FCE3E5"/>
+            <w:noWrap/>
+            <w:vAlign w:val="center"/>
+            <w:hideMark/>
+          </w:tcPr>
+          <w:p>
+            <w:pPr>
+              <w:rPr>
+                <w:rFonts w:ascii="Segoe UI" w:eastAsia="Times New Roman" w:hAnsi="Segoe UI" w:cs="Segoe UI"/>
+                <w:sz w:val="16"/>
+                <w:szCs w:val="16"/>
+              </w:rPr>
+            </w:pPr>
+            <w:r>
+              <w:rPr>
+                <w:rFonts w:ascii="Segoe UI" w:eastAsia="Times New Roman" w:hAnsi="Segoe UI" w:cs="Segoe UI"/>
+                <w:sz w:val="16"/>
+                <w:szCs w:val="16"/>
+              </w:rPr>
+              <w:t>0,118</w:t>
+            </w:r>
+          </w:p>
+        </w:tc>
+        <w:tc>
+          <w:tcPr>
+            <w:tcW w:w="960" w:type="dxa"/>
+            <w:tcBorders>
+              <w:top w:val="single" w:sz="12" w:space="0" w:color="auto"/>
+              <w:left w:val="single" w:sz="12" w:space="0" w:color="auto"/>
+              <w:bottom w:val="single" w:sz="12" w:space="0" w:color="auto"/>
+              <w:right w:val="single" w:sz="12" w:space="0" w:color="auto"/>
+            </w:tcBorders>
+            <w:shd w:val="clear" w:color="000000" w:fill="FBE4E7"/>
+            <w:noWrap/>
+            <w:vAlign w:val="center"/>
+            <w:hideMark/>
+          </w:tcPr>
+          <w:p>
+            <w:pPr>
+              <w:rPr>
+                <w:rFonts w:ascii="Segoe UI" w:eastAsia="Times New Roman" w:hAnsi="Segoe UI" w:cs="Segoe UI"/>
+                <w:sz w:val="16"/>
+                <w:szCs w:val="16"/>
+              </w:rPr>
+            </w:pPr>
+            <w:r>
+              <w:rPr>
+                <w:rFonts w:ascii="Segoe UI" w:eastAsia="Times New Roman" w:hAnsi="Segoe UI" w:cs="Segoe UI"/>
+                <w:sz w:val="16"/>
+                <w:szCs w:val="16"/>
+              </w:rPr>
+              <w:t>0,025</w:t>
+            </w:r>
+          </w:p>
+        </w:tc>
+        <w:tc>
+          <w:tcPr>
+            <w:tcW w:w="1780" w:type="dxa"/>
+            <w:tcBorders>
+              <w:top w:val="single" w:sz="12" w:space="0" w:color="auto"/>
+              <w:left w:val="single" w:sz="12" w:space="0" w:color="auto"/>
+              <w:bottom w:val="single" w:sz="12" w:space="0" w:color="auto"/>
+              <w:right w:val="single" w:sz="12" w:space="0" w:color="auto"/>
+            </w:tcBorders>
+            <w:shd w:val="clear" w:color="000000" w:fill="FCE7EA"/>
+            <w:noWrap/>
+            <w:vAlign w:val="center"/>
+            <w:hideMark/>
+          </w:tcPr>
+          <w:p>
+            <w:pPr>
+              <w:rPr>
+                <w:rFonts w:ascii="Segoe UI" w:eastAsia="Times New Roman" w:hAnsi="Segoe UI" w:cs="Segoe UI"/>
+                <w:sz w:val="16"/>
+                <w:szCs w:val="16"/>
+              </w:rPr>
+            </w:pPr>
+            <w:r>
+              <w:rPr>
+                <w:rFonts w:ascii="Segoe UI" w:eastAsia="Times New Roman" w:hAnsi="Segoe UI" w:cs="Segoe UI"/>
+                <w:sz w:val="16"/>
+                <w:szCs w:val="16"/>
+              </w:rPr>
+              <w:t>0,118</w:t>
+            </w:r>
+          </w:p>
+        </w:tc>
+        <w:tc>
+          <w:tcPr>
+            <w:tcW w:w="1180" w:type="dxa"/>
+            <w:tcBorders>
+              <w:top w:val="nil"/>
+              <w:left w:val="nil"/>
+              <w:bottom w:val="single" w:sz="12" w:space="0" w:color="auto"/>
+              <w:right w:val="single" w:sz="12" w:space="0" w:color="auto"/>
+            </w:tcBorders>
+            <w:shd w:val="clear" w:color="auto" w:fill="auto"/>
+            <w:noWrap/>
+            <w:vAlign w:val="center"/>
+            <w:hideMark/>
+          </w:tcPr>
+          <w:p>
+            <w:pPr>
+              <w:rPr>
+                <w:rFonts w:ascii="Segoe UI" w:eastAsia="Times New Roman" w:hAnsi="Segoe UI" w:cs="Segoe UI"/>
+                <w:sz w:val="16"/>
+                <w:szCs w:val="16"/>
+              </w:rPr>
+            </w:pPr>
+            <w:r>
+              <w:rPr>
+                <w:rFonts w:ascii="Segoe UI" w:eastAsia="Times New Roman" w:hAnsi="Segoe UI" w:cs="Segoe UI"/>
+                <w:sz w:val="16"/>
+                <w:szCs w:val="16"/>
+              </w:rPr>
+              <w:t>0</w:t>
+            </w:r>
+          </w:p>
+        </w:tc>
+      </w:tr>
+      <w:tr>
+        <w:trPr>
+          <w:trHeight w:val="312"/>
+          <w:jc w:val="center"/>
+        </w:trPr>
+        <w:tc>
+          <w:tcPr>
+            <w:tcW w:w="1640" w:type="dxa"/>
+            <w:tcBorders>
+              <w:top w:val="nil"/>
+              <w:left w:val="single" w:sz="12" w:space="0" w:color="auto"/>
+              <w:bottom w:val="single" w:sz="12" w:space="0" w:color="auto"/>
+              <w:right w:val="single" w:sz="12" w:space="0" w:color="auto"/>
+            </w:tcBorders>
+            <w:shd w:val="clear" w:color="auto" w:fill="auto"/>
+            <w:noWrap/>
+            <w:vAlign w:val="center"/>
+            <w:hideMark/>
+          </w:tcPr>
+          <w:p>
+            <w:pPr>
+              <w:rPr>
+                <w:rFonts w:ascii="Segoe UI" w:eastAsia="Times New Roman" w:hAnsi="Segoe UI" w:cs="Segoe UI"/>
+                <w:sz w:val="16"/>
+                <w:szCs w:val="16"/>
+              </w:rPr>
+            </w:pPr>
+            <w:r>
+              <w:rPr>
+                <w:rFonts w:ascii="Segoe UI" w:eastAsia="Times New Roman" w:hAnsi="Segoe UI" w:cs="Segoe UI"/>
+                <w:sz w:val="16"/>
+                <w:szCs w:val="16"/>
+              </w:rPr>
+              <w:t>68 (АВТ-2)</w:t>
+            </w:r>
+          </w:p>
+        </w:tc>
+        <w:tc>
+          <w:tcPr>
+            <w:tcW w:w="1300" w:type="dxa"/>
+            <w:tcBorders>
+              <w:top w:val="nil"/>
+              <w:left w:val="nil"/>
+              <w:bottom w:val="single" w:sz="12" w:space="0" w:color="auto"/>
+              <w:right w:val="single" w:sz="12" w:space="0" w:color="auto"/>
+            </w:tcBorders>
+            <w:shd w:val="clear" w:color="auto" w:fill="auto"/>
+            <w:noWrap/>
+            <w:vAlign w:val="center"/>
+            <w:hideMark/>
+          </w:tcPr>
+          <w:p>
+            <w:pPr>
+              <w:rPr>
+                <w:rFonts w:ascii="Segoe UI" w:eastAsia="Times New Roman" w:hAnsi="Segoe UI" w:cs="Segoe UI"/>
+                <w:sz w:val="16"/>
+                <w:szCs w:val="16"/>
+              </w:rPr>
+            </w:pPr>
+            <w:r>
+              <w:rPr>
+                <w:rFonts w:ascii="Segoe UI" w:eastAsia="Times New Roman" w:hAnsi="Segoe UI" w:cs="Segoe UI"/>
+                <w:sz w:val="16"/>
+                <w:szCs w:val="16"/>
+              </w:rPr>
+              <w:t>−0,001</w:t>
+            </w:r>
+          </w:p>
+        </w:tc>
+        <w:tc>
+          <w:tcPr>
+            <w:tcW w:w="1620" w:type="dxa"/>
+            <w:tcBorders>
+              <w:top w:val="single" w:sz="12" w:space="0" w:color="auto"/>
+              <w:left w:val="single" w:sz="12" w:space="0" w:color="auto"/>
+              <w:bottom w:val="single" w:sz="12" w:space="0" w:color="auto"/>
+              <w:right w:val="single" w:sz="12" w:space="0" w:color="auto"/>
+            </w:tcBorders>
+            <w:shd w:val="clear" w:color="000000" w:fill="7EA3D2"/>
+            <w:noWrap/>
+            <w:vAlign w:val="center"/>
+            <w:hideMark/>
+          </w:tcPr>
+          <w:p>
+            <w:pPr>
+              <w:rPr>
+                <w:rFonts w:ascii="Segoe UI" w:eastAsia="Times New Roman" w:hAnsi="Segoe UI" w:cs="Segoe UI"/>
+                <w:sz w:val="16"/>
+                <w:szCs w:val="16"/>
+              </w:rPr>
+            </w:pPr>
+            <w:r>
+              <w:rPr>
+                <w:rFonts w:ascii="Segoe UI" w:eastAsia="Times New Roman" w:hAnsi="Segoe UI" w:cs="Segoe UI"/>
+                <w:sz w:val="16"/>
+                <w:szCs w:val="16"/>
+              </w:rPr>
+              <w:t>0,057</w:t>
+            </w:r>
+          </w:p>
+        </w:tc>
+        <w:tc>
+          <w:tcPr>
+            <w:tcW w:w="960" w:type="dxa"/>
+            <w:tcBorders>
+              <w:top w:val="nil"/>
+              <w:left w:val="nil"/>
+              <w:bottom w:val="single" w:sz="12" w:space="0" w:color="auto"/>
+              <w:right w:val="single" w:sz="12" w:space="0" w:color="auto"/>
+            </w:tcBorders>
+            <w:shd w:val="clear" w:color="auto" w:fill="auto"/>
+            <w:noWrap/>
+            <w:vAlign w:val="center"/>
+            <w:hideMark/>
+          </w:tcPr>
+          <w:p>
+            <w:pPr>
+              <w:rPr>
+                <w:rFonts w:ascii="Segoe UI" w:eastAsia="Times New Roman" w:hAnsi="Segoe UI" w:cs="Segoe UI"/>
+                <w:sz w:val="16"/>
+                <w:szCs w:val="16"/>
+              </w:rPr>
+            </w:pPr>
+            <w:r>
+              <w:rPr>
+                <w:rFonts w:ascii="Segoe UI" w:eastAsia="Times New Roman" w:hAnsi="Segoe UI" w:cs="Segoe UI"/>
+                <w:sz w:val="16"/>
+                <w:szCs w:val="16"/>
+              </w:rPr>
+              <w:t>−0,001</w:t>
+            </w:r>
+          </w:p>
+        </w:tc>
+        <w:tc>
+          <w:tcPr>
+            <w:tcW w:w="1780" w:type="dxa"/>
+            <w:tcBorders>
+              <w:top w:val="single" w:sz="12" w:space="0" w:color="auto"/>
+              <w:left w:val="single" w:sz="12" w:space="0" w:color="auto"/>
+              <w:bottom w:val="single" w:sz="12" w:space="0" w:color="auto"/>
+              <w:right w:val="single" w:sz="12" w:space="0" w:color="auto"/>
+            </w:tcBorders>
+            <w:shd w:val="clear" w:color="000000" w:fill="5A8AC6"/>
+            <w:noWrap/>
+            <w:vAlign w:val="center"/>
+            <w:hideMark/>
+          </w:tcPr>
+          <w:p>
+            <w:pPr>
+              <w:rPr>
+                <w:rFonts w:ascii="Segoe UI" w:eastAsia="Times New Roman" w:hAnsi="Segoe UI" w:cs="Segoe UI"/>
+                <w:sz w:val="16"/>
+                <w:szCs w:val="16"/>
+              </w:rPr>
+            </w:pPr>
+            <w:r>
+              <w:rPr>
+                <w:rFonts w:ascii="Segoe UI" w:eastAsia="Times New Roman" w:hAnsi="Segoe UI" w:cs="Segoe UI"/>
+                <w:sz w:val="16"/>
+                <w:szCs w:val="16"/>
+              </w:rPr>
+              <w:t>0,057</w:t>
+            </w:r>
+          </w:p>
+        </w:tc>
+        <w:tc>
+          <w:tcPr>
+            <w:tcW w:w="1180" w:type="dxa"/>
+            <w:tcBorders>
+              <w:top w:val="nil"/>
+              <w:left w:val="nil"/>
+              <w:bottom w:val="single" w:sz="12" w:space="0" w:color="auto"/>
+              <w:right w:val="single" w:sz="12" w:space="0" w:color="auto"/>
+            </w:tcBorders>
+            <w:shd w:val="clear" w:color="auto" w:fill="auto"/>
+            <w:noWrap/>
+            <w:vAlign w:val="center"/>
+            <w:hideMark/>
+          </w:tcPr>
+          <w:p>
+            <w:pPr>
+              <w:rPr>
+                <w:rFonts w:ascii="Segoe UI" w:eastAsia="Times New Roman" w:hAnsi="Segoe UI" w:cs="Segoe UI"/>
+                <w:sz w:val="16"/>
+                <w:szCs w:val="16"/>
+              </w:rPr>
+            </w:pPr>
+            <w:r>
+              <w:rPr>
+                <w:rFonts w:ascii="Segoe UI" w:eastAsia="Times New Roman" w:hAnsi="Segoe UI" w:cs="Segoe UI"/>
+                <w:sz w:val="16"/>
+                <w:szCs w:val="16"/>
+              </w:rPr>
+              <w:t>0</w:t>
+            </w:r>
+          </w:p>
+        </w:tc>
+      </w:tr>
+      <w:tr>
+        <w:trPr>
+          <w:trHeight w:val="312"/>
+          <w:jc w:val="center"/>
+        </w:trPr>
+        <w:tc>
+          <w:tcPr>
+            <w:tcW w:w="1640" w:type="dxa"/>
+            <w:tcBorders>
+              <w:top w:val="nil"/>
+              <w:left w:val="single" w:sz="12" w:space="0" w:color="auto"/>
+              <w:bottom w:val="single" w:sz="12" w:space="0" w:color="auto"/>
+              <w:right w:val="single" w:sz="12" w:space="0" w:color="auto"/>
+            </w:tcBorders>
+            <w:shd w:val="clear" w:color="auto" w:fill="auto"/>
+            <w:noWrap/>
+            <w:vAlign w:val="center"/>
+            <w:hideMark/>
+          </w:tcPr>
+          <w:p>
+            <w:pPr>
+              <w:rPr>
+                <w:rFonts w:ascii="Segoe UI" w:eastAsia="Times New Roman" w:hAnsi="Segoe UI" w:cs="Segoe UI"/>
+                <w:sz w:val="16"/>
+                <w:szCs w:val="16"/>
+              </w:rPr>
+            </w:pPr>
+            <w:r>
+              <w:rPr>
+                <w:rFonts w:ascii="Segoe UI" w:eastAsia="Times New Roman" w:hAnsi="Segoe UI" w:cs="Segoe UI"/>
+                <w:sz w:val="16"/>
+                <w:szCs w:val="16"/>
+              </w:rPr>
+              <w:t>53 (АВТ-1)</w:t>
+            </w:r>
+          </w:p>
+        </w:tc>
+        <w:tc>
+          <w:tcPr>
+            <w:tcW w:w="1300" w:type="dxa"/>
+            <w:tcBorders>
+              <w:top w:val="single" w:sz="12" w:space="0" w:color="auto"/>
+              <w:left w:val="single" w:sz="12" w:space="0" w:color="auto"/>
+              <w:bottom w:val="single" w:sz="12" w:space="0" w:color="auto"/>
+              <w:right w:val="single" w:sz="12" w:space="0" w:color="auto"/>
+            </w:tcBorders>
+            <w:shd w:val="clear" w:color="000000" w:fill="F8696B"/>
+            <w:noWrap/>
+            <w:vAlign w:val="center"/>
+            <w:hideMark/>
+          </w:tcPr>
+          <w:p>
+            <w:pPr>
+              <w:rPr>
+                <w:rFonts w:ascii="Segoe UI" w:eastAsia="Times New Roman" w:hAnsi="Segoe UI" w:cs="Segoe UI"/>
+                <w:sz w:val="16"/>
+                <w:szCs w:val="16"/>
+              </w:rPr>
+            </w:pPr>
+            <w:r>
+              <w:rPr>
+                <w:rFonts w:ascii="Segoe UI" w:eastAsia="Times New Roman" w:hAnsi="Segoe UI" w:cs="Segoe UI"/>
+                <w:sz w:val="16"/>
+                <w:szCs w:val="16"/>
+              </w:rPr>
+              <w:t>0,004</w:t>
+            </w:r>
+          </w:p>
+        </w:tc>
+        <w:tc>
+          <w:tcPr>
+            <w:tcW w:w="1620" w:type="dxa"/>
+            <w:tcBorders>
+              <w:top w:val="single" w:sz="12" w:space="0" w:color="auto"/>
+              <w:left w:val="single" w:sz="12" w:space="0" w:color="auto"/>
+              <w:bottom w:val="single" w:sz="12" w:space="0" w:color="auto"/>
+              <w:right w:val="single" w:sz="12" w:space="0" w:color="auto"/>
+            </w:tcBorders>
+            <w:shd w:val="clear" w:color="000000" w:fill="F8696B"/>
+            <w:noWrap/>
+            <w:vAlign w:val="center"/>
+            <w:hideMark/>
+          </w:tcPr>
+          <w:p>
+            <w:pPr>
+              <w:rPr>
+                <w:rFonts w:ascii="Segoe UI" w:eastAsia="Times New Roman" w:hAnsi="Segoe UI" w:cs="Segoe UI"/>
+                <w:sz w:val="16"/>
+                <w:szCs w:val="16"/>
+              </w:rPr>
+            </w:pPr>
+            <w:r>
+              <w:rPr>
+                <w:rFonts w:ascii="Segoe UI" w:eastAsia="Times New Roman" w:hAnsi="Segoe UI" w:cs="Segoe UI"/>
+                <w:sz w:val="16"/>
+                <w:szCs w:val="16"/>
+              </w:rPr>
+              <w:t>0,193</w:t>
+            </w:r>
+          </w:p>
+        </w:tc>
+        <w:tc>
+          <w:tcPr>
+            <w:tcW w:w="960" w:type="dxa"/>
+            <w:tcBorders>
+              <w:top w:val="single" w:sz="12" w:space="0" w:color="auto"/>
+              <w:left w:val="single" w:sz="12" w:space="0" w:color="auto"/>
+              <w:bottom w:val="single" w:sz="12" w:space="0" w:color="auto"/>
+              <w:right w:val="single" w:sz="12" w:space="0" w:color="auto"/>
+            </w:tcBorders>
+            <w:shd w:val="clear" w:color="000000" w:fill="F8696B"/>
+            <w:noWrap/>
+            <w:vAlign w:val="center"/>
+            <w:hideMark/>
+          </w:tcPr>
+          <w:p>
+            <w:pPr>
+              <w:rPr>
+                <w:rFonts w:ascii="Segoe UI" w:eastAsia="Times New Roman" w:hAnsi="Segoe UI" w:cs="Segoe UI"/>
+                <w:sz w:val="16"/>
+                <w:szCs w:val="16"/>
+              </w:rPr>
+            </w:pPr>
+            <w:r>
+              <w:rPr>
+                <w:rFonts w:ascii="Segoe UI" w:eastAsia="Times New Roman" w:hAnsi="Segoe UI" w:cs="Segoe UI"/>
+                <w:sz w:val="16"/>
+                <w:szCs w:val="16"/>
+              </w:rPr>
+              <w:t>0,004</w:t>
+            </w:r>
+          </w:p>
+        </w:tc>
+        <w:tc>
+          <w:tcPr>
+            <w:tcW w:w="1780" w:type="dxa"/>
+            <w:tcBorders>
+              <w:top w:val="single" w:sz="12" w:space="0" w:color="auto"/>
+              <w:left w:val="single" w:sz="12" w:space="0" w:color="auto"/>
+              <w:bottom w:val="single" w:sz="12" w:space="0" w:color="auto"/>
+              <w:right w:val="single" w:sz="12" w:space="0" w:color="auto"/>
+            </w:tcBorders>
+            <w:shd w:val="clear" w:color="000000" w:fill="F8696B"/>
+            <w:noWrap/>
+            <w:vAlign w:val="center"/>
+            <w:hideMark/>
+          </w:tcPr>
+          <w:p>
+            <w:pPr>
+              <w:rPr>
+                <w:rFonts w:ascii="Segoe UI" w:eastAsia="Times New Roman" w:hAnsi="Segoe UI" w:cs="Segoe UI"/>
+                <w:sz w:val="16"/>
+                <w:szCs w:val="16"/>
+              </w:rPr>
+            </w:pPr>
+            <w:r>
+              <w:rPr>
+                <w:rFonts w:ascii="Segoe UI" w:eastAsia="Times New Roman" w:hAnsi="Segoe UI" w:cs="Segoe UI"/>
+                <w:sz w:val="16"/>
+                <w:szCs w:val="16"/>
+              </w:rPr>
+              <w:t>0,193</w:t>
+            </w:r>
+          </w:p>
+        </w:tc>
+        <w:tc>
+          <w:tcPr>
+            <w:tcW w:w="1180" w:type="dxa"/>
+            <w:tcBorders>
+              <w:top w:val="nil"/>
+              <w:left w:val="nil"/>
+              <w:bottom w:val="single" w:sz="12" w:space="0" w:color="auto"/>
+              <w:right w:val="single" w:sz="12" w:space="0" w:color="auto"/>
+            </w:tcBorders>
+            <w:shd w:val="clear" w:color="auto" w:fill="auto"/>
+            <w:noWrap/>
+            <w:vAlign w:val="center"/>
+            <w:hideMark/>
+          </w:tcPr>
+          <w:p>
+            <w:pPr>
+              <w:rPr>
+                <w:rFonts w:ascii="Segoe UI" w:eastAsia="Times New Roman" w:hAnsi="Segoe UI" w:cs="Segoe UI"/>
+                <w:sz w:val="16"/>
+                <w:szCs w:val="16"/>
+              </w:rPr>
+            </w:pPr>
+            <w:r>
+              <w:rPr>
+                <w:rFonts w:ascii="Segoe UI" w:eastAsia="Times New Roman" w:hAnsi="Segoe UI" w:cs="Segoe UI"/>
+                <w:sz w:val="16"/>
+                <w:szCs w:val="16"/>
+              </w:rPr>
+              <w:t>0</w:t>
+            </w:r>
+          </w:p>
+        </w:tc>
+      </w:tr>
+    </w:tbl>
+    <w:p>
+      <w:pPr>
+        <w:spacing w:before="120"/>
+        <w:jc w:val="center"/>
+        <w:rPr>
+          <w:rStyle w:val="markdown-italics-text"/>
+          <w:i/>
+          <w:iCs/>
+        </w:rPr>
+      </w:pPr>
+      <w:r>
+        <w:rPr>
+          <w:rStyle w:val="markdown-italics-text"/>
+          <w:i/>
+          <w:iCs/>
+        </w:rPr>
+        <w:t xml:space="preserve">Таблица 5 — Сравнение метрик случайного леса с признаком </w:t>
+      </w:r>
+      <w:proofErr w:type="spellStart"/>
+      <w:r>
+        <w:rPr>
+          <w:rStyle w:val="markdown-italics-text"/>
+          <w:i/>
+          <w:iCs/>
+        </w:rPr>
+        <w:t>equipment_age_years</w:t>
+      </w:r>
+      <w:proofErr w:type="spellEnd"/>
+      <w:r>
+        <w:rPr>
+          <w:rStyle w:val="markdown-italics-text"/>
+          <w:i/>
+          <w:iCs/>
+        </w:rPr>
+        <w:t xml:space="preserve"> и без него</w:t>
+      </w:r>
+    </w:p>
+    <w:p>
+      <w:pPr>
+        <w:spacing w:before="120"/>
+        <w:rPr>
+          <w:rFonts w:eastAsia="Times New Roman"/>
+          <w:color w:val="000000"/>
+        </w:rPr>
+      </w:pPr>
+      <w:r>
+        <w:rPr>
+          <w:rFonts w:eastAsia="Times New Roman"/>
+          <w:color w:val="000000"/>
+        </w:rPr>
+        <w:t>Результаты позволяют сделать следующие выводы:</w:t>
+      </w:r>
+    </w:p>
+    <w:p>
+      <w:pPr>
+        <w:pStyle w:val="a6"/>
+        <w:numPr>
+          <w:ilvl w:val="0"/>
+          <w:numId w:val="26"/>
+        </w:numPr>
+        <w:spacing w:before="120"/>
+        <w:rPr>
+          <w:rFonts w:eastAsia="Times New Roman"/>
+          <w:color w:val="000000"/>
+        </w:rPr>
+      </w:pPr>
+      <w:r>
+        <w:rPr>
+          <w:rFonts w:eastAsia="Times New Roman"/>
+          <w:color w:val="000000"/>
+        </w:rPr>
+        <w:t xml:space="preserve">Установка 4 (КК-2): полное исключение </w:t>
+      </w:r>
+      <w:proofErr w:type="spellStart"/>
+      <w:r>
+        <w:rPr>
+          <w:rFonts w:eastAsia="Times New Roman"/>
+          <w:color w:val="000000"/>
+        </w:rPr>
+        <w:t>equipment_age_years</w:t>
+      </w:r>
+      <w:proofErr w:type="spellEnd"/>
+      <w:r>
+        <w:rPr>
+          <w:rFonts w:eastAsia="Times New Roman"/>
+          <w:color w:val="000000"/>
+        </w:rPr>
+        <w:t xml:space="preserve"> снизило R² всего на 2% (с 0.492 до 0.482). Это означает, что модель опирается на реальные физические признаки (</w:t>
+      </w:r>
+      <w:proofErr w:type="spellStart"/>
+      <w:r>
+        <w:rPr>
+          <w:rFonts w:eastAsia="Times New Roman"/>
+          <w:color w:val="000000"/>
+        </w:rPr>
+        <w:t>component_type_code</w:t>
+      </w:r>
+      <w:proofErr w:type="spellEnd"/>
+      <w:r>
+        <w:rPr>
+          <w:rFonts w:eastAsia="Times New Roman"/>
+          <w:color w:val="000000"/>
+        </w:rPr>
+        <w:t xml:space="preserve">, cross_section_area_mm2, h2s_aggressiveness_index, </w:t>
+      </w:r>
+      <w:proofErr w:type="spellStart"/>
+      <w:r>
+        <w:rPr>
+          <w:rFonts w:eastAsia="Times New Roman"/>
+          <w:color w:val="000000"/>
+        </w:rPr>
+        <w:t>material_resistance_score</w:t>
+      </w:r>
+      <w:proofErr w:type="spellEnd"/>
+      <w:r>
+        <w:rPr>
+          <w:rFonts w:eastAsia="Times New Roman"/>
+          <w:color w:val="000000"/>
+        </w:rPr>
+        <w:t>), а не на «запоминание» оборудования через возраст.</w:t>
+      </w:r>
+    </w:p>
+    <w:p>
+      <w:pPr>
+        <w:pStyle w:val="a6"/>
+        <w:numPr>
+          <w:ilvl w:val="0"/>
+          <w:numId w:val="26"/>
+        </w:numPr>
+        <w:spacing w:before="120"/>
+        <w:rPr>
+          <w:rFonts w:eastAsia="Times New Roman"/>
+          <w:color w:val="000000"/>
+        </w:rPr>
+      </w:pPr>
+      <w:r>
+        <w:rPr>
+          <w:rFonts w:eastAsia="Times New Roman"/>
+          <w:color w:val="000000"/>
+        </w:rPr>
+        <w:t>Установка 51 (КК): дискретизация не повлияла на R² (0.341 → 0.342), что указывает на то, что модель использует возрастную категорию, а не точное значение возраста.</w:t>
+      </w:r>
+    </w:p>
+    <w:p>
+      <w:pPr>
+        <w:pStyle w:val="a6"/>
+        <w:numPr>
+          <w:ilvl w:val="0"/>
+          <w:numId w:val="26"/>
+        </w:numPr>
+        <w:spacing w:before="120"/>
+        <w:rPr>
+          <w:rFonts w:eastAsia="Times New Roman"/>
+          <w:color w:val="000000"/>
+        </w:rPr>
+      </w:pPr>
+      <w:r>
+        <w:rPr>
+          <w:rFonts w:eastAsia="Times New Roman"/>
+          <w:color w:val="000000"/>
+        </w:rPr>
+        <w:t xml:space="preserve">Установка 54 (АВТ-6): R² на тесте снизился с 0.181 до 0.082 (−55%), а R² на обучении — с 0.688 до 0.142. Резкое сокращение разрыва между обучением и тестом подтверждает, что исходная модель переобучалась за счёт использования </w:t>
+      </w:r>
+      <w:proofErr w:type="spellStart"/>
+      <w:r>
+        <w:rPr>
+          <w:rFonts w:eastAsia="Times New Roman"/>
+          <w:color w:val="000000"/>
+        </w:rPr>
+        <w:t>equipment_age_years</w:t>
+      </w:r>
+      <w:proofErr w:type="spellEnd"/>
+      <w:r>
+        <w:rPr>
+          <w:rFonts w:eastAsia="Times New Roman"/>
+          <w:color w:val="000000"/>
+        </w:rPr>
+        <w:t xml:space="preserve"> как псевдо-идентификатора.</w:t>
+      </w:r>
+    </w:p>
+    <w:p>
+      <w:pPr>
+        <w:pStyle w:val="a6"/>
+        <w:numPr>
+          <w:ilvl w:val="0"/>
+          <w:numId w:val="26"/>
+        </w:numPr>
+        <w:spacing w:before="120"/>
+        <w:rPr>
+          <w:rFonts w:eastAsia="Times New Roman"/>
+          <w:color w:val="000000"/>
+        </w:rPr>
+      </w:pPr>
+      <w:r>
+        <w:rPr>
+          <w:rFonts w:eastAsia="Times New Roman"/>
+          <w:color w:val="000000"/>
+        </w:rPr>
+        <w:t xml:space="preserve">Установка 53 (АВТ-1): R² вырос с 0.004 до 0.114 за счёт расширенного набора признаков и дискретизированного </w:t>
+      </w:r>
+      <w:proofErr w:type="spellStart"/>
+      <w:r>
+        <w:rPr>
+          <w:rFonts w:eastAsia="Times New Roman"/>
+          <w:color w:val="000000"/>
+        </w:rPr>
+        <w:t>equipment_age_years</w:t>
+      </w:r>
+      <w:proofErr w:type="spellEnd"/>
+      <w:r>
+        <w:rPr>
+          <w:rFonts w:eastAsia="Times New Roman"/>
+          <w:color w:val="000000"/>
+        </w:rPr>
+        <w:t>, однако данный результат требует дополнительной верификации.</w:t>
+      </w:r>
+    </w:p>
+    <w:p>
+      <w:pPr>
+        <w:pStyle w:val="a6"/>
+        <w:numPr>
+          <w:ilvl w:val="0"/>
+          <w:numId w:val="26"/>
+        </w:numPr>
+        <w:spacing w:before="120"/>
+        <w:rPr>
+          <w:rFonts w:eastAsia="Times New Roman"/>
+          <w:color w:val="000000"/>
+        </w:rPr>
+      </w:pPr>
+      <w:r>
+        <w:rPr>
+          <w:rFonts w:eastAsia="Times New Roman"/>
+          <w:color w:val="000000"/>
+        </w:rPr>
+        <w:t xml:space="preserve">Установки 68 (АВТ-2) и 80 (АВТ-5): результаты не изменились, что согласуется с отсутствием </w:t>
+      </w:r>
+      <w:proofErr w:type="spellStart"/>
+      <w:r>
+        <w:rPr>
+          <w:rFonts w:eastAsia="Times New Roman"/>
+          <w:color w:val="000000"/>
+        </w:rPr>
+        <w:t>equipment_age_years</w:t>
+      </w:r>
+      <w:proofErr w:type="spellEnd"/>
+      <w:r>
+        <w:rPr>
+          <w:rFonts w:eastAsia="Times New Roman"/>
+          <w:color w:val="000000"/>
+        </w:rPr>
+        <w:t xml:space="preserve"> среди информативных признаков для данных установок.</w:t>
+      </w:r>
+    </w:p>
+    <w:p>
+      <w:pPr>
+        <w:spacing w:before="120"/>
+        <w:rPr>
+          <w:rFonts w:eastAsia="Times New Roman"/>
+          <w:i/>
+          <w:iCs/>
+          <w:color w:val="000000"/>
+        </w:rPr>
+      </w:pPr>
+      <w:r>
+        <w:rPr>
+          <w:rFonts w:eastAsia="Times New Roman"/>
+          <w:i/>
+          <w:iCs/>
+          <w:color w:val="000000"/>
+        </w:rPr>
+        <w:t xml:space="preserve">Таким образом, установка 4 (КК-2) подтвердила способность модели выявлять реальные физические зависимости без опоры на параметр-идентификатор. Данный результат (R² = 0.482) является наиболее надёжным с точки зрения </w:t>
+      </w:r>
+      <w:proofErr w:type="spellStart"/>
+      <w:r>
+        <w:rPr>
+          <w:rFonts w:eastAsia="Times New Roman"/>
+          <w:i/>
+          <w:iCs/>
+          <w:color w:val="000000"/>
+        </w:rPr>
+        <w:t>обобщаемости</w:t>
+      </w:r>
+      <w:proofErr w:type="spellEnd"/>
+      <w:r>
+        <w:rPr>
+          <w:rFonts w:eastAsia="Times New Roman"/>
+          <w:i/>
+          <w:iCs/>
+          <w:color w:val="000000"/>
+        </w:rPr>
+        <w:t xml:space="preserve"> и физической интерпретируемости.</w:t>
+      </w:r>
+    </w:p>
+    <w:p>
+      <w:pPr>
+        <w:spacing w:before="120"/>
+        <w:rPr>
+          <w:rFonts w:eastAsia="Times New Roman"/>
+          <w:i/>
+          <w:iCs/>
+          <w:color w:val="000000"/>
+        </w:rPr>
+      </w:pPr>
+    </w:p>
+    <w:p>
+      <w:pPr>
+        <w:spacing w:before="120"/>
+        <w:rPr>
+          <w:rFonts w:eastAsia="Times New Roman"/>
+          <w:i/>
+          <w:iCs/>
+          <w:color w:val="000000"/>
+        </w:rPr>
+      </w:pPr>
+    </w:p>
+    <w:p>
+      <w:pPr>
+        <w:spacing w:before="120"/>
+        <w:rPr>
+          <w:rFonts w:eastAsia="Times New Roman"/>
+          <w:b/>
+          <w:bCs/>
+          <w:i/>
+          <w:iCs/>
+          <w:color w:val="000000"/>
+        </w:rPr>
+      </w:pPr>
+      <w:r>
+        <w:rPr>
+          <w:rFonts w:eastAsia="Times New Roman"/>
+          <w:b/>
+          <w:bCs/>
+          <w:i/>
+          <w:iCs/>
+          <w:color w:val="000000"/>
+        </w:rPr>
+        <w:lastRenderedPageBreak/>
+        <w:t>4.3. Объединение установок со схожими технологическими процессами</w:t>
+      </w:r>
+    </w:p>
+    <w:p>
+      <w:pPr>
+        <w:spacing w:before="120"/>
+        <w:jc w:val="both"/>
+        <w:rPr>
+          <w:rFonts w:eastAsia="Times New Roman"/>
+          <w:color w:val="000000"/>
+        </w:rPr>
+      </w:pPr>
+      <w:r>
+        <w:rPr>
+          <w:rFonts w:eastAsia="Times New Roman"/>
+          <w:color w:val="000000"/>
+        </w:rPr>
+        <w:t>Установки 4 (КК-2) и 51 (КК) относятся к одному типу технологического процесса (каталитический крекинг) и имеют схожие составы перекачиваемых сред. Учитывая, что обе установки показали наилучшие результаты при стратификации (п. 4.1–4.2), была проверена гипотеза о возможности объединения их данных для построения единой модели с большим объёмом обучающей выборки.</w:t>
+      </w:r>
+    </w:p>
+    <w:tbl>
+      <w:tblPr>
+        <w:tblW w:w="8752" w:type="dxa"/>
+        <w:tblLook w:val="04A0" w:firstRow="1" w:lastRow="0" w:firstColumn="1" w:lastColumn="0" w:noHBand="0" w:noVBand="1"/>
+      </w:tblPr>
+      <w:tblGrid>
+        <w:gridCol w:w="1999"/>
+        <w:gridCol w:w="1975"/>
+        <w:gridCol w:w="1170"/>
+        <w:gridCol w:w="2170"/>
+        <w:gridCol w:w="1438"/>
+      </w:tblGrid>
+      <w:tr>
+        <w:trPr>
+          <w:trHeight w:val="323"/>
+        </w:trPr>
+        <w:tc>
+          <w:tcPr>
+            <w:tcW w:w="1999" w:type="dxa"/>
+            <w:tcBorders>
+              <w:top w:val="single" w:sz="12" w:space="0" w:color="auto"/>
+              <w:left w:val="single" w:sz="12" w:space="0" w:color="auto"/>
+              <w:bottom w:val="single" w:sz="12" w:space="0" w:color="auto"/>
+              <w:right w:val="single" w:sz="12" w:space="0" w:color="auto"/>
+            </w:tcBorders>
+            <w:shd w:val="clear" w:color="auto" w:fill="auto"/>
+            <w:noWrap/>
+            <w:vAlign w:val="center"/>
+            <w:hideMark/>
+          </w:tcPr>
+          <w:p>
+            <w:pPr>
+              <w:rPr>
+                <w:rFonts w:ascii="Segoe UI" w:eastAsia="Times New Roman" w:hAnsi="Segoe UI" w:cs="Segoe UI"/>
+                <w:sz w:val="16"/>
+                <w:szCs w:val="16"/>
+              </w:rPr>
+            </w:pPr>
+            <w:r>
+              <w:rPr>
+                <w:rFonts w:ascii="Segoe UI" w:eastAsia="Times New Roman" w:hAnsi="Segoe UI" w:cs="Segoe UI"/>
+                <w:sz w:val="16"/>
+                <w:szCs w:val="16"/>
+              </w:rPr>
+              <w:t>Установка</w:t>
+            </w:r>
+          </w:p>
+        </w:tc>
+        <w:tc>
+          <w:tcPr>
+            <w:tcW w:w="1975" w:type="dxa"/>
+            <w:tcBorders>
+              <w:top w:val="single" w:sz="12" w:space="0" w:color="auto"/>
+              <w:left w:val="nil"/>
+              <w:bottom w:val="single" w:sz="12" w:space="0" w:color="auto"/>
+              <w:right w:val="single" w:sz="12" w:space="0" w:color="auto"/>
+            </w:tcBorders>
+            <w:shd w:val="clear" w:color="auto" w:fill="auto"/>
+            <w:noWrap/>
+            <w:vAlign w:val="center"/>
+            <w:hideMark/>
+          </w:tcPr>
+          <w:p>
+            <w:pPr>
+              <w:rPr>
+                <w:rFonts w:ascii="Segoe UI" w:eastAsia="Times New Roman" w:hAnsi="Segoe UI" w:cs="Segoe UI"/>
+                <w:sz w:val="16"/>
+                <w:szCs w:val="16"/>
+              </w:rPr>
+            </w:pPr>
+            <w:r>
+              <w:rPr>
+                <w:rFonts w:ascii="Segoe UI" w:eastAsia="Times New Roman" w:hAnsi="Segoe UI" w:cs="Segoe UI"/>
+                <w:sz w:val="16"/>
+                <w:szCs w:val="16"/>
+              </w:rPr>
+              <w:t>R² (</w:t>
+            </w:r>
+            <w:proofErr w:type="spellStart"/>
+            <w:r>
+              <w:rPr>
+                <w:rFonts w:ascii="Segoe UI" w:eastAsia="Times New Roman" w:hAnsi="Segoe UI" w:cs="Segoe UI"/>
+                <w:sz w:val="16"/>
+                <w:szCs w:val="16"/>
+              </w:rPr>
+              <w:t>train</w:t>
+            </w:r>
+            <w:proofErr w:type="spellEnd"/>
+            <w:r>
+              <w:rPr>
+                <w:rFonts w:ascii="Segoe UI" w:eastAsia="Times New Roman" w:hAnsi="Segoe UI" w:cs="Segoe UI"/>
+                <w:sz w:val="16"/>
+                <w:szCs w:val="16"/>
+              </w:rPr>
+              <w:t>)</w:t>
+            </w:r>
+          </w:p>
+        </w:tc>
+        <w:tc>
+          <w:tcPr>
+            <w:tcW w:w="1170" w:type="dxa"/>
+            <w:tcBorders>
+              <w:top w:val="single" w:sz="12" w:space="0" w:color="auto"/>
+              <w:left w:val="nil"/>
+              <w:bottom w:val="single" w:sz="12" w:space="0" w:color="auto"/>
+              <w:right w:val="single" w:sz="12" w:space="0" w:color="auto"/>
+            </w:tcBorders>
+            <w:shd w:val="clear" w:color="auto" w:fill="auto"/>
+            <w:noWrap/>
+            <w:vAlign w:val="center"/>
+            <w:hideMark/>
+          </w:tcPr>
+          <w:p>
+            <w:pPr>
+              <w:rPr>
+                <w:rFonts w:ascii="Segoe UI" w:eastAsia="Times New Roman" w:hAnsi="Segoe UI" w:cs="Segoe UI"/>
+                <w:sz w:val="16"/>
+                <w:szCs w:val="16"/>
+              </w:rPr>
+            </w:pPr>
+            <w:r>
+              <w:rPr>
+                <w:rFonts w:ascii="Segoe UI" w:eastAsia="Times New Roman" w:hAnsi="Segoe UI" w:cs="Segoe UI"/>
+                <w:sz w:val="16"/>
+                <w:szCs w:val="16"/>
+              </w:rPr>
+              <w:t>R² (</w:t>
+            </w:r>
+            <w:proofErr w:type="spellStart"/>
+            <w:r>
+              <w:rPr>
+                <w:rFonts w:ascii="Segoe UI" w:eastAsia="Times New Roman" w:hAnsi="Segoe UI" w:cs="Segoe UI"/>
+                <w:sz w:val="16"/>
+                <w:szCs w:val="16"/>
+              </w:rPr>
+              <w:t>test</w:t>
+            </w:r>
+            <w:proofErr w:type="spellEnd"/>
+            <w:r>
+              <w:rPr>
+                <w:rFonts w:ascii="Segoe UI" w:eastAsia="Times New Roman" w:hAnsi="Segoe UI" w:cs="Segoe UI"/>
+                <w:sz w:val="16"/>
+                <w:szCs w:val="16"/>
+              </w:rPr>
+              <w:t>)</w:t>
+            </w:r>
+          </w:p>
+        </w:tc>
+        <w:tc>
+          <w:tcPr>
+            <w:tcW w:w="2170" w:type="dxa"/>
+            <w:tcBorders>
+              <w:top w:val="single" w:sz="12" w:space="0" w:color="auto"/>
+              <w:left w:val="nil"/>
+              <w:bottom w:val="single" w:sz="12" w:space="0" w:color="auto"/>
+              <w:right w:val="single" w:sz="12" w:space="0" w:color="auto"/>
+            </w:tcBorders>
+            <w:shd w:val="clear" w:color="auto" w:fill="auto"/>
+            <w:noWrap/>
+            <w:vAlign w:val="center"/>
+            <w:hideMark/>
+          </w:tcPr>
+          <w:p>
+            <w:pPr>
+              <w:rPr>
+                <w:rFonts w:ascii="Segoe UI" w:eastAsia="Times New Roman" w:hAnsi="Segoe UI" w:cs="Segoe UI"/>
+                <w:sz w:val="16"/>
+                <w:szCs w:val="16"/>
+              </w:rPr>
+            </w:pPr>
+            <w:r>
+              <w:rPr>
+                <w:rFonts w:ascii="Segoe UI" w:eastAsia="Times New Roman" w:hAnsi="Segoe UI" w:cs="Segoe UI"/>
+                <w:sz w:val="16"/>
+                <w:szCs w:val="16"/>
+              </w:rPr>
+              <w:t>MAE (</w:t>
+            </w:r>
+            <w:proofErr w:type="spellStart"/>
+            <w:r>
+              <w:rPr>
+                <w:rFonts w:ascii="Segoe UI" w:eastAsia="Times New Roman" w:hAnsi="Segoe UI" w:cs="Segoe UI"/>
+                <w:sz w:val="16"/>
+                <w:szCs w:val="16"/>
+              </w:rPr>
+              <w:t>test</w:t>
+            </w:r>
+            <w:proofErr w:type="spellEnd"/>
+            <w:r>
+              <w:rPr>
+                <w:rFonts w:ascii="Segoe UI" w:eastAsia="Times New Roman" w:hAnsi="Segoe UI" w:cs="Segoe UI"/>
+                <w:sz w:val="16"/>
+                <w:szCs w:val="16"/>
+              </w:rPr>
+              <w:t>)</w:t>
+            </w:r>
+          </w:p>
+        </w:tc>
+        <w:tc>
+          <w:tcPr>
+            <w:tcW w:w="1438" w:type="dxa"/>
+            <w:tcBorders>
+              <w:top w:val="single" w:sz="12" w:space="0" w:color="auto"/>
+              <w:left w:val="nil"/>
+              <w:bottom w:val="single" w:sz="12" w:space="0" w:color="auto"/>
+              <w:right w:val="single" w:sz="12" w:space="0" w:color="auto"/>
+            </w:tcBorders>
+            <w:shd w:val="clear" w:color="auto" w:fill="auto"/>
+            <w:noWrap/>
+            <w:vAlign w:val="center"/>
+            <w:hideMark/>
+          </w:tcPr>
+          <w:p>
+            <w:pPr>
+              <w:rPr>
+                <w:rFonts w:ascii="Segoe UI" w:eastAsia="Times New Roman" w:hAnsi="Segoe UI" w:cs="Segoe UI"/>
+                <w:sz w:val="16"/>
+                <w:szCs w:val="16"/>
+              </w:rPr>
+            </w:pPr>
+            <w:r>
+              <w:rPr>
+                <w:rFonts w:ascii="Segoe UI" w:eastAsia="Times New Roman" w:hAnsi="Segoe UI" w:cs="Segoe UI"/>
+                <w:sz w:val="16"/>
+                <w:szCs w:val="16"/>
+              </w:rPr>
+              <w:t>RMSE (</w:t>
+            </w:r>
+            <w:proofErr w:type="spellStart"/>
+            <w:r>
+              <w:rPr>
+                <w:rFonts w:ascii="Segoe UI" w:eastAsia="Times New Roman" w:hAnsi="Segoe UI" w:cs="Segoe UI"/>
+                <w:sz w:val="16"/>
+                <w:szCs w:val="16"/>
+              </w:rPr>
+              <w:t>test</w:t>
+            </w:r>
+            <w:proofErr w:type="spellEnd"/>
+            <w:r>
+              <w:rPr>
+                <w:rFonts w:ascii="Segoe UI" w:eastAsia="Times New Roman" w:hAnsi="Segoe UI" w:cs="Segoe UI"/>
+                <w:sz w:val="16"/>
+                <w:szCs w:val="16"/>
+              </w:rPr>
+              <w:t>)</w:t>
+            </w:r>
+          </w:p>
+        </w:tc>
+      </w:tr>
+      <w:tr>
+        <w:trPr>
+          <w:trHeight w:val="323"/>
+        </w:trPr>
+        <w:tc>
+          <w:tcPr>
+            <w:tcW w:w="1999" w:type="dxa"/>
+            <w:tcBorders>
+              <w:top w:val="nil"/>
+              <w:left w:val="single" w:sz="12" w:space="0" w:color="auto"/>
+              <w:bottom w:val="single" w:sz="12" w:space="0" w:color="auto"/>
+              <w:right w:val="single" w:sz="12" w:space="0" w:color="auto"/>
+            </w:tcBorders>
+            <w:shd w:val="clear" w:color="auto" w:fill="auto"/>
+            <w:noWrap/>
+            <w:vAlign w:val="center"/>
+            <w:hideMark/>
+          </w:tcPr>
+          <w:p>
+            <w:pPr>
+              <w:rPr>
+                <w:rFonts w:ascii="Segoe UI" w:eastAsia="Times New Roman" w:hAnsi="Segoe UI" w:cs="Segoe UI"/>
+                <w:sz w:val="16"/>
+                <w:szCs w:val="16"/>
+              </w:rPr>
+            </w:pPr>
+            <w:r>
+              <w:rPr>
+                <w:rFonts w:ascii="Segoe UI" w:eastAsia="Times New Roman" w:hAnsi="Segoe UI" w:cs="Segoe UI"/>
+                <w:sz w:val="16"/>
+                <w:szCs w:val="16"/>
+              </w:rPr>
+              <w:t>4 (КК-2) отдельно</w:t>
+            </w:r>
+          </w:p>
+        </w:tc>
+        <w:tc>
+          <w:tcPr>
+            <w:tcW w:w="1975" w:type="dxa"/>
+            <w:tcBorders>
+              <w:top w:val="nil"/>
+              <w:left w:val="nil"/>
+              <w:bottom w:val="single" w:sz="12" w:space="0" w:color="auto"/>
+              <w:right w:val="single" w:sz="12" w:space="0" w:color="auto"/>
+            </w:tcBorders>
+            <w:shd w:val="clear" w:color="auto" w:fill="auto"/>
+            <w:noWrap/>
+            <w:vAlign w:val="center"/>
+            <w:hideMark/>
+          </w:tcPr>
+          <w:p>
+            <w:pPr>
+              <w:rPr>
+                <w:rFonts w:ascii="Segoe UI" w:eastAsia="Times New Roman" w:hAnsi="Segoe UI" w:cs="Segoe UI"/>
+                <w:sz w:val="16"/>
+                <w:szCs w:val="16"/>
+              </w:rPr>
+            </w:pPr>
+            <w:r>
+              <w:rPr>
+                <w:rFonts w:ascii="Segoe UI" w:eastAsia="Times New Roman" w:hAnsi="Segoe UI" w:cs="Segoe UI"/>
+                <w:sz w:val="16"/>
+                <w:szCs w:val="16"/>
+              </w:rPr>
+              <w:t>0.549</w:t>
+            </w:r>
+          </w:p>
+        </w:tc>
+        <w:tc>
+          <w:tcPr>
+            <w:tcW w:w="1170" w:type="dxa"/>
+            <w:tcBorders>
+              <w:top w:val="nil"/>
+              <w:left w:val="nil"/>
+              <w:bottom w:val="single" w:sz="12" w:space="0" w:color="auto"/>
+              <w:right w:val="single" w:sz="12" w:space="0" w:color="auto"/>
+            </w:tcBorders>
+            <w:shd w:val="clear" w:color="auto" w:fill="auto"/>
+            <w:noWrap/>
+            <w:vAlign w:val="center"/>
+            <w:hideMark/>
+          </w:tcPr>
+          <w:p>
+            <w:pPr>
+              <w:rPr>
+                <w:rFonts w:ascii="Segoe UI" w:eastAsia="Times New Roman" w:hAnsi="Segoe UI" w:cs="Segoe UI"/>
+                <w:sz w:val="16"/>
+                <w:szCs w:val="16"/>
+              </w:rPr>
+            </w:pPr>
+            <w:r>
+              <w:rPr>
+                <w:rFonts w:ascii="Segoe UI" w:eastAsia="Times New Roman" w:hAnsi="Segoe UI" w:cs="Segoe UI"/>
+                <w:sz w:val="16"/>
+                <w:szCs w:val="16"/>
+              </w:rPr>
+              <w:t>0.482</w:t>
+            </w:r>
+          </w:p>
+        </w:tc>
+        <w:tc>
+          <w:tcPr>
+            <w:tcW w:w="2170" w:type="dxa"/>
+            <w:tcBorders>
+              <w:top w:val="nil"/>
+              <w:left w:val="nil"/>
+              <w:bottom w:val="single" w:sz="12" w:space="0" w:color="auto"/>
+              <w:right w:val="single" w:sz="12" w:space="0" w:color="auto"/>
+            </w:tcBorders>
+            <w:shd w:val="clear" w:color="auto" w:fill="auto"/>
+            <w:noWrap/>
+            <w:vAlign w:val="center"/>
+            <w:hideMark/>
+          </w:tcPr>
+          <w:p>
+            <w:pPr>
+              <w:rPr>
+                <w:rFonts w:ascii="Segoe UI" w:eastAsia="Times New Roman" w:hAnsi="Segoe UI" w:cs="Segoe UI"/>
+                <w:sz w:val="16"/>
+                <w:szCs w:val="16"/>
+              </w:rPr>
+            </w:pPr>
+            <w:r>
+              <w:rPr>
+                <w:rFonts w:ascii="Segoe UI" w:eastAsia="Times New Roman" w:hAnsi="Segoe UI" w:cs="Segoe UI"/>
+                <w:sz w:val="16"/>
+                <w:szCs w:val="16"/>
+              </w:rPr>
+              <w:t>0.071</w:t>
+            </w:r>
+          </w:p>
+        </w:tc>
+        <w:tc>
+          <w:tcPr>
+            <w:tcW w:w="1438" w:type="dxa"/>
+            <w:tcBorders>
+              <w:top w:val="nil"/>
+              <w:left w:val="nil"/>
+              <w:bottom w:val="single" w:sz="12" w:space="0" w:color="auto"/>
+              <w:right w:val="single" w:sz="12" w:space="0" w:color="auto"/>
+            </w:tcBorders>
+            <w:shd w:val="clear" w:color="auto" w:fill="auto"/>
+            <w:noWrap/>
+            <w:vAlign w:val="center"/>
+            <w:hideMark/>
+          </w:tcPr>
+          <w:p>
+            <w:pPr>
+              <w:rPr>
+                <w:rFonts w:ascii="Segoe UI" w:eastAsia="Times New Roman" w:hAnsi="Segoe UI" w:cs="Segoe UI"/>
+                <w:sz w:val="16"/>
+                <w:szCs w:val="16"/>
+              </w:rPr>
+            </w:pPr>
+            <w:r>
+              <w:rPr>
+                <w:rFonts w:ascii="Segoe UI" w:eastAsia="Times New Roman" w:hAnsi="Segoe UI" w:cs="Segoe UI"/>
+                <w:sz w:val="16"/>
+                <w:szCs w:val="16"/>
+              </w:rPr>
+              <w:t>0.135</w:t>
+            </w:r>
+          </w:p>
+        </w:tc>
+      </w:tr>
+      <w:tr>
+        <w:trPr>
+          <w:trHeight w:val="323"/>
+        </w:trPr>
+        <w:tc>
+          <w:tcPr>
+            <w:tcW w:w="1999" w:type="dxa"/>
+            <w:tcBorders>
+              <w:top w:val="nil"/>
+              <w:left w:val="single" w:sz="12" w:space="0" w:color="auto"/>
+              <w:bottom w:val="single" w:sz="12" w:space="0" w:color="auto"/>
+              <w:right w:val="single" w:sz="12" w:space="0" w:color="auto"/>
+            </w:tcBorders>
+            <w:shd w:val="clear" w:color="auto" w:fill="auto"/>
+            <w:noWrap/>
+            <w:vAlign w:val="center"/>
+            <w:hideMark/>
+          </w:tcPr>
+          <w:p>
+            <w:pPr>
+              <w:rPr>
+                <w:rFonts w:ascii="Segoe UI" w:eastAsia="Times New Roman" w:hAnsi="Segoe UI" w:cs="Segoe UI"/>
+                <w:sz w:val="16"/>
+                <w:szCs w:val="16"/>
+              </w:rPr>
+            </w:pPr>
+            <w:r>
+              <w:rPr>
+                <w:rFonts w:ascii="Segoe UI" w:eastAsia="Times New Roman" w:hAnsi="Segoe UI" w:cs="Segoe UI"/>
+                <w:sz w:val="16"/>
+                <w:szCs w:val="16"/>
+              </w:rPr>
+              <w:t>51 (КК) отдельно</w:t>
+            </w:r>
+          </w:p>
+        </w:tc>
+        <w:tc>
+          <w:tcPr>
+            <w:tcW w:w="1975" w:type="dxa"/>
+            <w:tcBorders>
+              <w:top w:val="nil"/>
+              <w:left w:val="nil"/>
+              <w:bottom w:val="single" w:sz="12" w:space="0" w:color="auto"/>
+              <w:right w:val="single" w:sz="12" w:space="0" w:color="auto"/>
+            </w:tcBorders>
+            <w:shd w:val="clear" w:color="auto" w:fill="auto"/>
+            <w:noWrap/>
+            <w:vAlign w:val="center"/>
+            <w:hideMark/>
+          </w:tcPr>
+          <w:p>
+            <w:pPr>
+              <w:rPr>
+                <w:rFonts w:ascii="Segoe UI" w:eastAsia="Times New Roman" w:hAnsi="Segoe UI" w:cs="Segoe UI"/>
+                <w:sz w:val="16"/>
+                <w:szCs w:val="16"/>
+              </w:rPr>
+            </w:pPr>
+            <w:r>
+              <w:rPr>
+                <w:rFonts w:ascii="Segoe UI" w:eastAsia="Times New Roman" w:hAnsi="Segoe UI" w:cs="Segoe UI"/>
+                <w:sz w:val="16"/>
+                <w:szCs w:val="16"/>
+              </w:rPr>
+              <w:t>0.514</w:t>
+            </w:r>
+          </w:p>
+        </w:tc>
+        <w:tc>
+          <w:tcPr>
+            <w:tcW w:w="1170" w:type="dxa"/>
+            <w:tcBorders>
+              <w:top w:val="nil"/>
+              <w:left w:val="nil"/>
+              <w:bottom w:val="single" w:sz="12" w:space="0" w:color="auto"/>
+              <w:right w:val="single" w:sz="12" w:space="0" w:color="auto"/>
+            </w:tcBorders>
+            <w:shd w:val="clear" w:color="auto" w:fill="auto"/>
+            <w:noWrap/>
+            <w:vAlign w:val="center"/>
+            <w:hideMark/>
+          </w:tcPr>
+          <w:p>
+            <w:pPr>
+              <w:rPr>
+                <w:rFonts w:ascii="Segoe UI" w:eastAsia="Times New Roman" w:hAnsi="Segoe UI" w:cs="Segoe UI"/>
+                <w:sz w:val="16"/>
+                <w:szCs w:val="16"/>
+              </w:rPr>
+            </w:pPr>
+            <w:r>
+              <w:rPr>
+                <w:rFonts w:ascii="Segoe UI" w:eastAsia="Times New Roman" w:hAnsi="Segoe UI" w:cs="Segoe UI"/>
+                <w:sz w:val="16"/>
+                <w:szCs w:val="16"/>
+              </w:rPr>
+              <w:t>0.342</w:t>
+            </w:r>
+          </w:p>
+        </w:tc>
+        <w:tc>
+          <w:tcPr>
+            <w:tcW w:w="2170" w:type="dxa"/>
+            <w:tcBorders>
+              <w:top w:val="nil"/>
+              <w:left w:val="nil"/>
+              <w:bottom w:val="single" w:sz="12" w:space="0" w:color="auto"/>
+              <w:right w:val="single" w:sz="12" w:space="0" w:color="auto"/>
+            </w:tcBorders>
+            <w:shd w:val="clear" w:color="auto" w:fill="auto"/>
+            <w:noWrap/>
+            <w:vAlign w:val="center"/>
+            <w:hideMark/>
+          </w:tcPr>
+          <w:p>
+            <w:pPr>
+              <w:rPr>
+                <w:rFonts w:ascii="Segoe UI" w:eastAsia="Times New Roman" w:hAnsi="Segoe UI" w:cs="Segoe UI"/>
+                <w:sz w:val="16"/>
+                <w:szCs w:val="16"/>
+              </w:rPr>
+            </w:pPr>
+            <w:r>
+              <w:rPr>
+                <w:rFonts w:ascii="Segoe UI" w:eastAsia="Times New Roman" w:hAnsi="Segoe UI" w:cs="Segoe UI"/>
+                <w:sz w:val="16"/>
+                <w:szCs w:val="16"/>
+              </w:rPr>
+              <w:t>0.044</w:t>
+            </w:r>
+          </w:p>
+        </w:tc>
+        <w:tc>
+          <w:tcPr>
+            <w:tcW w:w="1438" w:type="dxa"/>
+            <w:tcBorders>
+              <w:top w:val="nil"/>
+              <w:left w:val="nil"/>
+              <w:bottom w:val="single" w:sz="12" w:space="0" w:color="auto"/>
+              <w:right w:val="single" w:sz="12" w:space="0" w:color="auto"/>
+            </w:tcBorders>
+            <w:shd w:val="clear" w:color="auto" w:fill="auto"/>
+            <w:noWrap/>
+            <w:vAlign w:val="center"/>
+            <w:hideMark/>
+          </w:tcPr>
+          <w:p>
+            <w:pPr>
+              <w:rPr>
+                <w:rFonts w:ascii="Segoe UI" w:eastAsia="Times New Roman" w:hAnsi="Segoe UI" w:cs="Segoe UI"/>
+                <w:sz w:val="16"/>
+                <w:szCs w:val="16"/>
+              </w:rPr>
+            </w:pPr>
+            <w:r>
+              <w:rPr>
+                <w:rFonts w:ascii="Segoe UI" w:eastAsia="Times New Roman" w:hAnsi="Segoe UI" w:cs="Segoe UI"/>
+                <w:sz w:val="16"/>
+                <w:szCs w:val="16"/>
+              </w:rPr>
+              <w:t>0.088</w:t>
+            </w:r>
+          </w:p>
+        </w:tc>
+      </w:tr>
+      <w:tr>
+        <w:trPr>
+          <w:trHeight w:val="323"/>
+        </w:trPr>
+        <w:tc>
+          <w:tcPr>
+            <w:tcW w:w="1999" w:type="dxa"/>
+            <w:tcBorders>
+              <w:top w:val="nil"/>
+              <w:left w:val="single" w:sz="12" w:space="0" w:color="auto"/>
+              <w:bottom w:val="single" w:sz="12" w:space="0" w:color="auto"/>
+              <w:right w:val="single" w:sz="12" w:space="0" w:color="auto"/>
+            </w:tcBorders>
+            <w:shd w:val="clear" w:color="auto" w:fill="auto"/>
+            <w:noWrap/>
+            <w:vAlign w:val="center"/>
+            <w:hideMark/>
+          </w:tcPr>
+          <w:p>
+            <w:pPr>
+              <w:rPr>
+                <w:rFonts w:ascii="Segoe UI" w:eastAsia="Times New Roman" w:hAnsi="Segoe UI" w:cs="Segoe UI"/>
+                <w:sz w:val="16"/>
+                <w:szCs w:val="16"/>
+              </w:rPr>
+            </w:pPr>
+            <w:r>
+              <w:rPr>
+                <w:rFonts w:ascii="Segoe UI" w:eastAsia="Times New Roman" w:hAnsi="Segoe UI" w:cs="Segoe UI"/>
+                <w:sz w:val="16"/>
+                <w:szCs w:val="16"/>
+              </w:rPr>
+              <w:t>4 (КК-2) + 51 (КК)</w:t>
+            </w:r>
+          </w:p>
+        </w:tc>
+        <w:tc>
+          <w:tcPr>
+            <w:tcW w:w="1975" w:type="dxa"/>
+            <w:tcBorders>
+              <w:top w:val="nil"/>
+              <w:left w:val="nil"/>
+              <w:bottom w:val="single" w:sz="12" w:space="0" w:color="auto"/>
+              <w:right w:val="single" w:sz="12" w:space="0" w:color="auto"/>
+            </w:tcBorders>
+            <w:shd w:val="clear" w:color="auto" w:fill="auto"/>
+            <w:noWrap/>
+            <w:vAlign w:val="center"/>
+            <w:hideMark/>
+          </w:tcPr>
+          <w:p>
+            <w:pPr>
+              <w:rPr>
+                <w:rFonts w:ascii="Segoe UI" w:eastAsia="Times New Roman" w:hAnsi="Segoe UI" w:cs="Segoe UI"/>
+                <w:sz w:val="16"/>
+                <w:szCs w:val="16"/>
+              </w:rPr>
+            </w:pPr>
+            <w:r>
+              <w:rPr>
+                <w:rFonts w:ascii="Segoe UI" w:eastAsia="Times New Roman" w:hAnsi="Segoe UI" w:cs="Segoe UI"/>
+                <w:sz w:val="16"/>
+                <w:szCs w:val="16"/>
+              </w:rPr>
+              <w:t>0.519</w:t>
+            </w:r>
+          </w:p>
+        </w:tc>
+        <w:tc>
+          <w:tcPr>
+            <w:tcW w:w="1170" w:type="dxa"/>
+            <w:tcBorders>
+              <w:top w:val="nil"/>
+              <w:left w:val="nil"/>
+              <w:bottom w:val="single" w:sz="12" w:space="0" w:color="auto"/>
+              <w:right w:val="single" w:sz="12" w:space="0" w:color="auto"/>
+            </w:tcBorders>
+            <w:shd w:val="clear" w:color="auto" w:fill="auto"/>
+            <w:noWrap/>
+            <w:vAlign w:val="center"/>
+            <w:hideMark/>
+          </w:tcPr>
+          <w:p>
+            <w:pPr>
+              <w:rPr>
+                <w:rFonts w:ascii="Segoe UI" w:eastAsia="Times New Roman" w:hAnsi="Segoe UI" w:cs="Segoe UI"/>
+                <w:sz w:val="16"/>
+                <w:szCs w:val="16"/>
+              </w:rPr>
+            </w:pPr>
+            <w:r>
+              <w:rPr>
+                <w:rFonts w:ascii="Segoe UI" w:eastAsia="Times New Roman" w:hAnsi="Segoe UI" w:cs="Segoe UI"/>
+                <w:sz w:val="16"/>
+                <w:szCs w:val="16"/>
+              </w:rPr>
+              <w:t>0.466</w:t>
+            </w:r>
+          </w:p>
+        </w:tc>
+        <w:tc>
+          <w:tcPr>
+            <w:tcW w:w="2170" w:type="dxa"/>
+            <w:tcBorders>
+              <w:top w:val="nil"/>
+              <w:left w:val="nil"/>
+              <w:bottom w:val="single" w:sz="12" w:space="0" w:color="auto"/>
+              <w:right w:val="single" w:sz="12" w:space="0" w:color="auto"/>
+            </w:tcBorders>
+            <w:shd w:val="clear" w:color="auto" w:fill="auto"/>
+            <w:noWrap/>
+            <w:vAlign w:val="center"/>
+            <w:hideMark/>
+          </w:tcPr>
+          <w:p>
+            <w:pPr>
+              <w:rPr>
+                <w:rFonts w:ascii="Segoe UI" w:eastAsia="Times New Roman" w:hAnsi="Segoe UI" w:cs="Segoe UI"/>
+                <w:sz w:val="16"/>
+                <w:szCs w:val="16"/>
+              </w:rPr>
+            </w:pPr>
+            <w:r>
+              <w:rPr>
+                <w:rFonts w:ascii="Segoe UI" w:eastAsia="Times New Roman" w:hAnsi="Segoe UI" w:cs="Segoe UI"/>
+                <w:sz w:val="16"/>
+                <w:szCs w:val="16"/>
+              </w:rPr>
+              <w:t>0.058</w:t>
+            </w:r>
+          </w:p>
+        </w:tc>
+        <w:tc>
+          <w:tcPr>
+            <w:tcW w:w="1438" w:type="dxa"/>
+            <w:tcBorders>
+              <w:top w:val="nil"/>
+              <w:left w:val="nil"/>
+              <w:bottom w:val="single" w:sz="12" w:space="0" w:color="auto"/>
+              <w:right w:val="single" w:sz="12" w:space="0" w:color="auto"/>
+            </w:tcBorders>
+            <w:shd w:val="clear" w:color="auto" w:fill="auto"/>
+            <w:noWrap/>
+            <w:vAlign w:val="center"/>
+            <w:hideMark/>
+          </w:tcPr>
+          <w:p>
+            <w:pPr>
+              <w:rPr>
+                <w:rFonts w:ascii="Segoe UI" w:eastAsia="Times New Roman" w:hAnsi="Segoe UI" w:cs="Segoe UI"/>
+                <w:sz w:val="16"/>
+                <w:szCs w:val="16"/>
+              </w:rPr>
+            </w:pPr>
+            <w:r>
+              <w:rPr>
+                <w:rFonts w:ascii="Segoe UI" w:eastAsia="Times New Roman" w:hAnsi="Segoe UI" w:cs="Segoe UI"/>
+                <w:sz w:val="16"/>
+                <w:szCs w:val="16"/>
+              </w:rPr>
+              <w:t>0.099</w:t>
+            </w:r>
+          </w:p>
+        </w:tc>
+      </w:tr>
+    </w:tbl>
+    <w:p>
+      <w:pPr>
+        <w:spacing w:before="120"/>
+        <w:jc w:val="center"/>
+        <w:rPr>
+          <w:rFonts w:eastAsia="Times New Roman"/>
+          <w:i/>
+          <w:iCs/>
+          <w:color w:val="000000"/>
+        </w:rPr>
+      </w:pPr>
+      <w:r>
+        <w:rPr>
+          <w:rFonts w:eastAsia="Times New Roman"/>
+          <w:i/>
+          <w:iCs/>
+          <w:color w:val="000000"/>
+        </w:rPr>
+        <w:t>Таблица 6 — Сравнение метрик случайного леса при объединении установок 4 (КК-2) и 51 (КК)</w:t>
+      </w:r>
+    </w:p>
+    <w:p>
+      <w:pPr>
+        <w:spacing w:before="120"/>
+        <w:jc w:val="both"/>
+        <w:rPr>
+          <w:rFonts w:eastAsia="Times New Roman"/>
+          <w:color w:val="000000"/>
+        </w:rPr>
+      </w:pPr>
+      <w:r>
+        <w:rPr>
+          <w:rFonts w:eastAsia="Times New Roman"/>
+          <w:color w:val="000000"/>
+        </w:rPr>
+        <w:t>Объединённая модель достигла R² = 0.466 на тестовой выборке, что занимает промежуточное положение между результатами отдельных моделей (0.482 для КК-2 и 0.342 для КК). При этом объединение привело к значительному улучшению для установки 51 (КК) за счёт увеличения объёма обучающей выборки и к незначительному снижению для установки 4 (КК-2). MAE на тестовой выборке составила 0.058 мм/год, а разрыв между R² на обучении (0.519) и на тесте (0.466) является умеренным, что свидетельствует об отсутствии выраженного переобучения.</w:t>
+      </w:r>
+    </w:p>
+    <w:p>
+      <w:pPr>
+        <w:spacing w:before="120"/>
+        <w:jc w:val="both"/>
+        <w:rPr>
+          <w:rFonts w:eastAsia="Times New Roman"/>
+          <w:b/>
+          <w:bCs/>
+          <w:i/>
+          <w:iCs/>
+          <w:color w:val="000000"/>
+        </w:rPr>
+      </w:pPr>
+      <w:r>
+        <w:rPr>
+          <w:rFonts w:eastAsia="Times New Roman"/>
+          <w:b/>
+          <w:bCs/>
+          <w:i/>
+          <w:iCs/>
+          <w:color w:val="000000"/>
+        </w:rPr>
+        <w:t>Данный результат подтверждает, что установки одного технологического типа могут быть объединены для построения более устойчивых моделей.</w:t>
+      </w:r>
+    </w:p>
+    <w:p>
+      <w:pPr>
+        <w:rPr>
+          <w:rFonts w:eastAsia="Times New Roman"/>
+          <w:b/>
+          <w:bCs/>
+          <w:i/>
+          <w:iCs/>
+          <w:color w:val="000000"/>
+        </w:rPr>
+      </w:pPr>
+      <w:r>
+        <w:rPr>
+          <w:rFonts w:eastAsia="Times New Roman"/>
+          <w:b/>
+          <w:bCs/>
+          <w:i/>
+          <w:iCs/>
+          <w:color w:val="000000"/>
+        </w:rPr>
+        <w:br w:type="page"/>
+      </w:r>
+    </w:p>
+    <w:p>
+      <w:pPr>
+        <w:spacing w:before="120"/>
+        <w:jc w:val="both"/>
+        <w:rPr>
+          <w:rFonts w:eastAsia="Times New Roman"/>
+          <w:b/>
+          <w:bCs/>
+          <w:i/>
+          <w:iCs/>
+          <w:color w:val="000000"/>
+        </w:rPr>
+      </w:pPr>
+      <w:r>
+        <w:rPr>
+          <w:rFonts w:eastAsia="Times New Roman"/>
+          <w:b/>
+          <w:bCs/>
+          <w:i/>
+          <w:iCs/>
+          <w:color w:val="000000"/>
+        </w:rPr>
+        <w:lastRenderedPageBreak/>
+        <w:t>4.4. Выводы по случайному лесу и дальнейшие направления</w:t>
+      </w:r>
+    </w:p>
+    <w:p>
+      <w:pPr>
+        <w:spacing w:before="120"/>
+        <w:jc w:val="both"/>
+        <w:rPr>
+          <w:rFonts w:eastAsia="Times New Roman"/>
+          <w:color w:val="000000"/>
+        </w:rPr>
+      </w:pPr>
+      <w:r>
+        <w:rPr>
+          <w:rFonts w:eastAsia="Times New Roman"/>
+          <w:color w:val="000000"/>
+        </w:rPr>
+        <w:t>Проведённые эксперименты с алгоритмом случайного леса позволяют сформулировать следующие выводы:</w:t>
+      </w:r>
+    </w:p>
+    <w:p>
+      <w:pPr>
+        <w:pStyle w:val="a6"/>
+        <w:numPr>
+          <w:ilvl w:val="0"/>
+          <w:numId w:val="27"/>
+        </w:numPr>
+        <w:spacing w:before="120"/>
+        <w:jc w:val="both"/>
+        <w:rPr>
+          <w:rFonts w:eastAsia="Times New Roman"/>
+          <w:color w:val="000000"/>
+        </w:rPr>
+      </w:pPr>
+      <w:r>
+        <w:rPr>
+          <w:rFonts w:eastAsia="Times New Roman"/>
+          <w:b/>
+          <w:bCs/>
+          <w:color w:val="000000"/>
+        </w:rPr>
+        <w:t>Нелинейная модель существенно превосходит линейную регрессию</w:t>
+      </w:r>
+      <w:r>
+        <w:rPr>
+          <w:rFonts w:eastAsia="Times New Roman"/>
+          <w:color w:val="000000"/>
+        </w:rPr>
+        <w:t>. R² на тестовой выборке вырос с 0.023 (линейная регрессия, общая модель) до 0.389 (случайный лес), что подтверждает нелинейный характер зависимостей между признаками и скоростью коррозии.</w:t>
+      </w:r>
+    </w:p>
+    <w:p>
+      <w:pPr>
+        <w:pStyle w:val="a6"/>
+        <w:numPr>
+          <w:ilvl w:val="0"/>
+          <w:numId w:val="27"/>
+        </w:numPr>
+        <w:spacing w:before="120"/>
+        <w:jc w:val="both"/>
+        <w:rPr>
+          <w:rFonts w:eastAsia="Times New Roman"/>
+          <w:color w:val="000000"/>
+        </w:rPr>
+      </w:pPr>
+      <w:r>
+        <w:rPr>
+          <w:rFonts w:eastAsia="Times New Roman"/>
+          <w:b/>
+          <w:bCs/>
+          <w:color w:val="000000"/>
+        </w:rPr>
+        <w:t>Стратификация по установкам и объединение схожих процессов являются ключевыми факторами качества модели.</w:t>
+      </w:r>
+      <w:r>
+        <w:rPr>
+          <w:rFonts w:eastAsia="Times New Roman"/>
+          <w:color w:val="000000"/>
+        </w:rPr>
+        <w:t xml:space="preserve"> Наилучшие результаты достигнуты на установках каталитического крекинга: R² = 0.482 для установки 4 (КК-2) и R² = 0.466 для объединённой модели КК-2+КК.</w:t>
+      </w:r>
+    </w:p>
+    <w:p>
+      <w:pPr>
+        <w:pStyle w:val="a6"/>
+        <w:numPr>
+          <w:ilvl w:val="0"/>
+          <w:numId w:val="27"/>
+        </w:numPr>
+        <w:spacing w:before="120"/>
+        <w:jc w:val="both"/>
+        <w:rPr>
+          <w:rFonts w:eastAsia="Times New Roman"/>
+          <w:color w:val="000000"/>
+        </w:rPr>
+      </w:pPr>
+      <w:r>
+        <w:rPr>
+          <w:rFonts w:eastAsia="Times New Roman"/>
+          <w:b/>
+          <w:bCs/>
+          <w:color w:val="000000"/>
+        </w:rPr>
+        <w:t xml:space="preserve">Верификация признака </w:t>
+      </w:r>
+      <w:proofErr w:type="spellStart"/>
+      <w:r>
+        <w:rPr>
+          <w:rFonts w:eastAsia="Times New Roman"/>
+          <w:b/>
+          <w:bCs/>
+          <w:color w:val="000000"/>
+        </w:rPr>
+        <w:t>equipment_age_years</w:t>
+      </w:r>
+      <w:proofErr w:type="spellEnd"/>
+      <w:r>
+        <w:rPr>
+          <w:rFonts w:eastAsia="Times New Roman"/>
+          <w:b/>
+          <w:bCs/>
+          <w:color w:val="000000"/>
+        </w:rPr>
+        <w:t xml:space="preserve"> показала, что на установке 4 (КК-2) модель опирается на реальные физические зависимости</w:t>
+      </w:r>
+      <w:r>
+        <w:rPr>
+          <w:rFonts w:eastAsia="Times New Roman"/>
+          <w:color w:val="000000"/>
+        </w:rPr>
+        <w:t xml:space="preserve"> (R² = 0.482 без использования возраста оборудования), тогда как на других установках данный признак может выступать косвенным идентификатором.</w:t>
+      </w:r>
+    </w:p>
+    <w:p>
+      <w:pPr>
+        <w:pStyle w:val="a6"/>
+        <w:numPr>
+          <w:ilvl w:val="0"/>
+          <w:numId w:val="27"/>
+        </w:numPr>
+        <w:spacing w:before="120"/>
+        <w:jc w:val="both"/>
+        <w:rPr>
+          <w:rFonts w:eastAsia="Times New Roman"/>
+          <w:color w:val="000000"/>
+        </w:rPr>
+      </w:pPr>
+      <w:r>
+        <w:rPr>
+          <w:rFonts w:eastAsia="Times New Roman"/>
+          <w:b/>
+          <w:bCs/>
+          <w:color w:val="000000"/>
+        </w:rPr>
+        <w:t>Установки типа АВТ не поддаются прогнозированию на текущем наборе признаков</w:t>
+      </w:r>
+      <w:r>
+        <w:rPr>
+          <w:rFonts w:eastAsia="Times New Roman"/>
+          <w:color w:val="000000"/>
+        </w:rPr>
+        <w:t>, что может быть обусловлено иными доминирующими коррозионными механизмами и высоким разбросом измерений, выявленным ещё в Задаче 1.</w:t>
+      </w:r>
+    </w:p>
+    <w:p>
+      <w:pPr>
+        <w:pStyle w:val="a6"/>
+        <w:numPr>
+          <w:ilvl w:val="0"/>
+          <w:numId w:val="27"/>
+        </w:numPr>
+        <w:spacing w:before="120"/>
+        <w:jc w:val="both"/>
+        <w:rPr>
+          <w:rFonts w:eastAsia="Times New Roman"/>
+          <w:color w:val="000000"/>
+        </w:rPr>
+      </w:pPr>
+      <w:r>
+        <w:rPr>
+          <w:rFonts w:eastAsia="Times New Roman"/>
+          <w:b/>
+          <w:bCs/>
+          <w:color w:val="000000"/>
+        </w:rPr>
+        <w:t>Дальнейшие направления. В текущей работе не были использованы параметры температуры и давления перекачиваемой среды, которые присутствуют в исходной базе данных.</w:t>
+      </w:r>
+      <w:r>
+        <w:rPr>
+          <w:rFonts w:eastAsia="Times New Roman"/>
+          <w:color w:val="000000"/>
+        </w:rPr>
+        <w:t xml:space="preserve"> Учитывая их прямое физическое влияние на коррозионные процессы (температура ускоряет кинетику реакций, давление влияет на растворимость агрессивных компонентов), их включение в набор признаков может привести к улучшению результатов, в особенности для установок типа АВТ. Кроме того, повышение качества первичных измерений с помощью разрабатываемой системы сбора данных [</w:t>
+      </w:r>
+      <w:r>
+        <w:rPr>
+          <w:rFonts w:eastAsia="Times New Roman"/>
+          <w:color w:val="000000"/>
+        </w:rPr>
+        <w:t>МОБИТЕХ</w:t>
+      </w:r>
+      <w:r>
+        <w:rPr>
+          <w:rFonts w:eastAsia="Times New Roman"/>
+          <w:color w:val="000000"/>
+        </w:rPr>
+        <w:t>] позволит снизить долю аномальных значений и повысить информативность обучающей выборки.</w:t>
+      </w:r>
+    </w:p>
+    <w:p>
+      <w:pPr>
+        <w:spacing w:before="120"/>
+        <w:rPr>
+          <w:rFonts w:eastAsia="Times New Roman"/>
+          <w:b/>
+          <w:bCs/>
+          <w:i/>
+          <w:iCs/>
+          <w:color w:val="000000"/>
+        </w:rPr>
+      </w:pPr>
+    </w:p>
+    <w:p>
+      <w:pPr>
+        <w:spacing w:before="120"/>
+        <w:rPr>
+          <w:rFonts w:eastAsia="Times New Roman"/>
+          <w:b/>
+          <w:bCs/>
+          <w:i/>
+          <w:iCs/>
           <w:color w:val="000000"/>
         </w:rPr>
         <w:sectPr>
@@ -26460,6 +31596,119 @@
     </w:lvl>
   </w:abstractNum>
   <w:abstractNum w:abstractNumId="9" w15:restartNumberingAfterBreak="0">
+    <w:nsid w:val="42AD3917"/>
+    <w:multiLevelType w:val="hybridMultilevel"/>
+    <w:tmpl w:val="A828AE28"/>
+    <w:lvl w:ilvl="0" w:tplc="04190001">
+      <w:start w:val="1"/>
+      <w:numFmt w:val="bullet"/>
+      <w:lvlText w:val=""/>
+      <w:lvlJc w:val="left"/>
+      <w:pPr>
+        <w:ind w:left="720" w:hanging="360"/>
+      </w:pPr>
+      <w:rPr>
+        <w:rFonts w:ascii="Symbol" w:hAnsi="Symbol" w:hint="default"/>
+      </w:rPr>
+    </w:lvl>
+    <w:lvl w:ilvl="1" w:tplc="04190003" w:tentative="1">
+      <w:start w:val="1"/>
+      <w:numFmt w:val="bullet"/>
+      <w:lvlText w:val="o"/>
+      <w:lvlJc w:val="left"/>
+      <w:pPr>
+        <w:ind w:left="1440" w:hanging="360"/>
+      </w:pPr>
+      <w:rPr>
+        <w:rFonts w:ascii="Courier New" w:hAnsi="Courier New" w:cs="Courier New" w:hint="default"/>
+      </w:rPr>
+    </w:lvl>
+    <w:lvl w:ilvl="2" w:tplc="04190005" w:tentative="1">
+      <w:start w:val="1"/>
+      <w:numFmt w:val="bullet"/>
+      <w:lvlText w:val=""/>
+      <w:lvlJc w:val="left"/>
+      <w:pPr>
+        <w:ind w:left="2160" w:hanging="360"/>
+      </w:pPr>
+      <w:rPr>
+        <w:rFonts w:ascii="Wingdings" w:hAnsi="Wingdings" w:hint="default"/>
+      </w:rPr>
+    </w:lvl>
+    <w:lvl w:ilvl="3" w:tplc="04190001" w:tentative="1">
+      <w:start w:val="1"/>
+      <w:numFmt w:val="bullet"/>
+      <w:lvlText w:val=""/>
+      <w:lvlJc w:val="left"/>
+      <w:pPr>
+        <w:ind w:left="2880" w:hanging="360"/>
+      </w:pPr>
+      <w:rPr>
+        <w:rFonts w:ascii="Symbol" w:hAnsi="Symbol" w:hint="default"/>
+      </w:rPr>
+    </w:lvl>
+    <w:lvl w:ilvl="4" w:tplc="04190003" w:tentative="1">
+      <w:start w:val="1"/>
+      <w:numFmt w:val="bullet"/>
+      <w:lvlText w:val="o"/>
+      <w:lvlJc w:val="left"/>
+      <w:pPr>
+        <w:ind w:left="3600" w:hanging="360"/>
+      </w:pPr>
+      <w:rPr>
+        <w:rFonts w:ascii="Courier New" w:hAnsi="Courier New" w:cs="Courier New" w:hint="default"/>
+      </w:rPr>
+    </w:lvl>
+    <w:lvl w:ilvl="5" w:tplc="04190005" w:tentative="1">
+      <w:start w:val="1"/>
+      <w:numFmt w:val="bullet"/>
+      <w:lvlText w:val=""/>
+      <w:lvlJc w:val="left"/>
+      <w:pPr>
+        <w:ind w:left="4320" w:hanging="360"/>
+      </w:pPr>
+      <w:rPr>
+        <w:rFonts w:ascii="Wingdings" w:hAnsi="Wingdings" w:hint="default"/>
+      </w:rPr>
+    </w:lvl>
+    <w:lvl w:ilvl="6" w:tplc="04190001" w:tentative="1">
+      <w:start w:val="1"/>
+      <w:numFmt w:val="bullet"/>
+      <w:lvlText w:val=""/>
+      <w:lvlJc w:val="left"/>
+      <w:pPr>
+        <w:ind w:left="5040" w:hanging="360"/>
+      </w:pPr>
+      <w:rPr>
+        <w:rFonts w:ascii="Symbol" w:hAnsi="Symbol" w:hint="default"/>
+      </w:rPr>
+    </w:lvl>
+    <w:lvl w:ilvl="7" w:tplc="04190003" w:tentative="1">
+      <w:start w:val="1"/>
+      <w:numFmt w:val="bullet"/>
+      <w:lvlText w:val="o"/>
+      <w:lvlJc w:val="left"/>
+      <w:pPr>
+        <w:ind w:left="5760" w:hanging="360"/>
+      </w:pPr>
+      <w:rPr>
+        <w:rFonts w:ascii="Courier New" w:hAnsi="Courier New" w:cs="Courier New" w:hint="default"/>
+      </w:rPr>
+    </w:lvl>
+    <w:lvl w:ilvl="8" w:tplc="04190005" w:tentative="1">
+      <w:start w:val="1"/>
+      <w:numFmt w:val="bullet"/>
+      <w:lvlText w:val=""/>
+      <w:lvlJc w:val="left"/>
+      <w:pPr>
+        <w:ind w:left="6480" w:hanging="360"/>
+      </w:pPr>
+      <w:rPr>
+        <w:rFonts w:ascii="Wingdings" w:hAnsi="Wingdings" w:hint="default"/>
+      </w:rPr>
+    </w:lvl>
+  </w:abstractNum>
+  <w:abstractNum w:abstractNumId="10" w15:restartNumberingAfterBreak="0">
     <w:nsid w:val="466552C2"/>
     <w:multiLevelType w:val="hybridMultilevel"/>
     <w:tmpl w:val="4356C4C6"/>
@@ -26572,7 +31821,120 @@
       </w:rPr>
     </w:lvl>
   </w:abstractNum>
-  <w:abstractNum w:abstractNumId="10" w15:restartNumberingAfterBreak="0">
+  <w:abstractNum w:abstractNumId="11" w15:restartNumberingAfterBreak="0">
+    <w:nsid w:val="49D65874"/>
+    <w:multiLevelType w:val="hybridMultilevel"/>
+    <w:tmpl w:val="34CC0388"/>
+    <w:lvl w:ilvl="0" w:tplc="04190001">
+      <w:start w:val="1"/>
+      <w:numFmt w:val="bullet"/>
+      <w:lvlText w:val=""/>
+      <w:lvlJc w:val="left"/>
+      <w:pPr>
+        <w:ind w:left="720" w:hanging="360"/>
+      </w:pPr>
+      <w:rPr>
+        <w:rFonts w:ascii="Symbol" w:hAnsi="Symbol" w:hint="default"/>
+      </w:rPr>
+    </w:lvl>
+    <w:lvl w:ilvl="1" w:tplc="04190003" w:tentative="1">
+      <w:start w:val="1"/>
+      <w:numFmt w:val="bullet"/>
+      <w:lvlText w:val="o"/>
+      <w:lvlJc w:val="left"/>
+      <w:pPr>
+        <w:ind w:left="1440" w:hanging="360"/>
+      </w:pPr>
+      <w:rPr>
+        <w:rFonts w:ascii="Courier New" w:hAnsi="Courier New" w:cs="Courier New" w:hint="default"/>
+      </w:rPr>
+    </w:lvl>
+    <w:lvl w:ilvl="2" w:tplc="04190005" w:tentative="1">
+      <w:start w:val="1"/>
+      <w:numFmt w:val="bullet"/>
+      <w:lvlText w:val=""/>
+      <w:lvlJc w:val="left"/>
+      <w:pPr>
+        <w:ind w:left="2160" w:hanging="360"/>
+      </w:pPr>
+      <w:rPr>
+        <w:rFonts w:ascii="Wingdings" w:hAnsi="Wingdings" w:hint="default"/>
+      </w:rPr>
+    </w:lvl>
+    <w:lvl w:ilvl="3" w:tplc="04190001" w:tentative="1">
+      <w:start w:val="1"/>
+      <w:numFmt w:val="bullet"/>
+      <w:lvlText w:val=""/>
+      <w:lvlJc w:val="left"/>
+      <w:pPr>
+        <w:ind w:left="2880" w:hanging="360"/>
+      </w:pPr>
+      <w:rPr>
+        <w:rFonts w:ascii="Symbol" w:hAnsi="Symbol" w:hint="default"/>
+      </w:rPr>
+    </w:lvl>
+    <w:lvl w:ilvl="4" w:tplc="04190003" w:tentative="1">
+      <w:start w:val="1"/>
+      <w:numFmt w:val="bullet"/>
+      <w:lvlText w:val="o"/>
+      <w:lvlJc w:val="left"/>
+      <w:pPr>
+        <w:ind w:left="3600" w:hanging="360"/>
+      </w:pPr>
+      <w:rPr>
+        <w:rFonts w:ascii="Courier New" w:hAnsi="Courier New" w:cs="Courier New" w:hint="default"/>
+      </w:rPr>
+    </w:lvl>
+    <w:lvl w:ilvl="5" w:tplc="04190005" w:tentative="1">
+      <w:start w:val="1"/>
+      <w:numFmt w:val="bullet"/>
+      <w:lvlText w:val=""/>
+      <w:lvlJc w:val="left"/>
+      <w:pPr>
+        <w:ind w:left="4320" w:hanging="360"/>
+      </w:pPr>
+      <w:rPr>
+        <w:rFonts w:ascii="Wingdings" w:hAnsi="Wingdings" w:hint="default"/>
+      </w:rPr>
+    </w:lvl>
+    <w:lvl w:ilvl="6" w:tplc="04190001" w:tentative="1">
+      <w:start w:val="1"/>
+      <w:numFmt w:val="bullet"/>
+      <w:lvlText w:val=""/>
+      <w:lvlJc w:val="left"/>
+      <w:pPr>
+        <w:ind w:left="5040" w:hanging="360"/>
+      </w:pPr>
+      <w:rPr>
+        <w:rFonts w:ascii="Symbol" w:hAnsi="Symbol" w:hint="default"/>
+      </w:rPr>
+    </w:lvl>
+    <w:lvl w:ilvl="7" w:tplc="04190003" w:tentative="1">
+      <w:start w:val="1"/>
+      <w:numFmt w:val="bullet"/>
+      <w:lvlText w:val="o"/>
+      <w:lvlJc w:val="left"/>
+      <w:pPr>
+        <w:ind w:left="5760" w:hanging="360"/>
+      </w:pPr>
+      <w:rPr>
+        <w:rFonts w:ascii="Courier New" w:hAnsi="Courier New" w:cs="Courier New" w:hint="default"/>
+      </w:rPr>
+    </w:lvl>
+    <w:lvl w:ilvl="8" w:tplc="04190005" w:tentative="1">
+      <w:start w:val="1"/>
+      <w:numFmt w:val="bullet"/>
+      <w:lvlText w:val=""/>
+      <w:lvlJc w:val="left"/>
+      <w:pPr>
+        <w:ind w:left="6480" w:hanging="360"/>
+      </w:pPr>
+      <w:rPr>
+        <w:rFonts w:ascii="Wingdings" w:hAnsi="Wingdings" w:hint="default"/>
+      </w:rPr>
+    </w:lvl>
+  </w:abstractNum>
+  <w:abstractNum w:abstractNumId="12" w15:restartNumberingAfterBreak="0">
     <w:nsid w:val="4AE8684D"/>
     <w:multiLevelType w:val="multilevel"/>
     <w:tmpl w:val="2B48E028"/>
@@ -26721,7 +32083,120 @@
       </w:rPr>
     </w:lvl>
   </w:abstractNum>
-  <w:abstractNum w:abstractNumId="11" w15:restartNumberingAfterBreak="0">
+  <w:abstractNum w:abstractNumId="13" w15:restartNumberingAfterBreak="0">
+    <w:nsid w:val="4D7D7254"/>
+    <w:multiLevelType w:val="hybridMultilevel"/>
+    <w:tmpl w:val="A02898FC"/>
+    <w:lvl w:ilvl="0" w:tplc="04190001">
+      <w:start w:val="1"/>
+      <w:numFmt w:val="bullet"/>
+      <w:lvlText w:val=""/>
+      <w:lvlJc w:val="left"/>
+      <w:pPr>
+        <w:ind w:left="720" w:hanging="360"/>
+      </w:pPr>
+      <w:rPr>
+        <w:rFonts w:ascii="Symbol" w:hAnsi="Symbol" w:hint="default"/>
+      </w:rPr>
+    </w:lvl>
+    <w:lvl w:ilvl="1" w:tplc="04190003" w:tentative="1">
+      <w:start w:val="1"/>
+      <w:numFmt w:val="bullet"/>
+      <w:lvlText w:val="o"/>
+      <w:lvlJc w:val="left"/>
+      <w:pPr>
+        <w:ind w:left="1440" w:hanging="360"/>
+      </w:pPr>
+      <w:rPr>
+        <w:rFonts w:ascii="Courier New" w:hAnsi="Courier New" w:cs="Courier New" w:hint="default"/>
+      </w:rPr>
+    </w:lvl>
+    <w:lvl w:ilvl="2" w:tplc="04190005" w:tentative="1">
+      <w:start w:val="1"/>
+      <w:numFmt w:val="bullet"/>
+      <w:lvlText w:val=""/>
+      <w:lvlJc w:val="left"/>
+      <w:pPr>
+        <w:ind w:left="2160" w:hanging="360"/>
+      </w:pPr>
+      <w:rPr>
+        <w:rFonts w:ascii="Wingdings" w:hAnsi="Wingdings" w:hint="default"/>
+      </w:rPr>
+    </w:lvl>
+    <w:lvl w:ilvl="3" w:tplc="04190001" w:tentative="1">
+      <w:start w:val="1"/>
+      <w:numFmt w:val="bullet"/>
+      <w:lvlText w:val=""/>
+      <w:lvlJc w:val="left"/>
+      <w:pPr>
+        <w:ind w:left="2880" w:hanging="360"/>
+      </w:pPr>
+      <w:rPr>
+        <w:rFonts w:ascii="Symbol" w:hAnsi="Symbol" w:hint="default"/>
+      </w:rPr>
+    </w:lvl>
+    <w:lvl w:ilvl="4" w:tplc="04190003" w:tentative="1">
+      <w:start w:val="1"/>
+      <w:numFmt w:val="bullet"/>
+      <w:lvlText w:val="o"/>
+      <w:lvlJc w:val="left"/>
+      <w:pPr>
+        <w:ind w:left="3600" w:hanging="360"/>
+      </w:pPr>
+      <w:rPr>
+        <w:rFonts w:ascii="Courier New" w:hAnsi="Courier New" w:cs="Courier New" w:hint="default"/>
+      </w:rPr>
+    </w:lvl>
+    <w:lvl w:ilvl="5" w:tplc="04190005" w:tentative="1">
+      <w:start w:val="1"/>
+      <w:numFmt w:val="bullet"/>
+      <w:lvlText w:val=""/>
+      <w:lvlJc w:val="left"/>
+      <w:pPr>
+        <w:ind w:left="4320" w:hanging="360"/>
+      </w:pPr>
+      <w:rPr>
+        <w:rFonts w:ascii="Wingdings" w:hAnsi="Wingdings" w:hint="default"/>
+      </w:rPr>
+    </w:lvl>
+    <w:lvl w:ilvl="6" w:tplc="04190001" w:tentative="1">
+      <w:start w:val="1"/>
+      <w:numFmt w:val="bullet"/>
+      <w:lvlText w:val=""/>
+      <w:lvlJc w:val="left"/>
+      <w:pPr>
+        <w:ind w:left="5040" w:hanging="360"/>
+      </w:pPr>
+      <w:rPr>
+        <w:rFonts w:ascii="Symbol" w:hAnsi="Symbol" w:hint="default"/>
+      </w:rPr>
+    </w:lvl>
+    <w:lvl w:ilvl="7" w:tplc="04190003" w:tentative="1">
+      <w:start w:val="1"/>
+      <w:numFmt w:val="bullet"/>
+      <w:lvlText w:val="o"/>
+      <w:lvlJc w:val="left"/>
+      <w:pPr>
+        <w:ind w:left="5760" w:hanging="360"/>
+      </w:pPr>
+      <w:rPr>
+        <w:rFonts w:ascii="Courier New" w:hAnsi="Courier New" w:cs="Courier New" w:hint="default"/>
+      </w:rPr>
+    </w:lvl>
+    <w:lvl w:ilvl="8" w:tplc="04190005" w:tentative="1">
+      <w:start w:val="1"/>
+      <w:numFmt w:val="bullet"/>
+      <w:lvlText w:val=""/>
+      <w:lvlJc w:val="left"/>
+      <w:pPr>
+        <w:ind w:left="6480" w:hanging="360"/>
+      </w:pPr>
+      <w:rPr>
+        <w:rFonts w:ascii="Wingdings" w:hAnsi="Wingdings" w:hint="default"/>
+      </w:rPr>
+    </w:lvl>
+  </w:abstractNum>
+  <w:abstractNum w:abstractNumId="14" w15:restartNumberingAfterBreak="0">
     <w:nsid w:val="4DFF7B7E"/>
     <w:multiLevelType w:val="multilevel"/>
     <w:tmpl w:val="CBBEB460"/>
@@ -26870,7 +32345,7 @@
       </w:rPr>
     </w:lvl>
   </w:abstractNum>
-  <w:abstractNum w:abstractNumId="12" w15:restartNumberingAfterBreak="0">
+  <w:abstractNum w:abstractNumId="15" w15:restartNumberingAfterBreak="0">
     <w:nsid w:val="4FC44C54"/>
     <w:multiLevelType w:val="multilevel"/>
     <w:tmpl w:val="00586964"/>
@@ -27019,7 +32494,7 @@
       </w:rPr>
     </w:lvl>
   </w:abstractNum>
-  <w:abstractNum w:abstractNumId="13" w15:restartNumberingAfterBreak="0">
+  <w:abstractNum w:abstractNumId="16" w15:restartNumberingAfterBreak="0">
     <w:nsid w:val="55D340EE"/>
     <w:multiLevelType w:val="multilevel"/>
     <w:tmpl w:val="71F409FE"/>
@@ -27168,7 +32643,7 @@
       </w:rPr>
     </w:lvl>
   </w:abstractNum>
-  <w:abstractNum w:abstractNumId="14" w15:restartNumberingAfterBreak="0">
+  <w:abstractNum w:abstractNumId="17" w15:restartNumberingAfterBreak="0">
     <w:nsid w:val="5B1E598F"/>
     <w:multiLevelType w:val="hybridMultilevel"/>
     <w:tmpl w:val="F9061408"/>
@@ -27281,7 +32756,120 @@
       </w:rPr>
     </w:lvl>
   </w:abstractNum>
-  <w:abstractNum w:abstractNumId="15" w15:restartNumberingAfterBreak="0">
+  <w:abstractNum w:abstractNumId="18" w15:restartNumberingAfterBreak="0">
+    <w:nsid w:val="5C69748B"/>
+    <w:multiLevelType w:val="hybridMultilevel"/>
+    <w:tmpl w:val="6FCA2326"/>
+    <w:lvl w:ilvl="0" w:tplc="04190001">
+      <w:start w:val="1"/>
+      <w:numFmt w:val="bullet"/>
+      <w:lvlText w:val=""/>
+      <w:lvlJc w:val="left"/>
+      <w:pPr>
+        <w:ind w:left="720" w:hanging="360"/>
+      </w:pPr>
+      <w:rPr>
+        <w:rFonts w:ascii="Symbol" w:hAnsi="Symbol" w:hint="default"/>
+      </w:rPr>
+    </w:lvl>
+    <w:lvl w:ilvl="1" w:tplc="04190003" w:tentative="1">
+      <w:start w:val="1"/>
+      <w:numFmt w:val="bullet"/>
+      <w:lvlText w:val="o"/>
+      <w:lvlJc w:val="left"/>
+      <w:pPr>
+        <w:ind w:left="1440" w:hanging="360"/>
+      </w:pPr>
+      <w:rPr>
+        <w:rFonts w:ascii="Courier New" w:hAnsi="Courier New" w:cs="Courier New" w:hint="default"/>
+      </w:rPr>
+    </w:lvl>
+    <w:lvl w:ilvl="2" w:tplc="04190005" w:tentative="1">
+      <w:start w:val="1"/>
+      <w:numFmt w:val="bullet"/>
+      <w:lvlText w:val=""/>
+      <w:lvlJc w:val="left"/>
+      <w:pPr>
+        <w:ind w:left="2160" w:hanging="360"/>
+      </w:pPr>
+      <w:rPr>
+        <w:rFonts w:ascii="Wingdings" w:hAnsi="Wingdings" w:hint="default"/>
+      </w:rPr>
+    </w:lvl>
+    <w:lvl w:ilvl="3" w:tplc="04190001" w:tentative="1">
+      <w:start w:val="1"/>
+      <w:numFmt w:val="bullet"/>
+      <w:lvlText w:val=""/>
+      <w:lvlJc w:val="left"/>
+      <w:pPr>
+        <w:ind w:left="2880" w:hanging="360"/>
+      </w:pPr>
+      <w:rPr>
+        <w:rFonts w:ascii="Symbol" w:hAnsi="Symbol" w:hint="default"/>
+      </w:rPr>
+    </w:lvl>
+    <w:lvl w:ilvl="4" w:tplc="04190003" w:tentative="1">
+      <w:start w:val="1"/>
+      <w:numFmt w:val="bullet"/>
+      <w:lvlText w:val="o"/>
+      <w:lvlJc w:val="left"/>
+      <w:pPr>
+        <w:ind w:left="3600" w:hanging="360"/>
+      </w:pPr>
+      <w:rPr>
+        <w:rFonts w:ascii="Courier New" w:hAnsi="Courier New" w:cs="Courier New" w:hint="default"/>
+      </w:rPr>
+    </w:lvl>
+    <w:lvl w:ilvl="5" w:tplc="04190005" w:tentative="1">
+      <w:start w:val="1"/>
+      <w:numFmt w:val="bullet"/>
+      <w:lvlText w:val=""/>
+      <w:lvlJc w:val="left"/>
+      <w:pPr>
+        <w:ind w:left="4320" w:hanging="360"/>
+      </w:pPr>
+      <w:rPr>
+        <w:rFonts w:ascii="Wingdings" w:hAnsi="Wingdings" w:hint="default"/>
+      </w:rPr>
+    </w:lvl>
+    <w:lvl w:ilvl="6" w:tplc="04190001" w:tentative="1">
+      <w:start w:val="1"/>
+      <w:numFmt w:val="bullet"/>
+      <w:lvlText w:val=""/>
+      <w:lvlJc w:val="left"/>
+      <w:pPr>
+        <w:ind w:left="5040" w:hanging="360"/>
+      </w:pPr>
+      <w:rPr>
+        <w:rFonts w:ascii="Symbol" w:hAnsi="Symbol" w:hint="default"/>
+      </w:rPr>
+    </w:lvl>
+    <w:lvl w:ilvl="7" w:tplc="04190003" w:tentative="1">
+      <w:start w:val="1"/>
+      <w:numFmt w:val="bullet"/>
+      <w:lvlText w:val="o"/>
+      <w:lvlJc w:val="left"/>
+      <w:pPr>
+        <w:ind w:left="5760" w:hanging="360"/>
+      </w:pPr>
+      <w:rPr>
+        <w:rFonts w:ascii="Courier New" w:hAnsi="Courier New" w:cs="Courier New" w:hint="default"/>
+      </w:rPr>
+    </w:lvl>
+    <w:lvl w:ilvl="8" w:tplc="04190005" w:tentative="1">
+      <w:start w:val="1"/>
+      <w:numFmt w:val="bullet"/>
+      <w:lvlText w:val=""/>
+      <w:lvlJc w:val="left"/>
+      <w:pPr>
+        <w:ind w:left="6480" w:hanging="360"/>
+      </w:pPr>
+      <w:rPr>
+        <w:rFonts w:ascii="Wingdings" w:hAnsi="Wingdings" w:hint="default"/>
+      </w:rPr>
+    </w:lvl>
+  </w:abstractNum>
+  <w:abstractNum w:abstractNumId="19" w15:restartNumberingAfterBreak="0">
     <w:nsid w:val="61F24FE9"/>
     <w:multiLevelType w:val="multilevel"/>
     <w:tmpl w:val="EB604178"/>
@@ -27430,7 +33018,7 @@
       </w:rPr>
     </w:lvl>
   </w:abstractNum>
-  <w:abstractNum w:abstractNumId="16" w15:restartNumberingAfterBreak="0">
+  <w:abstractNum w:abstractNumId="20" w15:restartNumberingAfterBreak="0">
     <w:nsid w:val="675201DA"/>
     <w:multiLevelType w:val="hybridMultilevel"/>
     <w:tmpl w:val="60CAB9B4"/>
@@ -27543,7 +33131,7 @@
       </w:rPr>
     </w:lvl>
   </w:abstractNum>
-  <w:abstractNum w:abstractNumId="17" w15:restartNumberingAfterBreak="0">
+  <w:abstractNum w:abstractNumId="21" w15:restartNumberingAfterBreak="0">
     <w:nsid w:val="6AF62222"/>
     <w:multiLevelType w:val="multilevel"/>
     <w:tmpl w:val="3B00E3FC"/>
@@ -27692,7 +33280,7 @@
       </w:rPr>
     </w:lvl>
   </w:abstractNum>
-  <w:abstractNum w:abstractNumId="18" w15:restartNumberingAfterBreak="0">
+  <w:abstractNum w:abstractNumId="22" w15:restartNumberingAfterBreak="0">
     <w:nsid w:val="6CEE34B5"/>
     <w:multiLevelType w:val="multilevel"/>
     <w:tmpl w:val="9086EF6A"/>
@@ -27841,7 +33429,7 @@
       </w:rPr>
     </w:lvl>
   </w:abstractNum>
-  <w:abstractNum w:abstractNumId="19" w15:restartNumberingAfterBreak="0">
+  <w:abstractNum w:abstractNumId="23" w15:restartNumberingAfterBreak="0">
     <w:nsid w:val="6D2909DE"/>
     <w:multiLevelType w:val="multilevel"/>
     <w:tmpl w:val="77BE203A"/>
@@ -27990,7 +33578,7 @@
       </w:rPr>
     </w:lvl>
   </w:abstractNum>
-  <w:abstractNum w:abstractNumId="20" w15:restartNumberingAfterBreak="0">
+  <w:abstractNum w:abstractNumId="24" w15:restartNumberingAfterBreak="0">
     <w:nsid w:val="70CF0672"/>
     <w:multiLevelType w:val="multilevel"/>
     <w:tmpl w:val="F3EC6DE6"/>
@@ -28139,7 +33727,7 @@
       </w:rPr>
     </w:lvl>
   </w:abstractNum>
-  <w:abstractNum w:abstractNumId="21" w15:restartNumberingAfterBreak="0">
+  <w:abstractNum w:abstractNumId="25" w15:restartNumberingAfterBreak="0">
     <w:nsid w:val="71686512"/>
     <w:multiLevelType w:val="multilevel"/>
     <w:tmpl w:val="6360F4F8"/>
@@ -28288,7 +33876,7 @@
       </w:rPr>
     </w:lvl>
   </w:abstractNum>
-  <w:abstractNum w:abstractNumId="22" w15:restartNumberingAfterBreak="0">
+  <w:abstractNum w:abstractNumId="26" w15:restartNumberingAfterBreak="0">
     <w:nsid w:val="7DC00BC5"/>
     <w:multiLevelType w:val="hybridMultilevel"/>
     <w:tmpl w:val="5798D810"/>
@@ -28414,7 +34002,7 @@
     <w:lvlOverride w:ilvl="8"/>
   </w:num>
   <w:num w:numId="2">
-    <w:abstractNumId w:val="17"/>
+    <w:abstractNumId w:val="21"/>
     <w:lvlOverride w:ilvl="0"/>
     <w:lvlOverride w:ilvl="1"/>
     <w:lvlOverride w:ilvl="2"/>
@@ -28426,7 +34014,7 @@
     <w:lvlOverride w:ilvl="8"/>
   </w:num>
   <w:num w:numId="3">
-    <w:abstractNumId w:val="18"/>
+    <w:abstractNumId w:val="22"/>
     <w:lvlOverride w:ilvl="0"/>
     <w:lvlOverride w:ilvl="1"/>
     <w:lvlOverride w:ilvl="2"/>
@@ -28450,7 +34038,7 @@
     <w:lvlOverride w:ilvl="8"/>
   </w:num>
   <w:num w:numId="5">
-    <w:abstractNumId w:val="10"/>
+    <w:abstractNumId w:val="12"/>
     <w:lvlOverride w:ilvl="0"/>
     <w:lvlOverride w:ilvl="1"/>
     <w:lvlOverride w:ilvl="2"/>
@@ -28462,7 +34050,7 @@
     <w:lvlOverride w:ilvl="8"/>
   </w:num>
   <w:num w:numId="6">
-    <w:abstractNumId w:val="20"/>
+    <w:abstractNumId w:val="24"/>
     <w:lvlOverride w:ilvl="0"/>
     <w:lvlOverride w:ilvl="1"/>
     <w:lvlOverride w:ilvl="2"/>
@@ -28486,7 +34074,7 @@
     <w:lvlOverride w:ilvl="8"/>
   </w:num>
   <w:num w:numId="8">
-    <w:abstractNumId w:val="13"/>
+    <w:abstractNumId w:val="16"/>
     <w:lvlOverride w:ilvl="0"/>
     <w:lvlOverride w:ilvl="1"/>
     <w:lvlOverride w:ilvl="2"/>
@@ -28498,7 +34086,7 @@
     <w:lvlOverride w:ilvl="8"/>
   </w:num>
   <w:num w:numId="9">
-    <w:abstractNumId w:val="19"/>
+    <w:abstractNumId w:val="23"/>
     <w:lvlOverride w:ilvl="0"/>
     <w:lvlOverride w:ilvl="1"/>
     <w:lvlOverride w:ilvl="2"/>
@@ -28510,7 +34098,7 @@
     <w:lvlOverride w:ilvl="8"/>
   </w:num>
   <w:num w:numId="10">
-    <w:abstractNumId w:val="15"/>
+    <w:abstractNumId w:val="19"/>
     <w:lvlOverride w:ilvl="0"/>
     <w:lvlOverride w:ilvl="1"/>
     <w:lvlOverride w:ilvl="2"/>
@@ -28546,7 +34134,7 @@
     <w:lvlOverride w:ilvl="8"/>
   </w:num>
   <w:num w:numId="13">
-    <w:abstractNumId w:val="21"/>
+    <w:abstractNumId w:val="25"/>
     <w:lvlOverride w:ilvl="0"/>
     <w:lvlOverride w:ilvl="1"/>
     <w:lvlOverride w:ilvl="2"/>
@@ -28582,7 +34170,7 @@
     <w:lvlOverride w:ilvl="8"/>
   </w:num>
   <w:num w:numId="16">
-    <w:abstractNumId w:val="12"/>
+    <w:abstractNumId w:val="15"/>
     <w:lvlOverride w:ilvl="0"/>
     <w:lvlOverride w:ilvl="1"/>
     <w:lvlOverride w:ilvl="2"/>
@@ -28594,7 +34182,7 @@
     <w:lvlOverride w:ilvl="8"/>
   </w:num>
   <w:num w:numId="17">
-    <w:abstractNumId w:val="11"/>
+    <w:abstractNumId w:val="14"/>
     <w:lvlOverride w:ilvl="0"/>
     <w:lvlOverride w:ilvl="1"/>
     <w:lvlOverride w:ilvl="2"/>
@@ -28606,22 +34194,34 @@
     <w:lvlOverride w:ilvl="8"/>
   </w:num>
   <w:num w:numId="18">
-    <w:abstractNumId w:val="14"/>
+    <w:abstractNumId w:val="17"/>
   </w:num>
   <w:num w:numId="19">
-    <w:abstractNumId w:val="22"/>
+    <w:abstractNumId w:val="26"/>
   </w:num>
   <w:num w:numId="20">
-    <w:abstractNumId w:val="16"/>
+    <w:abstractNumId w:val="20"/>
   </w:num>
   <w:num w:numId="21">
-    <w:abstractNumId w:val="9"/>
+    <w:abstractNumId w:val="10"/>
   </w:num>
   <w:num w:numId="22">
     <w:abstractNumId w:val="5"/>
   </w:num>
   <w:num w:numId="23">
     <w:abstractNumId w:val="0"/>
+  </w:num>
+  <w:num w:numId="24">
+    <w:abstractNumId w:val="18"/>
+  </w:num>
+  <w:num w:numId="25">
+    <w:abstractNumId w:val="9"/>
+  </w:num>
+  <w:num w:numId="26">
+    <w:abstractNumId w:val="13"/>
+  </w:num>
+  <w:num w:numId="27">
+    <w:abstractNumId w:val="11"/>
   </w:num>
   <w:numIdMacAtCleanup w:val="17"/>
 </w:numbering>
@@ -29271,6 +34871,11 @@
     <w:basedOn w:val="a0"/>
     <w:rsid w:val="00FD2D38"/>
   </w:style>
+  <w:style w:type="character" w:customStyle="1" w:styleId="markdown-italics-text">
+    <w:name w:val="markdown-italics-text"/>
+    <w:basedOn w:val="a0"/>
+    <w:rsid w:val="003F31C4"/>
+  </w:style>
 </w:styles>
 </file>
 
